--- a/report/BSc DS - CIS- 6005- 20286254.docx
+++ b/report/BSc DS - CIS- 6005- 20286254.docx
@@ -13826,21 +13826,12 @@
       <w:r>
         <w:t xml:space="preserve">Machine Learning (ML) is a subfield of Artificial Intelligence (AI) that focuses on developing algorithms that can learn patterns from data and make predictions or choices without being explicitly programmed for each task. Instead of adhering to rigid rules, ML models improve their performance via experience—by training on previous data and applying learnt patterns to new, unknown data. (Bergmann, </w:t>
       </w:r>
-      <w:proofErr w:type="gramStart"/>
       <w:r>
         <w:rPr>
           <w:i/>
           <w:iCs/>
         </w:rPr>
-        <w:t>What</w:t>
-      </w:r>
-      <w:proofErr w:type="gramEnd"/>
-      <w:r>
-        <w:rPr>
-          <w:i/>
-          <w:iCs/>
-        </w:rPr>
-        <w:t xml:space="preserve"> is machine learning?</w:t>
+        <w:t>What is machine learning?</w:t>
       </w:r>
       <w:r>
         <w:t xml:space="preserve"> 2026)</w:t>
@@ -13856,23 +13847,7 @@
         <w:spacing w:line="360" w:lineRule="auto"/>
       </w:pPr>
       <w:r>
-        <w:t xml:space="preserve">Computational Intelligence builds on these ideas by emphasizing adaptive learning algorithms capable of tackling complicated, unpredictable, and nonlinear situations. </w:t>
-      </w:r>
-      <w:proofErr w:type="gramStart"/>
-      <w:r>
-        <w:t>Instead</w:t>
-      </w:r>
-      <w:proofErr w:type="gramEnd"/>
-      <w:r>
-        <w:t xml:space="preserve"> </w:t>
-      </w:r>
-      <w:proofErr w:type="gramStart"/>
-      <w:r>
-        <w:t>than</w:t>
-      </w:r>
-      <w:proofErr w:type="gramEnd"/>
-      <w:r>
-        <w:t xml:space="preserve"> relying on human rules, Computational Intelligence systems continually improve their performance based on experience and data.</w:t>
+        <w:t>Computational Intelligence builds on these ideas by emphasizing adaptive learning algorithms capable of tackling complicated, unpredictable, and nonlinear situations. Instead than relying on human rules, Computational Intelligence systems continually improve their performance based on experience and data.</w:t>
       </w:r>
     </w:p>
     <w:p>
@@ -13944,24 +13919,14 @@
                             <w:r>
                               <w:t xml:space="preserve">Figure </w:t>
                             </w:r>
-                            <w:r>
-                              <w:fldChar w:fldCharType="begin"/>
-                            </w:r>
-                            <w:r>
-                              <w:instrText xml:space="preserve"> SEQ Figure \* ARABIC </w:instrText>
-                            </w:r>
-                            <w:r>
-                              <w:fldChar w:fldCharType="separate"/>
-                            </w:r>
-                            <w:r>
-                              <w:rPr>
-                                <w:noProof/>
-                              </w:rPr>
-                              <w:t>1</w:t>
-                            </w:r>
-                            <w:r>
-                              <w:fldChar w:fldCharType="end"/>
-                            </w:r>
+                            <w:fldSimple w:instr=" SEQ Figure \* ARABIC ">
+                              <w:r>
+                                <w:rPr>
+                                  <w:noProof/>
+                                </w:rPr>
+                                <w:t>1</w:t>
+                              </w:r>
+                            </w:fldSimple>
                             <w:r>
                               <w:rPr>
                                 <w:i w:val="0"/>
@@ -14186,11 +14151,11 @@
       <w:pPr>
         <w:pStyle w:val="Heading2"/>
       </w:pPr>
-      <w:bookmarkStart w:id="63" w:name="_Toc236801071"/>
+      <w:bookmarkStart w:id="62" w:name="_Toc236801071"/>
       <w:r>
         <w:t>Characteristics of Computational Intelligence</w:t>
       </w:r>
-      <w:bookmarkEnd w:id="63"/>
+      <w:bookmarkEnd w:id="62"/>
     </w:p>
     <w:p/>
     <w:p>
@@ -14414,11 +14379,11 @@
       <w:r>
         <w:t xml:space="preserve"> </w:t>
       </w:r>
-      <w:bookmarkStart w:id="64" w:name="_Toc236801072"/>
+      <w:bookmarkStart w:id="63" w:name="_Toc236801072"/>
       <w:r>
         <w:t>Difference Between Traditional Artificial Intelligence and Computational Intelligence</w:t>
       </w:r>
-      <w:bookmarkEnd w:id="64"/>
+      <w:bookmarkEnd w:id="63"/>
     </w:p>
     <w:p/>
     <w:p>
@@ -14644,32 +14609,22 @@
         <w:pStyle w:val="Caption"/>
         <w:spacing w:line="360" w:lineRule="auto"/>
       </w:pPr>
-      <w:bookmarkStart w:id="65" w:name="_Toc236797374"/>
+      <w:bookmarkStart w:id="64" w:name="_Toc236797374"/>
       <w:r>
         <w:t xml:space="preserve">Table </w:t>
       </w:r>
-      <w:r>
-        <w:fldChar w:fldCharType="begin"/>
-      </w:r>
-      <w:r>
-        <w:instrText xml:space="preserve"> SEQ Table \* ARABIC </w:instrText>
-      </w:r>
-      <w:r>
-        <w:fldChar w:fldCharType="separate"/>
-      </w:r>
-      <w:r>
-        <w:rPr>
-          <w:noProof/>
-        </w:rPr>
-        <w:t>1</w:t>
-      </w:r>
-      <w:r>
-        <w:fldChar w:fldCharType="end"/>
-      </w:r>
+      <w:fldSimple w:instr=" SEQ Table \* ARABIC ">
+        <w:r>
+          <w:rPr>
+            <w:noProof/>
+          </w:rPr>
+          <w:t>1</w:t>
+        </w:r>
+      </w:fldSimple>
       <w:r>
         <w:t>comprision table between Traditional AI AND CI</w:t>
       </w:r>
-      <w:bookmarkEnd w:id="65"/>
+      <w:bookmarkEnd w:id="64"/>
     </w:p>
     <w:p>
       <w:pPr>
@@ -14779,11 +14734,11 @@
       <w:r>
         <w:t xml:space="preserve"> </w:t>
       </w:r>
-      <w:bookmarkStart w:id="66" w:name="_Toc236801073"/>
+      <w:bookmarkStart w:id="65" w:name="_Toc236801073"/>
       <w:r>
         <w:t>Why Computational Intelligence Was Selected for This Project</w:t>
       </w:r>
-      <w:bookmarkEnd w:id="66"/>
+      <w:bookmarkEnd w:id="65"/>
     </w:p>
     <w:p>
       <w:pPr>
@@ -14977,15 +14932,7 @@
         <w:spacing w:line="360" w:lineRule="auto"/>
       </w:pPr>
       <w:r>
-        <w:t xml:space="preserve">Every model was evaluated using accuracy, precision, </w:t>
-      </w:r>
-      <w:proofErr w:type="gramStart"/>
-      <w:r>
-        <w:t>Recall ,</w:t>
-      </w:r>
-      <w:proofErr w:type="gramEnd"/>
-      <w:r>
-        <w:t xml:space="preserve"> F1- score and ROC-AUC among these, which </w:t>
+        <w:t xml:space="preserve">Every model was evaluated using accuracy, precision, Recall , F1- score and ROC-AUC among these, which </w:t>
       </w:r>
       <w:r>
         <w:t xml:space="preserve">achieved the highest overall predictive performance and was selected for deployment in the </w:t>
@@ -15003,40 +14950,40 @@
       <w:pPr>
         <w:pStyle w:val="Heading2"/>
       </w:pPr>
-      <w:bookmarkStart w:id="67" w:name="_Toc236801074"/>
+      <w:bookmarkStart w:id="66" w:name="_Toc236801074"/>
       <w:r>
         <w:t>Summary</w:t>
       </w:r>
+      <w:bookmarkEnd w:id="66"/>
+      <w:r>
+        <w:t xml:space="preserve">  </w:t>
+      </w:r>
+    </w:p>
+    <w:p>
+      <w:pPr>
+        <w:spacing w:line="360" w:lineRule="auto"/>
+      </w:pPr>
+      <w:r>
+        <w:t>This chapter introduced the concept of Computational Intelligence and explained its relationship with Artificial Intelligence and Machine Learning. It also compared Computational Intelligence with traditional rule-based AI approaches and discussed why data-driven learning techniques are more suitable for customer churn prediction. Based on the comparative evaluation of five machine learning models, XGBoost was selected as the final predictive model due to its strong performance and suitability for real-world deployment. The next chapter presents a literature review of recent research on customer churn prediction using Computational Intelligence techniques.</w:t>
+      </w:r>
+    </w:p>
+    <w:p>
+      <w:pPr>
+        <w:spacing w:line="360" w:lineRule="auto"/>
+      </w:pPr>
+    </w:p>
+    <w:p>
+      <w:pPr>
+        <w:pStyle w:val="Heading1"/>
+      </w:pPr>
+      <w:bookmarkStart w:id="67" w:name="_Toc236801075"/>
+      <w:r>
+        <w:t xml:space="preserve">Task B </w:t>
+      </w:r>
+      <w:r>
+        <w:t>Literature Review</w:t>
+      </w:r>
       <w:bookmarkEnd w:id="67"/>
-      <w:r>
-        <w:t xml:space="preserve">  </w:t>
-      </w:r>
-    </w:p>
-    <w:p>
-      <w:pPr>
-        <w:spacing w:line="360" w:lineRule="auto"/>
-      </w:pPr>
-      <w:r>
-        <w:t>This chapter introduced the concept of Computational Intelligence and explained its relationship with Artificial Intelligence and Machine Learning. It also compared Computational Intelligence with traditional rule-based AI approaches and discussed why data-driven learning techniques are more suitable for customer churn prediction. Based on the comparative evaluation of five machine learning models, XGBoost was selected as the final predictive model due to its strong performance and suitability for real-world deployment. The next chapter presents a literature review of recent research on customer churn prediction using Computational Intelligence techniques.</w:t>
-      </w:r>
-    </w:p>
-    <w:p>
-      <w:pPr>
-        <w:spacing w:line="360" w:lineRule="auto"/>
-      </w:pPr>
-    </w:p>
-    <w:p>
-      <w:pPr>
-        <w:pStyle w:val="Heading1"/>
-      </w:pPr>
-      <w:bookmarkStart w:id="68" w:name="_Toc236801075"/>
-      <w:r>
-        <w:t xml:space="preserve">Task B </w:t>
-      </w:r>
-      <w:r>
-        <w:t>Literature Review</w:t>
-      </w:r>
-      <w:bookmarkEnd w:id="68"/>
     </w:p>
     <w:p>
       <w:pPr>
@@ -15062,18 +15009,18 @@
           <w:vanish/>
         </w:rPr>
       </w:pPr>
-      <w:bookmarkStart w:id="69" w:name="_Toc236750806"/>
-      <w:bookmarkStart w:id="70" w:name="_Toc236782961"/>
-      <w:bookmarkStart w:id="71" w:name="_Toc236794563"/>
-      <w:bookmarkStart w:id="72" w:name="_Toc236797260"/>
-      <w:bookmarkStart w:id="73" w:name="_Toc236797403"/>
-      <w:bookmarkStart w:id="74" w:name="_Toc236801076"/>
+      <w:bookmarkStart w:id="68" w:name="_Toc236750806"/>
+      <w:bookmarkStart w:id="69" w:name="_Toc236782961"/>
+      <w:bookmarkStart w:id="70" w:name="_Toc236794563"/>
+      <w:bookmarkStart w:id="71" w:name="_Toc236797260"/>
+      <w:bookmarkStart w:id="72" w:name="_Toc236797403"/>
+      <w:bookmarkStart w:id="73" w:name="_Toc236801076"/>
+      <w:bookmarkEnd w:id="68"/>
       <w:bookmarkEnd w:id="69"/>
       <w:bookmarkEnd w:id="70"/>
       <w:bookmarkEnd w:id="71"/>
       <w:bookmarkEnd w:id="72"/>
       <w:bookmarkEnd w:id="73"/>
-      <w:bookmarkEnd w:id="74"/>
     </w:p>
     <w:p>
       <w:pPr>
@@ -15089,18 +15036,18 @@
           <w:vanish/>
         </w:rPr>
       </w:pPr>
-      <w:bookmarkStart w:id="75" w:name="_Toc236750807"/>
-      <w:bookmarkStart w:id="76" w:name="_Toc236782962"/>
-      <w:bookmarkStart w:id="77" w:name="_Toc236794564"/>
-      <w:bookmarkStart w:id="78" w:name="_Toc236797261"/>
-      <w:bookmarkStart w:id="79" w:name="_Toc236797404"/>
-      <w:bookmarkStart w:id="80" w:name="_Toc236801077"/>
+      <w:bookmarkStart w:id="74" w:name="_Toc236750807"/>
+      <w:bookmarkStart w:id="75" w:name="_Toc236782962"/>
+      <w:bookmarkStart w:id="76" w:name="_Toc236794564"/>
+      <w:bookmarkStart w:id="77" w:name="_Toc236797261"/>
+      <w:bookmarkStart w:id="78" w:name="_Toc236797404"/>
+      <w:bookmarkStart w:id="79" w:name="_Toc236801077"/>
+      <w:bookmarkEnd w:id="74"/>
       <w:bookmarkEnd w:id="75"/>
       <w:bookmarkEnd w:id="76"/>
       <w:bookmarkEnd w:id="77"/>
       <w:bookmarkEnd w:id="78"/>
       <w:bookmarkEnd w:id="79"/>
-      <w:bookmarkEnd w:id="80"/>
     </w:p>
     <w:p>
       <w:pPr>
@@ -15116,18 +15063,18 @@
           <w:vanish/>
         </w:rPr>
       </w:pPr>
-      <w:bookmarkStart w:id="81" w:name="_Toc236750808"/>
-      <w:bookmarkStart w:id="82" w:name="_Toc236782963"/>
-      <w:bookmarkStart w:id="83" w:name="_Toc236794565"/>
-      <w:bookmarkStart w:id="84" w:name="_Toc236797262"/>
-      <w:bookmarkStart w:id="85" w:name="_Toc236797405"/>
-      <w:bookmarkStart w:id="86" w:name="_Toc236801078"/>
+      <w:bookmarkStart w:id="80" w:name="_Toc236750808"/>
+      <w:bookmarkStart w:id="81" w:name="_Toc236782963"/>
+      <w:bookmarkStart w:id="82" w:name="_Toc236794565"/>
+      <w:bookmarkStart w:id="83" w:name="_Toc236797262"/>
+      <w:bookmarkStart w:id="84" w:name="_Toc236797405"/>
+      <w:bookmarkStart w:id="85" w:name="_Toc236801078"/>
+      <w:bookmarkEnd w:id="80"/>
       <w:bookmarkEnd w:id="81"/>
       <w:bookmarkEnd w:id="82"/>
       <w:bookmarkEnd w:id="83"/>
       <w:bookmarkEnd w:id="84"/>
       <w:bookmarkEnd w:id="85"/>
-      <w:bookmarkEnd w:id="86"/>
     </w:p>
     <w:p>
       <w:pPr>
@@ -15143,18 +15090,18 @@
           <w:vanish/>
         </w:rPr>
       </w:pPr>
-      <w:bookmarkStart w:id="87" w:name="_Toc236750809"/>
-      <w:bookmarkStart w:id="88" w:name="_Toc236782964"/>
-      <w:bookmarkStart w:id="89" w:name="_Toc236794566"/>
-      <w:bookmarkStart w:id="90" w:name="_Toc236797263"/>
-      <w:bookmarkStart w:id="91" w:name="_Toc236797406"/>
-      <w:bookmarkStart w:id="92" w:name="_Toc236801079"/>
+      <w:bookmarkStart w:id="86" w:name="_Toc236750809"/>
+      <w:bookmarkStart w:id="87" w:name="_Toc236782964"/>
+      <w:bookmarkStart w:id="88" w:name="_Toc236794566"/>
+      <w:bookmarkStart w:id="89" w:name="_Toc236797263"/>
+      <w:bookmarkStart w:id="90" w:name="_Toc236797406"/>
+      <w:bookmarkStart w:id="91" w:name="_Toc236801079"/>
+      <w:bookmarkEnd w:id="86"/>
       <w:bookmarkEnd w:id="87"/>
       <w:bookmarkEnd w:id="88"/>
       <w:bookmarkEnd w:id="89"/>
       <w:bookmarkEnd w:id="90"/>
       <w:bookmarkEnd w:id="91"/>
-      <w:bookmarkEnd w:id="92"/>
     </w:p>
     <w:p>
       <w:pPr>
@@ -15170,18 +15117,18 @@
           <w:vanish/>
         </w:rPr>
       </w:pPr>
-      <w:bookmarkStart w:id="93" w:name="_Toc236750810"/>
-      <w:bookmarkStart w:id="94" w:name="_Toc236782965"/>
-      <w:bookmarkStart w:id="95" w:name="_Toc236794567"/>
-      <w:bookmarkStart w:id="96" w:name="_Toc236797264"/>
-      <w:bookmarkStart w:id="97" w:name="_Toc236797407"/>
-      <w:bookmarkStart w:id="98" w:name="_Toc236801080"/>
+      <w:bookmarkStart w:id="92" w:name="_Toc236750810"/>
+      <w:bookmarkStart w:id="93" w:name="_Toc236782965"/>
+      <w:bookmarkStart w:id="94" w:name="_Toc236794567"/>
+      <w:bookmarkStart w:id="95" w:name="_Toc236797264"/>
+      <w:bookmarkStart w:id="96" w:name="_Toc236797407"/>
+      <w:bookmarkStart w:id="97" w:name="_Toc236801080"/>
+      <w:bookmarkEnd w:id="92"/>
       <w:bookmarkEnd w:id="93"/>
       <w:bookmarkEnd w:id="94"/>
       <w:bookmarkEnd w:id="95"/>
       <w:bookmarkEnd w:id="96"/>
       <w:bookmarkEnd w:id="97"/>
-      <w:bookmarkEnd w:id="98"/>
     </w:p>
     <w:p>
       <w:pPr>
@@ -15202,31 +15149,31 @@
           <w:szCs w:val="26"/>
         </w:rPr>
       </w:pPr>
-      <w:bookmarkStart w:id="99" w:name="_Toc236750811"/>
-      <w:bookmarkStart w:id="100" w:name="_Toc236782966"/>
-      <w:bookmarkStart w:id="101" w:name="_Toc236794568"/>
-      <w:bookmarkStart w:id="102" w:name="_Toc236797265"/>
-      <w:bookmarkStart w:id="103" w:name="_Toc236797408"/>
-      <w:bookmarkStart w:id="104" w:name="_Toc236801081"/>
+      <w:bookmarkStart w:id="98" w:name="_Toc236750811"/>
+      <w:bookmarkStart w:id="99" w:name="_Toc236782966"/>
+      <w:bookmarkStart w:id="100" w:name="_Toc236794568"/>
+      <w:bookmarkStart w:id="101" w:name="_Toc236797265"/>
+      <w:bookmarkStart w:id="102" w:name="_Toc236797408"/>
+      <w:bookmarkStart w:id="103" w:name="_Toc236801081"/>
+      <w:bookmarkEnd w:id="98"/>
       <w:bookmarkEnd w:id="99"/>
       <w:bookmarkEnd w:id="100"/>
       <w:bookmarkEnd w:id="101"/>
       <w:bookmarkEnd w:id="102"/>
       <w:bookmarkEnd w:id="103"/>
+    </w:p>
+    <w:p>
+      <w:pPr>
+        <w:pStyle w:val="Heading2"/>
+      </w:pPr>
+      <w:bookmarkStart w:id="104" w:name="_Toc236801082"/>
+      <w:r>
+        <w:t>Introduction</w:t>
+      </w:r>
       <w:bookmarkEnd w:id="104"/>
     </w:p>
     <w:p>
       <w:pPr>
-        <w:pStyle w:val="Heading2"/>
-      </w:pPr>
-      <w:bookmarkStart w:id="105" w:name="_Toc236801082"/>
-      <w:r>
-        <w:t>Introduction</w:t>
-      </w:r>
-      <w:bookmarkEnd w:id="105"/>
-    </w:p>
-    <w:p>
-      <w:pPr>
         <w:spacing w:line="360" w:lineRule="auto"/>
       </w:pPr>
       <w:r>
@@ -15248,15 +15195,7 @@
         <w:t xml:space="preserve">field </w:t>
       </w:r>
       <w:r>
-        <w:t xml:space="preserve">customer churn predication has become important research </w:t>
-      </w:r>
-      <w:proofErr w:type="gramStart"/>
-      <w:r>
-        <w:t>are</w:t>
-      </w:r>
-      <w:proofErr w:type="gramEnd"/>
-      <w:r>
-        <w:t xml:space="preserve"> because retaining existing customers is significantly more cost-effective compared to acquiring new ones. With the increasing availability of customer behavioral data, Computational intelligence and machine learning technologies are widely adopted for predicting customer attrition across industries such as banking, telecommunication, insurance, and online services. </w:t>
+        <w:t xml:space="preserve">customer churn predication has become important research are because retaining existing customers is significantly more cost-effective compared to acquiring new ones. With the increasing availability of customer behavioral data, Computational intelligence and machine learning technologies are widely adopted for predicting customer attrition across industries such as banking, telecommunication, insurance, and online services. </w:t>
       </w:r>
       <w:r>
         <w:t xml:space="preserve">Researchers have proposed various predictive models ranging from traditional machine learning algorithms to </w:t>
@@ -15271,7 +15210,7 @@
       <w:pPr>
         <w:pStyle w:val="Heading2"/>
       </w:pPr>
-      <w:bookmarkStart w:id="106" w:name="_Toc236801083"/>
+      <w:bookmarkStart w:id="105" w:name="_Toc236801083"/>
       <w:r>
         <w:t>Review of Study 1 – Customer Churn Prediction System: A Machine Learning Approach (2021)</w:t>
       </w:r>
@@ -15297,7 +15236,7 @@
       <w:r>
         <w:t>., 2022)</w:t>
       </w:r>
-      <w:bookmarkEnd w:id="106"/>
+      <w:bookmarkEnd w:id="105"/>
     </w:p>
     <w:p/>
     <w:p>
@@ -15362,7 +15301,7 @@
       <w:pPr>
         <w:pStyle w:val="Heading2"/>
       </w:pPr>
-      <w:bookmarkStart w:id="107" w:name="_Toc236801084"/>
+      <w:bookmarkStart w:id="106" w:name="_Toc236801084"/>
       <w:r>
         <w:lastRenderedPageBreak/>
         <w:t>Review of Study 2 – Springer Book Chapter</w:t>
@@ -15386,7 +15325,7 @@
         </w:rPr>
         <w:t>(after confirming the authors)</w:t>
       </w:r>
-      <w:bookmarkEnd w:id="107"/>
+      <w:bookmarkEnd w:id="106"/>
     </w:p>
     <w:p>
       <w:pPr>
@@ -15464,7 +15403,7 @@
       <w:pPr>
         <w:pStyle w:val="Heading2"/>
       </w:pPr>
-      <w:bookmarkStart w:id="108" w:name="_Toc236801085"/>
+      <w:bookmarkStart w:id="107" w:name="_Toc236801085"/>
       <w:r>
         <w:t>Review of Study 3 – Applied Intelligence (2025)</w:t>
       </w:r>
@@ -15490,7 +15429,7 @@
       <w:r>
         <w:t>., 2026)</w:t>
       </w:r>
-      <w:bookmarkEnd w:id="108"/>
+      <w:bookmarkEnd w:id="107"/>
     </w:p>
     <w:p/>
     <w:p>
@@ -15552,7 +15491,7 @@
       <w:pPr>
         <w:pStyle w:val="Heading2"/>
       </w:pPr>
-      <w:bookmarkStart w:id="109" w:name="_Toc236801086"/>
+      <w:bookmarkStart w:id="108" w:name="_Toc236801086"/>
       <w:r>
         <w:t>Review of Study 4 – Customer Churn Prediction Using Machine Learning Techniques (</w:t>
       </w:r>
@@ -15569,30 +15508,14 @@
       <w:r>
         <w:t xml:space="preserve"> (2024)</w:t>
       </w:r>
-      <w:bookmarkEnd w:id="109"/>
-    </w:p>
-    <w:p>
-      <w:pPr>
-        <w:spacing w:line="360" w:lineRule="auto"/>
-      </w:pPr>
-      <w:r>
-        <w:t xml:space="preserve">The IEEE study evaluates the performance of many machine learning algorithms for customer churn prediction using assessment measures including accuracy, precision, recall, and F1-score. The authors </w:t>
-      </w:r>
-      <w:proofErr w:type="gramStart"/>
-      <w:r>
-        <w:t>came to the conclusion</w:t>
-      </w:r>
-      <w:proofErr w:type="gramEnd"/>
-      <w:r>
-        <w:t xml:space="preserve"> that ensemble learning methods outperform conventional machine learning models in terms of prediction performance. Additionally, the study emphasizes how </w:t>
-      </w:r>
-      <w:proofErr w:type="gramStart"/>
-      <w:r>
-        <w:t>crucial feature</w:t>
-      </w:r>
-      <w:proofErr w:type="gramEnd"/>
-      <w:r>
-        <w:t xml:space="preserve"> engineering and data pretreatment are to raising classification accuracy.</w:t>
+      <w:bookmarkEnd w:id="108"/>
+    </w:p>
+    <w:p>
+      <w:pPr>
+        <w:spacing w:line="360" w:lineRule="auto"/>
+      </w:pPr>
+      <w:r>
+        <w:t>The IEEE study evaluates the performance of many machine learning algorithms for customer churn prediction using assessment measures including accuracy, precision, recall, and F1-score. The authors came to the conclusion that ensemble learning methods outperform conventional machine learning models in terms of prediction performance. Additionally, the study emphasizes how crucial feature engineering and data pretreatment are to raising classification accuracy.</w:t>
       </w:r>
     </w:p>
     <w:p>
@@ -15630,145 +15553,107 @@
       <w:pPr>
         <w:pStyle w:val="Heading2"/>
       </w:pPr>
-      <w:bookmarkStart w:id="110" w:name="_Toc236801087"/>
+      <w:bookmarkStart w:id="109" w:name="_Toc236801087"/>
       <w:r>
         <w:lastRenderedPageBreak/>
         <w:t>Comparative Analysis of Previous Studies</w:t>
       </w:r>
+      <w:bookmarkEnd w:id="109"/>
+    </w:p>
+    <w:p/>
+    <w:p>
+      <w:pPr>
+        <w:spacing w:line="360" w:lineRule="auto"/>
+      </w:pPr>
+      <w:r>
+        <w:t>The reviewed studies demonstrate that customer churn prediction has evolved from traditional machine learning approaches to more sophisticated computational intelligence techniques, including ensemble learning and deep learning. Although each study addresses the same prediction problem, they differ significantly in terms of methodology, model complexity, evaluation strategies, and practical implementation.</w:t>
+      </w:r>
+    </w:p>
+    <w:p>
+      <w:pPr>
+        <w:spacing w:line="360" w:lineRule="auto"/>
+      </w:pPr>
+    </w:p>
+    <w:p>
+      <w:pPr>
+        <w:spacing w:line="360" w:lineRule="auto"/>
+      </w:pPr>
+      <w:r>
+        <w:t>The 2021 study focused on comparing several conventional supervised learning algorithms and concluded that ensemble models generally outperform individual classifiers in customer churn prediction. Similarly, the Springer book chapter highlighted the importance of comprehensive data preprocessing and feature engineering before model development, emphasizing that proper data preparation significantly improves predictive performance.</w:t>
+      </w:r>
+    </w:p>
+    <w:p>
+      <w:pPr>
+        <w:spacing w:line="360" w:lineRule="auto"/>
+      </w:pPr>
+      <w:r>
+        <w:br/>
+        <w:t>More recent research, released in 2025 and 2026, shifted the emphasis to advanced computational intelligence techniques such as hybrid models, ensemble learning, and explainable AI. These research showed that current ensemble algorithms improve forecast accuracy by detecting complicated nonlinear correlations in consumer data. They also highlighted the significance of model interpretability and practical implementation in supporting corporate decision-making.</w:t>
+      </w:r>
+    </w:p>
+    <w:p>
+      <w:pPr>
+        <w:spacing w:line="360" w:lineRule="auto"/>
+      </w:pPr>
+    </w:p>
+    <w:p>
+      <w:pPr>
+        <w:spacing w:line="360" w:lineRule="auto"/>
+      </w:pPr>
+      <w:r>
+        <w:t>Despite these improvements, several limitations remain consistent across the reviewed studies. Many researchers primarily focused on improving prediction accuracy while providing limited discussion on developing practical applications that business users can operate without technical expertise. In addition, several studies employed only one or two machine learning algorithms, limiting the robustness of their comparative analysis. Few studies have translated predictive models into complete decision-support systems capable of providing actionable recommendations for customer retention.</w:t>
+      </w:r>
+    </w:p>
+    <w:p>
+      <w:pPr>
+        <w:spacing w:line="360" w:lineRule="auto"/>
+      </w:pPr>
+    </w:p>
+    <w:p>
+      <w:pPr>
+        <w:spacing w:line="360" w:lineRule="auto"/>
+      </w:pPr>
+      <w:r>
+        <w:t xml:space="preserve">The current project addresses these limitations by implementing and comparing five different machine learning algorithms—Logistic Regression, Decision Tree, Random Forest, </w:t>
+      </w:r>
+      <w:proofErr w:type="spellStart"/>
+      <w:r>
+        <w:t>XGBoost</w:t>
+      </w:r>
+      <w:proofErr w:type="spellEnd"/>
+      <w:r>
+        <w:t>, and Stacking Classifier—across multiple evaluation metrics such as Accuracy, Precision, Recall, F1-</w:t>
+      </w:r>
+      <w:r>
+        <w:lastRenderedPageBreak/>
+        <w:t xml:space="preserve">score, and ROC-AUC. Rather of picking a model based on prediction accuracy, the project assesses each algorithm's strengths and limitations before adopting the top-performing model. Furthermore, the selected </w:t>
+      </w:r>
+      <w:proofErr w:type="spellStart"/>
+      <w:r>
+        <w:t>XGBoost</w:t>
+      </w:r>
+      <w:proofErr w:type="spellEnd"/>
+      <w:r>
+        <w:t xml:space="preserve"> model is integrated into a </w:t>
+      </w:r>
+      <w:proofErr w:type="spellStart"/>
+      <w:r>
+        <w:t>Streamlit</w:t>
+      </w:r>
+      <w:proofErr w:type="spellEnd"/>
+      <w:r>
+        <w:t>-based web application that predicts customer churn, categorizes customer risk levels, and provides business-oriented retention recommendations, thereby extending beyond theoretical model development into a practical decision-support solution.</w:t>
+      </w:r>
+    </w:p>
+    <w:p>
+      <w:pPr>
+        <w:pStyle w:val="Heading2"/>
+      </w:pPr>
+      <w:bookmarkStart w:id="110" w:name="_Toc236801088"/>
+      <w:r>
+        <w:t>Comparison of Previous Studies</w:t>
+      </w:r>
       <w:bookmarkEnd w:id="110"/>
-    </w:p>
-    <w:p/>
-    <w:p>
-      <w:pPr>
-        <w:spacing w:line="360" w:lineRule="auto"/>
-      </w:pPr>
-      <w:r>
-        <w:t>The reviewed studies demonstrate that customer churn prediction has evolved from traditional machine learning approaches to more sophisticated computational intelligence techniques, including ensemble learning and deep learning. Although each study addresses the same prediction problem, they differ significantly in terms of methodology, model complexity, evaluation strategies, and practical implementation.</w:t>
-      </w:r>
-    </w:p>
-    <w:p>
-      <w:pPr>
-        <w:spacing w:line="360" w:lineRule="auto"/>
-      </w:pPr>
-    </w:p>
-    <w:p>
-      <w:pPr>
-        <w:spacing w:line="360" w:lineRule="auto"/>
-      </w:pPr>
-      <w:r>
-        <w:t xml:space="preserve">The 2021 study focused on comparing several conventional supervised learning algorithms and concluded that ensemble models generally outperform individual classifiers in customer churn prediction. Similarly, the Springer book chapter highlighted the importance of comprehensive data preprocessing and feature engineering before model development, </w:t>
-      </w:r>
-      <w:r>
-        <w:t>emphasizing</w:t>
-      </w:r>
-      <w:r>
-        <w:t xml:space="preserve"> that proper data preparation significantly improves predictive performance.</w:t>
-      </w:r>
-    </w:p>
-    <w:p>
-      <w:pPr>
-        <w:spacing w:line="360" w:lineRule="auto"/>
-      </w:pPr>
-      <w:r>
-        <w:br/>
-        <w:t xml:space="preserve">More recent research, released in 2025 and 2026, shifted the emphasis to advanced computational intelligence techniques such as hybrid models, ensemble learning, and explainable </w:t>
-      </w:r>
-      <w:r>
-        <w:t xml:space="preserve">AI. </w:t>
-      </w:r>
-      <w:proofErr w:type="gramStart"/>
-      <w:r>
-        <w:t>These</w:t>
-      </w:r>
-      <w:r>
-        <w:t xml:space="preserve"> research</w:t>
-      </w:r>
-      <w:proofErr w:type="gramEnd"/>
-      <w:r>
-        <w:t xml:space="preserve"> showed that current ensemble algorithms improve forecast accuracy by detecting complicated nonlinear correlations in consumer data. They also highlighted the significance of model interpretability and practical implementation in supporting corporate decision-making.</w:t>
-      </w:r>
-    </w:p>
-    <w:p>
-      <w:pPr>
-        <w:spacing w:line="360" w:lineRule="auto"/>
-      </w:pPr>
-    </w:p>
-    <w:p>
-      <w:pPr>
-        <w:spacing w:line="360" w:lineRule="auto"/>
-      </w:pPr>
-      <w:r>
-        <w:t xml:space="preserve">Despite these improvements, several limitations remain consistent across the reviewed studies. Many researchers primarily focused on improving prediction accuracy while providing limited discussion on developing practical applications that business users can operate without technical expertise. In addition, several studies employed only one or two machine learning algorithms, limiting the robustness of their comparative analysis. Few studies </w:t>
-      </w:r>
-      <w:r>
-        <w:t>have translated</w:t>
-      </w:r>
-      <w:r>
-        <w:t xml:space="preserve"> predictive models into complete decision-support systems capable of providing actionable recommendations for customer retention.</w:t>
-      </w:r>
-    </w:p>
-    <w:p>
-      <w:pPr>
-        <w:spacing w:line="360" w:lineRule="auto"/>
-      </w:pPr>
-    </w:p>
-    <w:p>
-      <w:pPr>
-        <w:spacing w:line="360" w:lineRule="auto"/>
-      </w:pPr>
-      <w:r>
-        <w:t xml:space="preserve">The current project addresses these limitations by implementing and comparing five different machine learning algorithms—Logistic Regression, Decision Tree, Random Forest, </w:t>
-      </w:r>
-      <w:proofErr w:type="spellStart"/>
-      <w:r>
-        <w:t>XGBoost</w:t>
-      </w:r>
-      <w:proofErr w:type="spellEnd"/>
-      <w:r>
-        <w:t>, and Stacking Classifier—across multiple evaluation metrics such as Accuracy, Precision, Recall, F1-</w:t>
-      </w:r>
-      <w:r>
-        <w:lastRenderedPageBreak/>
-        <w:t xml:space="preserve">score, and ROC-AUC. Rather of picking a </w:t>
-      </w:r>
-      <w:r>
-        <w:t>model</w:t>
-      </w:r>
-      <w:r>
-        <w:t xml:space="preserve"> based on prediction accuracy, the project assesses each algorithm's strengths and limitations before adopting the top-performing model. Furthermore, the selected </w:t>
-      </w:r>
-      <w:proofErr w:type="spellStart"/>
-      <w:r>
-        <w:t>XGBoost</w:t>
-      </w:r>
-      <w:proofErr w:type="spellEnd"/>
-      <w:r>
-        <w:t xml:space="preserve"> model is integrated into a </w:t>
-      </w:r>
-      <w:proofErr w:type="spellStart"/>
-      <w:r>
-        <w:t>Streamlit</w:t>
-      </w:r>
-      <w:proofErr w:type="spellEnd"/>
-      <w:r>
-        <w:t xml:space="preserve">-based web application that predicts customer churn, </w:t>
-      </w:r>
-      <w:r>
-        <w:t>categorizes</w:t>
-      </w:r>
-      <w:r>
-        <w:t xml:space="preserve"> customer risk levels, and provides business-oriented retention recommendations, thereby extending beyond theoretical model development into a practical decision-support solution.</w:t>
-      </w:r>
-    </w:p>
-    <w:p>
-      <w:pPr>
-        <w:pStyle w:val="Heading2"/>
-      </w:pPr>
-      <w:bookmarkStart w:id="111" w:name="_Toc236801088"/>
-      <w:r>
-        <w:t>Comparison of Previous Studies</w:t>
-      </w:r>
-      <w:bookmarkEnd w:id="111"/>
     </w:p>
     <w:tbl>
       <w:tblPr>
@@ -15810,10 +15695,7 @@
               <w:jc w:val="left"/>
             </w:pPr>
             <w:r>
-              <w:t>Machine Learning</w:t>
-            </w:r>
-            <w:r>
-              <w:t xml:space="preserve"> Techniques</w:t>
+              <w:t>Machine Learning Techniques</w:t>
             </w:r>
           </w:p>
         </w:tc>
@@ -16352,28 +16234,18 @@
       <w:pPr>
         <w:pStyle w:val="Caption"/>
       </w:pPr>
-      <w:bookmarkStart w:id="112" w:name="_Toc236797375"/>
+      <w:bookmarkStart w:id="111" w:name="_Toc236797375"/>
       <w:r>
         <w:t xml:space="preserve">Table </w:t>
       </w:r>
-      <w:r>
-        <w:fldChar w:fldCharType="begin"/>
-      </w:r>
-      <w:r>
-        <w:instrText xml:space="preserve"> SEQ Table \* ARABIC </w:instrText>
-      </w:r>
-      <w:r>
-        <w:fldChar w:fldCharType="separate"/>
-      </w:r>
-      <w:r>
-        <w:rPr>
-          <w:noProof/>
-        </w:rPr>
-        <w:t>2</w:t>
-      </w:r>
-      <w:r>
-        <w:fldChar w:fldCharType="end"/>
-      </w:r>
+      <w:fldSimple w:instr=" SEQ Table \* ARABIC ">
+        <w:r>
+          <w:rPr>
+            <w:noProof/>
+          </w:rPr>
+          <w:t>2</w:t>
+        </w:r>
+      </w:fldSimple>
       <w:r>
         <w:t xml:space="preserve"> </w:t>
       </w:r>
@@ -16384,104 +16256,92 @@
         <w:tab/>
         <w:t>Comparison of Previous Studies</w:t>
       </w:r>
+      <w:bookmarkEnd w:id="111"/>
+    </w:p>
+    <w:p>
+      <w:pPr>
+        <w:pStyle w:val="Heading2"/>
+      </w:pPr>
+      <w:bookmarkStart w:id="112" w:name="_Toc236801089"/>
+      <w:r>
+        <w:t>Research Gap</w:t>
+      </w:r>
       <w:bookmarkEnd w:id="112"/>
     </w:p>
+    <w:p/>
+    <w:p>
+      <w:pPr>
+        <w:spacing w:line="360" w:lineRule="auto"/>
+      </w:pPr>
+      <w:r>
+        <w:t>The literature review indicates that substantial progress has been made in applying machine learning and computational intelligence techniques to customer churn prediction. Nevertheless, several research gaps remain.</w:t>
+      </w:r>
+    </w:p>
+    <w:p>
+      <w:pPr>
+        <w:spacing w:line="360" w:lineRule="auto"/>
+      </w:pPr>
+    </w:p>
+    <w:p>
+      <w:pPr>
+        <w:spacing w:line="360" w:lineRule="auto"/>
+      </w:pPr>
+      <w:r>
+        <w:t>First, many existing studies concentrate primarily on improving predictive accuracy while giving comparatively little attention to developing user-friendly applications that allow business users to utilize predictive models in operational environments. Consequently, many proposed solutions remain experimental rather than practical.</w:t>
+      </w:r>
+    </w:p>
+    <w:p>
+      <w:pPr>
+        <w:spacing w:line="360" w:lineRule="auto"/>
+      </w:pPr>
+    </w:p>
+    <w:p>
+      <w:pPr>
+        <w:spacing w:line="360" w:lineRule="auto"/>
+      </w:pPr>
+      <w:r>
+        <w:t>Second, many studies only analyze a subset of machine learning methods. Without a detailed model comparison, it is difficult to establish which method strikes the best balance between predictive performance, computational efficiency, and practical implementation.</w:t>
+      </w:r>
+    </w:p>
+    <w:p>
+      <w:pPr>
+        <w:spacing w:line="360" w:lineRule="auto"/>
+      </w:pPr>
+    </w:p>
+    <w:p>
+      <w:pPr>
+        <w:spacing w:line="360" w:lineRule="auto"/>
+      </w:pPr>
+      <w:r>
+        <w:t>Third, although recent research has introduced advanced ensemble learning and explainable artificial intelligence techniques, relatively few studies integrate these predictive models into complete decision-support systems capable of providing actionable customer retention recommendations.</w:t>
+      </w:r>
+    </w:p>
+    <w:p>
+      <w:pPr>
+        <w:spacing w:line="360" w:lineRule="auto"/>
+      </w:pPr>
+    </w:p>
+    <w:p>
+      <w:pPr>
+        <w:spacing w:line="360" w:lineRule="auto"/>
+      </w:pPr>
+      <w:r>
+        <w:t>Finally, customer behavior changes over time due to evolving market conditions, service offerings, and customer expectations. Many existing studies acknowledge the need for continuous model updating but provide limited discussion regarding long-term maintenance and deployment strategies.</w:t>
+      </w:r>
+    </w:p>
+    <w:p/>
     <w:p>
       <w:pPr>
         <w:pStyle w:val="Heading2"/>
       </w:pPr>
-      <w:bookmarkStart w:id="113" w:name="_Toc236801089"/>
-      <w:r>
-        <w:t>Research Gap</w:t>
+      <w:r>
+        <w:t xml:space="preserve"> </w:t>
+      </w:r>
+      <w:bookmarkStart w:id="113" w:name="_Toc236801090"/>
+      <w:r>
+        <w:t>How the Present Study Addresses the Research Gap</w:t>
       </w:r>
       <w:bookmarkEnd w:id="113"/>
-    </w:p>
-    <w:p/>
-    <w:p>
-      <w:pPr>
-        <w:spacing w:line="360" w:lineRule="auto"/>
-      </w:pPr>
-      <w:r>
-        <w:t>The literature review indicates that substantial progress has been made in applying machine learning and computational intelligence techniques to customer churn prediction. Nevertheless, several research gaps remain.</w:t>
-      </w:r>
-    </w:p>
-    <w:p>
-      <w:pPr>
-        <w:spacing w:line="360" w:lineRule="auto"/>
-      </w:pPr>
-    </w:p>
-    <w:p>
-      <w:pPr>
-        <w:spacing w:line="360" w:lineRule="auto"/>
-      </w:pPr>
-      <w:r>
-        <w:t xml:space="preserve">First, many existing studies concentrate primarily on improving predictive accuracy while giving comparatively little attention to developing user-friendly applications that allow business users to </w:t>
-      </w:r>
-      <w:r>
-        <w:t>utilize</w:t>
-      </w:r>
-      <w:r>
-        <w:t xml:space="preserve"> predictive models in operational environments. Consequently, many proposed solutions remain experimental rather than practical.</w:t>
-      </w:r>
-    </w:p>
-    <w:p>
-      <w:pPr>
-        <w:spacing w:line="360" w:lineRule="auto"/>
-      </w:pPr>
-    </w:p>
-    <w:p>
-      <w:pPr>
-        <w:spacing w:line="360" w:lineRule="auto"/>
-      </w:pPr>
-      <w:r>
-        <w:t>Second, many studies only analyze a subset of machine learning methods. Without a detailed model comparison, it is difficult to establish which method strikes the best balance between predictive performance, computational efficiency, and practical implementation.</w:t>
-      </w:r>
-    </w:p>
-    <w:p>
-      <w:pPr>
-        <w:spacing w:line="360" w:lineRule="auto"/>
-      </w:pPr>
-    </w:p>
-    <w:p>
-      <w:pPr>
-        <w:spacing w:line="360" w:lineRule="auto"/>
-      </w:pPr>
-      <w:r>
-        <w:t>Third, although recent research has introduced advanced ensemble learning and explainable artificial intelligence techniques, relatively few studies integrate these predictive models into complete decision-support systems capable of providing actionable customer retention recommendations.</w:t>
-      </w:r>
-    </w:p>
-    <w:p>
-      <w:pPr>
-        <w:spacing w:line="360" w:lineRule="auto"/>
-      </w:pPr>
-    </w:p>
-    <w:p>
-      <w:pPr>
-        <w:spacing w:line="360" w:lineRule="auto"/>
-      </w:pPr>
-      <w:r>
-        <w:t xml:space="preserve">Finally, customer </w:t>
-      </w:r>
-      <w:r>
-        <w:t>behavior</w:t>
-      </w:r>
-      <w:r>
-        <w:t xml:space="preserve"> changes over time due to evolving market conditions, service offerings, and customer expectations. Many existing studies acknowledge the need for continuous model updating but provide limited discussion regarding long-term maintenance and deployment strategies.</w:t>
-      </w:r>
-    </w:p>
-    <w:p/>
-    <w:p>
-      <w:pPr>
-        <w:pStyle w:val="Heading2"/>
-      </w:pPr>
-      <w:r>
-        <w:t xml:space="preserve"> </w:t>
-      </w:r>
-      <w:bookmarkStart w:id="114" w:name="_Toc236801090"/>
-      <w:r>
-        <w:t>How the Present Study Addresses the Research Gap</w:t>
-      </w:r>
-      <w:bookmarkEnd w:id="114"/>
     </w:p>
     <w:p>
       <w:pPr>
@@ -16576,11 +16436,11 @@
       <w:pPr>
         <w:pStyle w:val="Heading2"/>
       </w:pPr>
-      <w:bookmarkStart w:id="115" w:name="_Toc236801091"/>
+      <w:bookmarkStart w:id="114" w:name="_Toc236801091"/>
       <w:r>
         <w:t>Summary</w:t>
       </w:r>
-      <w:bookmarkEnd w:id="115"/>
+      <w:bookmarkEnd w:id="114"/>
     </w:p>
     <w:p>
       <w:pPr>
@@ -16621,14 +16481,14 @@
       <w:pPr>
         <w:pStyle w:val="Heading1"/>
       </w:pPr>
-      <w:bookmarkStart w:id="116" w:name="_Toc236801092"/>
+      <w:bookmarkStart w:id="115" w:name="_Toc236801092"/>
       <w:r>
         <w:t xml:space="preserve">Task C </w:t>
       </w:r>
       <w:r>
         <w:t>Exploratory data analysis (EDA)</w:t>
       </w:r>
-      <w:bookmarkEnd w:id="116"/>
+      <w:bookmarkEnd w:id="115"/>
     </w:p>
     <w:p>
       <w:pPr>
@@ -16678,28 +16538,28 @@
           <w:szCs w:val="26"/>
         </w:rPr>
       </w:pPr>
-      <w:bookmarkStart w:id="117" w:name="_Toc236750823"/>
-      <w:bookmarkStart w:id="118" w:name="_Toc236782978"/>
-      <w:bookmarkStart w:id="119" w:name="_Toc236794580"/>
-      <w:bookmarkStart w:id="120" w:name="_Toc236797277"/>
-      <w:bookmarkStart w:id="121" w:name="_Toc236797420"/>
-      <w:bookmarkStart w:id="122" w:name="_Toc236801093"/>
+      <w:bookmarkStart w:id="116" w:name="_Toc236750823"/>
+      <w:bookmarkStart w:id="117" w:name="_Toc236782978"/>
+      <w:bookmarkStart w:id="118" w:name="_Toc236794580"/>
+      <w:bookmarkStart w:id="119" w:name="_Toc236797277"/>
+      <w:bookmarkStart w:id="120" w:name="_Toc236797420"/>
+      <w:bookmarkStart w:id="121" w:name="_Toc236801093"/>
+      <w:bookmarkEnd w:id="116"/>
       <w:bookmarkEnd w:id="117"/>
       <w:bookmarkEnd w:id="118"/>
       <w:bookmarkEnd w:id="119"/>
       <w:bookmarkEnd w:id="120"/>
       <w:bookmarkEnd w:id="121"/>
+    </w:p>
+    <w:p>
+      <w:pPr>
+        <w:pStyle w:val="Heading2"/>
+      </w:pPr>
+      <w:bookmarkStart w:id="122" w:name="_Toc236801094"/>
+      <w:r>
+        <w:t>Dataset Description</w:t>
+      </w:r>
       <w:bookmarkEnd w:id="122"/>
-    </w:p>
-    <w:p>
-      <w:pPr>
-        <w:pStyle w:val="Heading2"/>
-      </w:pPr>
-      <w:bookmarkStart w:id="123" w:name="_Toc236801094"/>
-      <w:r>
-        <w:t>Dataset Description</w:t>
-      </w:r>
-      <w:bookmarkEnd w:id="123"/>
     </w:p>
     <w:p>
       <w:pPr>
@@ -16731,35 +16591,25 @@
         <w:keepNext/>
         <w:spacing w:line="360" w:lineRule="auto"/>
       </w:pPr>
-      <w:bookmarkStart w:id="124" w:name="_Toc236797376"/>
+      <w:bookmarkStart w:id="123" w:name="_Toc236797376"/>
       <w:r>
         <w:t xml:space="preserve">Table </w:t>
       </w:r>
-      <w:r>
-        <w:fldChar w:fldCharType="begin"/>
-      </w:r>
-      <w:r>
-        <w:instrText xml:space="preserve"> SEQ Table \* ARABIC </w:instrText>
-      </w:r>
-      <w:r>
-        <w:fldChar w:fldCharType="separate"/>
-      </w:r>
-      <w:r>
-        <w:rPr>
-          <w:noProof/>
-        </w:rPr>
-        <w:t>3</w:t>
-      </w:r>
-      <w:r>
-        <w:fldChar w:fldCharType="end"/>
-      </w:r>
+      <w:fldSimple w:instr=" SEQ Table \* ARABIC ">
+        <w:r>
+          <w:rPr>
+            <w:noProof/>
+          </w:rPr>
+          <w:t>3</w:t>
+        </w:r>
+      </w:fldSimple>
       <w:r>
         <w:t xml:space="preserve"> </w:t>
       </w:r>
       <w:r>
         <w:t>Dataset Description</w:t>
       </w:r>
-      <w:bookmarkEnd w:id="124"/>
+      <w:bookmarkEnd w:id="123"/>
     </w:p>
     <w:tbl>
       <w:tblPr>
@@ -17035,35 +16885,25 @@
                                 <w:szCs w:val="22"/>
                               </w:rPr>
                             </w:pPr>
-                            <w:bookmarkStart w:id="125" w:name="_Toc236797354"/>
+                            <w:bookmarkStart w:id="124" w:name="_Toc236797354"/>
                             <w:r>
                               <w:t xml:space="preserve">Figure </w:t>
                             </w:r>
-                            <w:r>
-                              <w:fldChar w:fldCharType="begin"/>
-                            </w:r>
-                            <w:r>
-                              <w:instrText xml:space="preserve"> SEQ Figure \* ARABIC </w:instrText>
-                            </w:r>
-                            <w:r>
-                              <w:fldChar w:fldCharType="separate"/>
-                            </w:r>
-                            <w:r>
-                              <w:rPr>
-                                <w:noProof/>
-                              </w:rPr>
-                              <w:t>2</w:t>
-                            </w:r>
-                            <w:r>
-                              <w:fldChar w:fldCharType="end"/>
-                            </w:r>
+                            <w:fldSimple w:instr=" SEQ Figure \* ARABIC ">
+                              <w:r>
+                                <w:rPr>
+                                  <w:noProof/>
+                                </w:rPr>
+                                <w:t>2</w:t>
+                              </w:r>
+                            </w:fldSimple>
                             <w:r>
                               <w:t xml:space="preserve"> </w:t>
                             </w:r>
                             <w:r>
                               <w:t>Dataset Description</w:t>
                             </w:r>
-                            <w:bookmarkEnd w:id="125"/>
+                            <w:bookmarkEnd w:id="124"/>
                           </w:p>
                         </w:txbxContent>
                       </wps:txbx>
@@ -17130,6 +16970,9 @@
         </mc:AlternateContent>
       </w:r>
       <w:r>
+        <w:rPr>
+          <w:noProof/>
+        </w:rPr>
         <w:drawing>
           <wp:anchor distT="0" distB="0" distL="114300" distR="114300" simplePos="0" relativeHeight="251661312" behindDoc="1" locked="0" layoutInCell="1" allowOverlap="1" wp14:anchorId="548947C7" wp14:editId="7E4EC33C">
             <wp:simplePos x="0" y="0"/>
@@ -17239,19 +17082,11 @@
       </w:r>
       <w:proofErr w:type="spellStart"/>
       <w:r>
-        <w:t>quality_</w:t>
-      </w:r>
-      <w:proofErr w:type="gramStart"/>
-      <w:r>
-        <w:t>report</w:t>
+        <w:t>quality_report</w:t>
       </w:r>
       <w:proofErr w:type="spellEnd"/>
       <w:r>
-        <w:t>(</w:t>
-      </w:r>
-      <w:proofErr w:type="gramEnd"/>
-      <w:r>
-        <w:t>) function) confirmed that the dataset is complete and well-formed:</w:t>
+        <w:t>() function) confirmed that the dataset is complete and well-formed:</w:t>
       </w:r>
     </w:p>
     <w:p>
@@ -17450,47 +17285,40 @@
         <w:pStyle w:val="Caption"/>
         <w:spacing w:line="360" w:lineRule="auto"/>
       </w:pPr>
-      <w:bookmarkStart w:id="127" w:name="_Toc236797377"/>
+      <w:bookmarkStart w:id="125" w:name="_Toc236797377"/>
       <w:r>
         <w:t xml:space="preserve">Table </w:t>
       </w:r>
-      <w:r>
-        <w:fldChar w:fldCharType="begin"/>
-      </w:r>
-      <w:r>
-        <w:instrText xml:space="preserve"> SEQ Table \* ARABIC </w:instrText>
-      </w:r>
-      <w:r>
-        <w:fldChar w:fldCharType="separate"/>
-      </w:r>
+      <w:fldSimple w:instr=" SEQ Table \* ARABIC ">
+        <w:r>
+          <w:rPr>
+            <w:noProof/>
+          </w:rPr>
+          <w:t>4</w:t>
+        </w:r>
+      </w:fldSimple>
+      <w:r>
+        <w:t xml:space="preserve"> </w:t>
+      </w:r>
+      <w:r>
+        <w:t xml:space="preserve">data-quality scan of the training </w:t>
+      </w:r>
+      <w:proofErr w:type="spellStart"/>
+      <w:r>
+        <w:t>dat</w:t>
+      </w:r>
+      <w:bookmarkEnd w:id="125"/>
+      <w:proofErr w:type="spellEnd"/>
+    </w:p>
+    <w:p>
+      <w:pPr>
+        <w:keepNext/>
+        <w:spacing w:line="360" w:lineRule="auto"/>
+      </w:pPr>
       <w:r>
         <w:rPr>
           <w:noProof/>
         </w:rPr>
-        <w:t>4</w:t>
-      </w:r>
-      <w:r>
-        <w:fldChar w:fldCharType="end"/>
-      </w:r>
-      <w:r>
-        <w:t xml:space="preserve"> </w:t>
-      </w:r>
-      <w:r>
-        <w:t xml:space="preserve">data-quality scan of the training </w:t>
-      </w:r>
-      <w:proofErr w:type="spellStart"/>
-      <w:r>
-        <w:t>dat</w:t>
-      </w:r>
-      <w:bookmarkEnd w:id="127"/>
-      <w:proofErr w:type="spellEnd"/>
-    </w:p>
-    <w:p>
-      <w:pPr>
-        <w:keepNext/>
-        <w:spacing w:line="360" w:lineRule="auto"/>
-      </w:pPr>
-      <w:r>
         <w:drawing>
           <wp:inline distT="0" distB="0" distL="0" distR="0" wp14:anchorId="0F43B03B" wp14:editId="362940A1">
             <wp:extent cx="6858000" cy="2232660"/>
@@ -17533,47 +17361,40 @@
         <w:pStyle w:val="Caption"/>
         <w:spacing w:line="360" w:lineRule="auto"/>
       </w:pPr>
-      <w:bookmarkStart w:id="128" w:name="_Toc236797355"/>
+      <w:bookmarkStart w:id="126" w:name="_Toc236797355"/>
       <w:r>
         <w:t xml:space="preserve">Figure </w:t>
       </w:r>
-      <w:r>
-        <w:fldChar w:fldCharType="begin"/>
-      </w:r>
-      <w:r>
-        <w:instrText xml:space="preserve"> SEQ Figure \* ARABIC </w:instrText>
-      </w:r>
-      <w:r>
-        <w:fldChar w:fldCharType="separate"/>
-      </w:r>
+      <w:fldSimple w:instr=" SEQ Figure \* ARABIC ">
+        <w:r>
+          <w:rPr>
+            <w:noProof/>
+          </w:rPr>
+          <w:t>3</w:t>
+        </w:r>
+      </w:fldSimple>
+      <w:r>
+        <w:t>data-quality scan of the training dat</w:t>
+      </w:r>
+      <w:r>
+        <w:t>a 1</w:t>
+      </w:r>
+      <w:bookmarkEnd w:id="126"/>
+    </w:p>
+    <w:p>
+      <w:pPr>
+        <w:spacing w:line="360" w:lineRule="auto"/>
+      </w:pPr>
+    </w:p>
+    <w:p>
+      <w:pPr>
+        <w:keepNext/>
+        <w:spacing w:line="360" w:lineRule="auto"/>
+      </w:pPr>
       <w:r>
         <w:rPr>
           <w:noProof/>
         </w:rPr>
-        <w:t>3</w:t>
-      </w:r>
-      <w:r>
-        <w:fldChar w:fldCharType="end"/>
-      </w:r>
-      <w:r>
-        <w:t>data-quality scan of the training dat</w:t>
-      </w:r>
-      <w:r>
-        <w:t>a 1</w:t>
-      </w:r>
-      <w:bookmarkEnd w:id="128"/>
-    </w:p>
-    <w:p>
-      <w:pPr>
-        <w:spacing w:line="360" w:lineRule="auto"/>
-      </w:pPr>
-    </w:p>
-    <w:p>
-      <w:pPr>
-        <w:keepNext/>
-        <w:spacing w:line="360" w:lineRule="auto"/>
-      </w:pPr>
-      <w:r>
         <w:lastRenderedPageBreak/>
         <w:drawing>
           <wp:inline distT="0" distB="0" distL="0" distR="0" wp14:anchorId="0FAA413E" wp14:editId="1195929C">
@@ -17617,28 +17438,18 @@
         <w:pStyle w:val="Caption"/>
         <w:spacing w:line="360" w:lineRule="auto"/>
       </w:pPr>
-      <w:bookmarkStart w:id="129" w:name="_Toc236797356"/>
+      <w:bookmarkStart w:id="127" w:name="_Toc236797356"/>
       <w:r>
         <w:t xml:space="preserve">Figure </w:t>
       </w:r>
-      <w:r>
-        <w:fldChar w:fldCharType="begin"/>
-      </w:r>
-      <w:r>
-        <w:instrText xml:space="preserve"> SEQ Figure \* ARABIC </w:instrText>
-      </w:r>
-      <w:r>
-        <w:fldChar w:fldCharType="separate"/>
-      </w:r>
-      <w:r>
-        <w:rPr>
-          <w:noProof/>
-        </w:rPr>
-        <w:t>4</w:t>
-      </w:r>
-      <w:r>
-        <w:fldChar w:fldCharType="end"/>
-      </w:r>
+      <w:fldSimple w:instr=" SEQ Figure \* ARABIC ">
+        <w:r>
+          <w:rPr>
+            <w:noProof/>
+          </w:rPr>
+          <w:t>4</w:t>
+        </w:r>
+      </w:fldSimple>
       <w:r>
         <w:t xml:space="preserve"> </w:t>
       </w:r>
@@ -17648,7 +17459,7 @@
       <w:r>
         <w:t>a 2</w:t>
       </w:r>
-      <w:bookmarkEnd w:id="129"/>
+      <w:bookmarkEnd w:id="127"/>
     </w:p>
     <w:p>
       <w:pPr>
@@ -17686,11 +17497,11 @@
       <w:pPr>
         <w:pStyle w:val="Heading2"/>
       </w:pPr>
-      <w:bookmarkStart w:id="130" w:name="_Toc236801095"/>
+      <w:bookmarkStart w:id="128" w:name="_Toc236801095"/>
       <w:r>
         <w:t>Dataset Features</w:t>
       </w:r>
-      <w:bookmarkEnd w:id="130"/>
+      <w:bookmarkEnd w:id="128"/>
     </w:p>
     <w:p>
       <w:pPr>
@@ -17712,7 +17523,7 @@
         </w:numPr>
         <w:spacing w:line="360" w:lineRule="auto"/>
       </w:pPr>
-      <w:bookmarkStart w:id="131" w:name="_Toc236801096"/>
+      <w:bookmarkStart w:id="129" w:name="_Toc236801096"/>
       <w:r>
         <w:rPr>
           <w:rStyle w:val="Heading3Char"/>
@@ -17720,7 +17531,7 @@
         </w:rPr>
         <w:t>Numerical features (4</w:t>
       </w:r>
-      <w:bookmarkEnd w:id="131"/>
+      <w:bookmarkEnd w:id="129"/>
       <w:r>
         <w:t>)</w:t>
       </w:r>
@@ -17827,14 +17638,14 @@
           <w:rFonts w:eastAsia="Calibri"/>
         </w:rPr>
       </w:pPr>
-      <w:bookmarkStart w:id="132" w:name="_Toc236801097"/>
+      <w:bookmarkStart w:id="130" w:name="_Toc236801097"/>
       <w:r>
         <w:rPr>
           <w:rFonts w:eastAsia="Calibri"/>
         </w:rPr>
         <w:t>Categorical features (15)</w:t>
       </w:r>
-      <w:bookmarkEnd w:id="132"/>
+      <w:bookmarkEnd w:id="130"/>
     </w:p>
     <w:p>
       <w:pPr>
@@ -17941,11 +17752,11 @@
         <w:pStyle w:val="Heading3"/>
         <w:spacing w:line="360" w:lineRule="auto"/>
       </w:pPr>
-      <w:bookmarkStart w:id="133" w:name="_Toc236801098"/>
+      <w:bookmarkStart w:id="131" w:name="_Toc236801098"/>
       <w:r>
         <w:t>Target variable</w:t>
       </w:r>
-      <w:bookmarkEnd w:id="133"/>
+      <w:bookmarkEnd w:id="131"/>
     </w:p>
     <w:p>
       <w:pPr>
@@ -17975,11 +17786,11 @@
       <w:pPr>
         <w:pStyle w:val="Heading2"/>
       </w:pPr>
-      <w:bookmarkStart w:id="134" w:name="_Toc236801099"/>
+      <w:bookmarkStart w:id="132" w:name="_Toc236801099"/>
       <w:r>
         <w:t>Exploratory Data Analysis</w:t>
       </w:r>
-      <w:bookmarkEnd w:id="134"/>
+      <w:bookmarkEnd w:id="132"/>
     </w:p>
     <w:p>
       <w:pPr>
@@ -18235,32 +18046,22 @@
           <w:sz w:val="22"/>
         </w:rPr>
       </w:pPr>
-      <w:bookmarkStart w:id="135" w:name="_Toc236797357"/>
+      <w:bookmarkStart w:id="133" w:name="_Toc236797357"/>
       <w:r>
         <w:t xml:space="preserve">Figure </w:t>
       </w:r>
-      <w:r>
-        <w:fldChar w:fldCharType="begin"/>
-      </w:r>
-      <w:r>
-        <w:instrText xml:space="preserve"> SEQ Figure \* ARABIC </w:instrText>
-      </w:r>
-      <w:r>
-        <w:fldChar w:fldCharType="separate"/>
-      </w:r>
-      <w:r>
-        <w:rPr>
-          <w:noProof/>
-        </w:rPr>
-        <w:t>5</w:t>
-      </w:r>
-      <w:r>
-        <w:fldChar w:fldCharType="end"/>
-      </w:r>
+      <w:fldSimple w:instr=" SEQ Figure \* ARABIC ">
+        <w:r>
+          <w:rPr>
+            <w:noProof/>
+          </w:rPr>
+          <w:t>5</w:t>
+        </w:r>
+      </w:fldSimple>
       <w:r>
         <w:t xml:space="preserve"> – Distribution of the Churn target variable</w:t>
       </w:r>
-      <w:bookmarkEnd w:id="135"/>
+      <w:bookmarkEnd w:id="133"/>
     </w:p>
     <w:p>
       <w:pPr>
@@ -18276,15 +18077,7 @@
       </w:r>
       <w:r>
         <w:lastRenderedPageBreak/>
-        <w:t xml:space="preserve">ratio of roughly </w:t>
-      </w:r>
-      <w:proofErr w:type="gramStart"/>
-      <w:r>
-        <w:t>3.44 :</w:t>
-      </w:r>
-      <w:proofErr w:type="gramEnd"/>
-      <w:r>
-        <w:t xml:space="preserve"> 1. This is a moderate, not extreme, imbalance, but it is large enough that a model which simply predicted "No" for every customer would already achieve about 77% accuracy without learning anything useful. This single observation had a direct downstream effect on both preprocessing (stratified splitting) and model evaluation</w:t>
+        <w:t>ratio of roughly 3.44 : 1. This is a moderate, not extreme, imbalance, but it is large enough that a model which simply predicted "No" for every customer would already achieve about 77% accuracy without learning anything useful. This single observation had a direct downstream effect on both preprocessing (stratified splitting) and model evaluation</w:t>
       </w:r>
       <w:r>
         <w:t>.</w:t>
@@ -18474,35 +18267,25 @@
         <w:spacing w:line="360" w:lineRule="auto"/>
         <w:jc w:val="left"/>
       </w:pPr>
-      <w:bookmarkStart w:id="136" w:name="_Toc236797358"/>
+      <w:bookmarkStart w:id="134" w:name="_Toc236797358"/>
       <w:r>
         <w:t xml:space="preserve">Figure </w:t>
       </w:r>
-      <w:r>
-        <w:fldChar w:fldCharType="begin"/>
-      </w:r>
-      <w:r>
-        <w:instrText xml:space="preserve"> SEQ Figure \* ARABIC </w:instrText>
-      </w:r>
-      <w:r>
-        <w:fldChar w:fldCharType="separate"/>
-      </w:r>
-      <w:r>
-        <w:rPr>
-          <w:noProof/>
-        </w:rPr>
-        <w:t>6</w:t>
-      </w:r>
-      <w:r>
-        <w:fldChar w:fldCharType="end"/>
-      </w:r>
+      <w:fldSimple w:instr=" SEQ Figure \* ARABIC ">
+        <w:r>
+          <w:rPr>
+            <w:noProof/>
+          </w:rPr>
+          <w:t>6</w:t>
+        </w:r>
+      </w:fldSimple>
       <w:r>
         <w:t xml:space="preserve"> </w:t>
       </w:r>
       <w:r>
         <w:t>Numerical feature distributions</w:t>
       </w:r>
-      <w:bookmarkEnd w:id="136"/>
+      <w:bookmarkEnd w:id="134"/>
     </w:p>
     <w:p>
       <w:pPr>
@@ -18514,41 +18297,15 @@
         <w:spacing w:after="180" w:line="360" w:lineRule="auto"/>
       </w:pPr>
       <w:r>
-        <w:t xml:space="preserve">tenure is </w:t>
-      </w:r>
-      <w:proofErr w:type="gramStart"/>
-      <w:r>
-        <w:t>fairly uniformly</w:t>
-      </w:r>
-      <w:proofErr w:type="gramEnd"/>
-      <w:r>
-        <w:t xml:space="preserve"> spread with a spike at the low end (many </w:t>
-      </w:r>
-      <w:proofErr w:type="gramStart"/>
-      <w:r>
-        <w:t>recently-acquired</w:t>
-      </w:r>
-      <w:proofErr w:type="gramEnd"/>
-      <w:r>
-        <w:t xml:space="preserve"> customers) and another at 72 months (the longest-tenured customers). </w:t>
+        <w:t xml:space="preserve">tenure is fairly uniformly spread with a spike at the low end (many recently-acquired customers) and another at 72 months (the longest-tenured customers). </w:t>
       </w:r>
       <w:proofErr w:type="spellStart"/>
-      <w:proofErr w:type="gramStart"/>
       <w:r>
         <w:t>MonthlyCharges</w:t>
       </w:r>
       <w:proofErr w:type="spellEnd"/>
-      <w:proofErr w:type="gramEnd"/>
-      <w:r>
-        <w:t xml:space="preserve"> </w:t>
-      </w:r>
-      <w:proofErr w:type="gramStart"/>
-      <w:r>
-        <w:t>is</w:t>
-      </w:r>
-      <w:proofErr w:type="gramEnd"/>
-      <w:r>
-        <w:t xml:space="preserve"> bimodal, reflecting distinct low-cost (largely DSL/no-internet) and high-cost (</w:t>
+      <w:r>
+        <w:t xml:space="preserve"> is bimodal, reflecting distinct low-cost (largely DSL/no-internet) and high-cost (</w:t>
       </w:r>
       <w:proofErr w:type="spellStart"/>
       <w:r>
@@ -18564,15 +18321,7 @@
       </w:r>
       <w:proofErr w:type="spellEnd"/>
       <w:r>
-        <w:t xml:space="preserve"> is heavily </w:t>
-      </w:r>
-      <w:proofErr w:type="gramStart"/>
-      <w:r>
-        <w:t>right-skewed</w:t>
-      </w:r>
-      <w:proofErr w:type="gramEnd"/>
-      <w:r>
-        <w:t xml:space="preserve">, which is expected since it is roughly the product of tenure and </w:t>
+        <w:t xml:space="preserve"> is heavily right-skewed, which is expected since it is roughly the product of tenure and </w:t>
       </w:r>
       <w:proofErr w:type="spellStart"/>
       <w:r>
@@ -18588,23 +18337,7 @@
       </w:r>
       <w:proofErr w:type="spellEnd"/>
       <w:r>
-        <w:t xml:space="preserve"> </w:t>
-      </w:r>
-      <w:proofErr w:type="gramStart"/>
-      <w:r>
-        <w:t>in particular has</w:t>
-      </w:r>
-      <w:proofErr w:type="gramEnd"/>
-      <w:r>
-        <w:t xml:space="preserve"> a long right </w:t>
-      </w:r>
-      <w:proofErr w:type="gramStart"/>
-      <w:r>
-        <w:t>tail</w:t>
-      </w:r>
-      <w:proofErr w:type="gramEnd"/>
-      <w:r>
-        <w:t xml:space="preserve"> of high-value long-tenure customers, but no impossible or negative values were present.</w:t>
+        <w:t xml:space="preserve"> in particular has a long right tail of high-value long-tenure customers, but no impossible or negative values were present.</w:t>
       </w:r>
     </w:p>
     <w:p>
@@ -18631,7 +18364,7 @@
           <w:noProof/>
         </w:rPr>
         <w:drawing>
-          <wp:inline distT="0" distB="0" distL="0" distR="0" wp14:anchorId="2474558E" wp14:editId="192C29AE">
+          <wp:inline distT="0" distB="0" distL="0" distR="0" wp14:anchorId="2474558E" wp14:editId="205CA61A">
             <wp:extent cx="6858000" cy="6115050"/>
             <wp:effectExtent l="0" t="0" r="0" b="0"/>
             <wp:docPr id="2015106700" name="Picture 5"/>
@@ -18678,35 +18411,25 @@
         <w:pStyle w:val="Caption"/>
         <w:spacing w:line="360" w:lineRule="auto"/>
       </w:pPr>
-      <w:bookmarkStart w:id="137" w:name="_Toc236797359"/>
+      <w:bookmarkStart w:id="135" w:name="_Toc236797359"/>
       <w:r>
         <w:t xml:space="preserve">Figure </w:t>
       </w:r>
-      <w:r>
-        <w:fldChar w:fldCharType="begin"/>
-      </w:r>
-      <w:r>
-        <w:instrText xml:space="preserve"> SEQ Figure \* ARABIC </w:instrText>
-      </w:r>
-      <w:r>
-        <w:fldChar w:fldCharType="separate"/>
-      </w:r>
-      <w:r>
-        <w:rPr>
-          <w:noProof/>
-        </w:rPr>
-        <w:t>7</w:t>
-      </w:r>
-      <w:r>
-        <w:fldChar w:fldCharType="end"/>
-      </w:r>
+      <w:fldSimple w:instr=" SEQ Figure \* ARABIC ">
+        <w:r>
+          <w:rPr>
+            <w:noProof/>
+          </w:rPr>
+          <w:t>7</w:t>
+        </w:r>
+      </w:fldSimple>
       <w:r>
         <w:t xml:space="preserve"> </w:t>
       </w:r>
       <w:r>
         <w:t>Categorical feature distributions</w:t>
       </w:r>
-      <w:bookmarkEnd w:id="137"/>
+      <w:bookmarkEnd w:id="135"/>
     </w:p>
     <w:p>
       <w:pPr>
@@ -18858,7 +18581,7 @@
         </w:rPr>
         <w:lastRenderedPageBreak/>
         <w:drawing>
-          <wp:inline distT="0" distB="0" distL="0" distR="0" wp14:anchorId="290837F9" wp14:editId="0D949BDD">
+          <wp:inline distT="0" distB="0" distL="0" distR="0" wp14:anchorId="290837F9" wp14:editId="7683262E">
             <wp:extent cx="6858000" cy="6000750"/>
             <wp:effectExtent l="0" t="0" r="0" b="0"/>
             <wp:docPr id="2022672901" name="Picture 6"/>
@@ -18905,35 +18628,25 @@
         <w:pStyle w:val="Caption"/>
         <w:spacing w:line="360" w:lineRule="auto"/>
       </w:pPr>
-      <w:bookmarkStart w:id="138" w:name="_Toc236797360"/>
+      <w:bookmarkStart w:id="136" w:name="_Toc236797360"/>
       <w:r>
         <w:t xml:space="preserve">Figure </w:t>
       </w:r>
-      <w:r>
-        <w:fldChar w:fldCharType="begin"/>
-      </w:r>
-      <w:r>
-        <w:instrText xml:space="preserve"> SEQ Figure \* ARABIC </w:instrText>
-      </w:r>
-      <w:r>
-        <w:fldChar w:fldCharType="separate"/>
-      </w:r>
-      <w:r>
-        <w:rPr>
-          <w:noProof/>
-        </w:rPr>
-        <w:t>8</w:t>
-      </w:r>
-      <w:r>
-        <w:fldChar w:fldCharType="end"/>
-      </w:r>
+      <w:fldSimple w:instr=" SEQ Figure \* ARABIC ">
+        <w:r>
+          <w:rPr>
+            <w:noProof/>
+          </w:rPr>
+          <w:t>8</w:t>
+        </w:r>
+      </w:fldSimple>
       <w:r>
         <w:t xml:space="preserve"> </w:t>
       </w:r>
       <w:r>
         <w:t>Churn rate by categorical feature</w:t>
       </w:r>
-      <w:bookmarkEnd w:id="138"/>
+      <w:bookmarkEnd w:id="136"/>
     </w:p>
     <w:p>
       <w:pPr>
@@ -18974,15 +18687,7 @@
         <w:jc w:val="left"/>
       </w:pPr>
       <w:r>
-        <w:t xml:space="preserve">Customers </w:t>
-      </w:r>
-      <w:proofErr w:type="gramStart"/>
-      <w:r>
-        <w:t>paying</w:t>
-      </w:r>
-      <w:proofErr w:type="gramEnd"/>
-      <w:r>
-        <w:t xml:space="preserve"> by electronic check churn noticeably more than those on mailed cheque, bank transfer or automatic credit card payment.</w:t>
+        <w:t>Customers paying by electronic check churn noticeably more than those on mailed cheque, bank transfer or automatic credit card payment.</w:t>
       </w:r>
     </w:p>
     <w:p>
@@ -19154,35 +18859,25 @@
         <w:pStyle w:val="Caption"/>
         <w:spacing w:line="360" w:lineRule="auto"/>
       </w:pPr>
-      <w:bookmarkStart w:id="139" w:name="_Toc236797361"/>
+      <w:bookmarkStart w:id="137" w:name="_Toc236797361"/>
       <w:r>
         <w:t xml:space="preserve">Figure </w:t>
       </w:r>
-      <w:r>
-        <w:fldChar w:fldCharType="begin"/>
-      </w:r>
-      <w:r>
-        <w:instrText xml:space="preserve"> SEQ Figure \* ARABIC </w:instrText>
-      </w:r>
-      <w:r>
-        <w:fldChar w:fldCharType="separate"/>
-      </w:r>
-      <w:r>
-        <w:rPr>
-          <w:noProof/>
-        </w:rPr>
-        <w:t>9</w:t>
-      </w:r>
-      <w:r>
-        <w:fldChar w:fldCharType="end"/>
-      </w:r>
+      <w:fldSimple w:instr=" SEQ Figure \* ARABIC ">
+        <w:r>
+          <w:rPr>
+            <w:noProof/>
+          </w:rPr>
+          <w:t>9</w:t>
+        </w:r>
+      </w:fldSimple>
       <w:r>
         <w:t xml:space="preserve"> </w:t>
       </w:r>
       <w:r>
         <w:t>Numerical features versus churn</w:t>
       </w:r>
-      <w:bookmarkEnd w:id="139"/>
+      <w:bookmarkEnd w:id="137"/>
     </w:p>
     <w:p>
       <w:pPr>
@@ -19207,15 +18902,7 @@
       </w:r>
       <w:proofErr w:type="spellEnd"/>
       <w:r>
-        <w:t xml:space="preserve"> on </w:t>
-      </w:r>
-      <w:proofErr w:type="gramStart"/>
-      <w:r>
-        <w:t>average, yet</w:t>
-      </w:r>
-      <w:proofErr w:type="gramEnd"/>
-      <w:r>
-        <w:t xml:space="preserve"> have lower </w:t>
+        <w:t xml:space="preserve"> on average, yet have lower </w:t>
       </w:r>
       <w:proofErr w:type="spellStart"/>
       <w:r>
@@ -19296,35 +18983,25 @@
         <w:pStyle w:val="Caption"/>
         <w:spacing w:line="360" w:lineRule="auto"/>
       </w:pPr>
-      <w:bookmarkStart w:id="140" w:name="_Toc236797362"/>
+      <w:bookmarkStart w:id="138" w:name="_Toc236797362"/>
       <w:r>
         <w:t xml:space="preserve">Figure </w:t>
       </w:r>
-      <w:r>
-        <w:fldChar w:fldCharType="begin"/>
-      </w:r>
-      <w:r>
-        <w:instrText xml:space="preserve"> SEQ Figure \* ARABIC </w:instrText>
-      </w:r>
-      <w:r>
-        <w:fldChar w:fldCharType="separate"/>
-      </w:r>
-      <w:r>
-        <w:rPr>
-          <w:noProof/>
-        </w:rPr>
-        <w:t>10</w:t>
-      </w:r>
-      <w:r>
-        <w:fldChar w:fldCharType="end"/>
-      </w:r>
+      <w:fldSimple w:instr=" SEQ Figure \* ARABIC ">
+        <w:r>
+          <w:rPr>
+            <w:noProof/>
+          </w:rPr>
+          <w:t>10</w:t>
+        </w:r>
+      </w:fldSimple>
       <w:r>
         <w:t xml:space="preserve"> </w:t>
       </w:r>
       <w:r>
         <w:t>Correlation between numerical features</w:t>
       </w:r>
-      <w:bookmarkEnd w:id="140"/>
+      <w:bookmarkEnd w:id="138"/>
     </w:p>
     <w:p>
       <w:pPr>
@@ -19460,12 +19137,6 @@
         <w:gridCol w:w="3000"/>
       </w:tblGrid>
       <w:tr>
-        <w:tblPrEx>
-          <w:tblCellMar>
-            <w:top w:w="0" w:type="dxa"/>
-            <w:bottom w:w="0" w:type="dxa"/>
-          </w:tblCellMar>
-        </w:tblPrEx>
         <w:trPr>
           <w:tblHeader/>
         </w:trPr>
@@ -19540,12 +19211,6 @@
         </w:tc>
       </w:tr>
       <w:tr>
-        <w:tblPrEx>
-          <w:tblCellMar>
-            <w:top w:w="0" w:type="dxa"/>
-            <w:bottom w:w="0" w:type="dxa"/>
-          </w:tblCellMar>
-        </w:tblPrEx>
         <w:tc>
           <w:tcPr>
             <w:tcW w:w="3200" w:type="dxa"/>
@@ -19609,12 +19274,6 @@
         </w:tc>
       </w:tr>
       <w:tr>
-        <w:tblPrEx>
-          <w:tblCellMar>
-            <w:top w:w="0" w:type="dxa"/>
-            <w:bottom w:w="0" w:type="dxa"/>
-          </w:tblCellMar>
-        </w:tblPrEx>
         <w:tc>
           <w:tcPr>
             <w:tcW w:w="3200" w:type="dxa"/>
@@ -19677,12 +19336,6 @@
         </w:tc>
       </w:tr>
       <w:tr>
-        <w:tblPrEx>
-          <w:tblCellMar>
-            <w:top w:w="0" w:type="dxa"/>
-            <w:bottom w:w="0" w:type="dxa"/>
-          </w:tblCellMar>
-        </w:tblPrEx>
         <w:tc>
           <w:tcPr>
             <w:tcW w:w="3200" w:type="dxa"/>
@@ -19746,12 +19399,6 @@
         </w:tc>
       </w:tr>
       <w:tr>
-        <w:tblPrEx>
-          <w:tblCellMar>
-            <w:top w:w="0" w:type="dxa"/>
-            <w:bottom w:w="0" w:type="dxa"/>
-          </w:tblCellMar>
-        </w:tblPrEx>
         <w:tc>
           <w:tcPr>
             <w:tcW w:w="3200" w:type="dxa"/>
@@ -19815,12 +19462,6 @@
         </w:tc>
       </w:tr>
       <w:tr>
-        <w:tblPrEx>
-          <w:tblCellMar>
-            <w:top w:w="0" w:type="dxa"/>
-            <w:bottom w:w="0" w:type="dxa"/>
-          </w:tblCellMar>
-        </w:tblPrEx>
         <w:tc>
           <w:tcPr>
             <w:tcW w:w="3200" w:type="dxa"/>
@@ -19884,12 +19525,6 @@
         </w:tc>
       </w:tr>
       <w:tr>
-        <w:tblPrEx>
-          <w:tblCellMar>
-            <w:top w:w="0" w:type="dxa"/>
-            <w:bottom w:w="0" w:type="dxa"/>
-          </w:tblCellMar>
-        </w:tblPrEx>
         <w:tc>
           <w:tcPr>
             <w:tcW w:w="3200" w:type="dxa"/>
@@ -19953,12 +19588,6 @@
         </w:tc>
       </w:tr>
       <w:tr>
-        <w:tblPrEx>
-          <w:tblCellMar>
-            <w:top w:w="0" w:type="dxa"/>
-            <w:bottom w:w="0" w:type="dxa"/>
-          </w:tblCellMar>
-        </w:tblPrEx>
         <w:tc>
           <w:tcPr>
             <w:tcW w:w="3200" w:type="dxa"/>
@@ -20022,12 +19651,6 @@
         </w:tc>
       </w:tr>
       <w:tr>
-        <w:tblPrEx>
-          <w:tblCellMar>
-            <w:top w:w="0" w:type="dxa"/>
-            <w:bottom w:w="0" w:type="dxa"/>
-          </w:tblCellMar>
-        </w:tblPrEx>
         <w:tc>
           <w:tcPr>
             <w:tcW w:w="3200" w:type="dxa"/>
@@ -20091,12 +19714,6 @@
         </w:tc>
       </w:tr>
       <w:tr>
-        <w:tblPrEx>
-          <w:tblCellMar>
-            <w:top w:w="0" w:type="dxa"/>
-            <w:bottom w:w="0" w:type="dxa"/>
-          </w:tblCellMar>
-        </w:tblPrEx>
         <w:tc>
           <w:tcPr>
             <w:tcW w:w="3200" w:type="dxa"/>
@@ -20160,12 +19777,6 @@
         </w:tc>
       </w:tr>
       <w:tr>
-        <w:tblPrEx>
-          <w:tblCellMar>
-            <w:top w:w="0" w:type="dxa"/>
-            <w:bottom w:w="0" w:type="dxa"/>
-          </w:tblCellMar>
-        </w:tblPrEx>
         <w:tc>
           <w:tcPr>
             <w:tcW w:w="3200" w:type="dxa"/>
@@ -20229,12 +19840,6 @@
         </w:tc>
       </w:tr>
       <w:tr>
-        <w:tblPrEx>
-          <w:tblCellMar>
-            <w:top w:w="0" w:type="dxa"/>
-            <w:bottom w:w="0" w:type="dxa"/>
-          </w:tblCellMar>
-        </w:tblPrEx>
         <w:tc>
           <w:tcPr>
             <w:tcW w:w="3200" w:type="dxa"/>
@@ -20296,12 +19901,6 @@
         </w:tc>
       </w:tr>
       <w:tr>
-        <w:tblPrEx>
-          <w:tblCellMar>
-            <w:top w:w="0" w:type="dxa"/>
-            <w:bottom w:w="0" w:type="dxa"/>
-          </w:tblCellMar>
-        </w:tblPrEx>
         <w:tc>
           <w:tcPr>
             <w:tcW w:w="3200" w:type="dxa"/>
@@ -20363,12 +19962,6 @@
         </w:tc>
       </w:tr>
       <w:tr>
-        <w:tblPrEx>
-          <w:tblCellMar>
-            <w:top w:w="0" w:type="dxa"/>
-            <w:bottom w:w="0" w:type="dxa"/>
-          </w:tblCellMar>
-        </w:tblPrEx>
         <w:tc>
           <w:tcPr>
             <w:tcW w:w="3200" w:type="dxa"/>
@@ -20432,12 +20025,6 @@
         </w:tc>
       </w:tr>
       <w:tr>
-        <w:tblPrEx>
-          <w:tblCellMar>
-            <w:top w:w="0" w:type="dxa"/>
-            <w:bottom w:w="0" w:type="dxa"/>
-          </w:tblCellMar>
-        </w:tblPrEx>
         <w:tc>
           <w:tcPr>
             <w:tcW w:w="3200" w:type="dxa"/>
@@ -20501,12 +20088,6 @@
         </w:tc>
       </w:tr>
       <w:tr>
-        <w:tblPrEx>
-          <w:tblCellMar>
-            <w:top w:w="0" w:type="dxa"/>
-            <w:bottom w:w="0" w:type="dxa"/>
-          </w:tblCellMar>
-        </w:tblPrEx>
         <w:tc>
           <w:tcPr>
             <w:tcW w:w="3200" w:type="dxa"/>
@@ -20573,35 +20154,25 @@
         <w:pStyle w:val="Caption"/>
         <w:spacing w:line="360" w:lineRule="auto"/>
       </w:pPr>
-      <w:bookmarkStart w:id="141" w:name="_Toc236797378"/>
+      <w:bookmarkStart w:id="139" w:name="_Toc236797378"/>
       <w:r>
         <w:t xml:space="preserve">Table </w:t>
       </w:r>
-      <w:r>
-        <w:fldChar w:fldCharType="begin"/>
-      </w:r>
-      <w:r>
-        <w:instrText xml:space="preserve"> SEQ Table \* ARABIC </w:instrText>
-      </w:r>
-      <w:r>
-        <w:fldChar w:fldCharType="separate"/>
-      </w:r>
-      <w:r>
-        <w:rPr>
-          <w:noProof/>
-        </w:rPr>
-        <w:t>5</w:t>
-      </w:r>
-      <w:r>
-        <w:fldChar w:fldCharType="end"/>
-      </w:r>
+      <w:fldSimple w:instr=" SEQ Table \* ARABIC ">
+        <w:r>
+          <w:rPr>
+            <w:noProof/>
+          </w:rPr>
+          <w:t>5</w:t>
+        </w:r>
+      </w:fldSimple>
       <w:r>
         <w:t xml:space="preserve"> </w:t>
       </w:r>
       <w:r>
         <w:t>Statistical significance testing</w:t>
       </w:r>
-      <w:bookmarkEnd w:id="141"/>
+      <w:bookmarkEnd w:id="139"/>
     </w:p>
     <w:p>
       <w:pPr>
@@ -20731,35 +20302,25 @@
         <w:pStyle w:val="Caption"/>
         <w:spacing w:line="360" w:lineRule="auto"/>
       </w:pPr>
-      <w:bookmarkStart w:id="142" w:name="_Toc236797363"/>
+      <w:bookmarkStart w:id="140" w:name="_Toc236797363"/>
       <w:r>
         <w:t xml:space="preserve">Figure </w:t>
       </w:r>
-      <w:r>
-        <w:fldChar w:fldCharType="begin"/>
-      </w:r>
-      <w:r>
-        <w:instrText xml:space="preserve"> SEQ Figure \* ARABIC </w:instrText>
-      </w:r>
-      <w:r>
-        <w:fldChar w:fldCharType="separate"/>
-      </w:r>
-      <w:r>
-        <w:rPr>
-          <w:noProof/>
-        </w:rPr>
-        <w:t>11</w:t>
-      </w:r>
-      <w:r>
-        <w:fldChar w:fldCharType="end"/>
-      </w:r>
+      <w:fldSimple w:instr=" SEQ Figure \* ARABIC ">
+        <w:r>
+          <w:rPr>
+            <w:noProof/>
+          </w:rPr>
+          <w:t>11</w:t>
+        </w:r>
+      </w:fldSimple>
       <w:r>
         <w:t xml:space="preserve"> </w:t>
       </w:r>
       <w:r>
         <w:t>Train versus test distribution check</w:t>
       </w:r>
-      <w:bookmarkEnd w:id="142"/>
+      <w:bookmarkEnd w:id="140"/>
     </w:p>
     <w:p>
       <w:pPr>
@@ -20796,18 +20357,18 @@
           <w:szCs w:val="26"/>
         </w:rPr>
       </w:pPr>
-      <w:bookmarkStart w:id="143" w:name="_Toc236750830"/>
-      <w:bookmarkStart w:id="144" w:name="_Toc236782985"/>
-      <w:bookmarkStart w:id="145" w:name="_Toc236794587"/>
-      <w:bookmarkStart w:id="146" w:name="_Toc236797284"/>
-      <w:bookmarkStart w:id="147" w:name="_Toc236797427"/>
-      <w:bookmarkStart w:id="148" w:name="_Toc236801100"/>
+      <w:bookmarkStart w:id="141" w:name="_Toc236750830"/>
+      <w:bookmarkStart w:id="142" w:name="_Toc236782985"/>
+      <w:bookmarkStart w:id="143" w:name="_Toc236794587"/>
+      <w:bookmarkStart w:id="144" w:name="_Toc236797284"/>
+      <w:bookmarkStart w:id="145" w:name="_Toc236797427"/>
+      <w:bookmarkStart w:id="146" w:name="_Toc236801100"/>
+      <w:bookmarkEnd w:id="141"/>
+      <w:bookmarkEnd w:id="142"/>
       <w:bookmarkEnd w:id="143"/>
       <w:bookmarkEnd w:id="144"/>
       <w:bookmarkEnd w:id="145"/>
       <w:bookmarkEnd w:id="146"/>
-      <w:bookmarkEnd w:id="147"/>
-      <w:bookmarkEnd w:id="148"/>
     </w:p>
     <w:p>
       <w:pPr>
@@ -20828,18 +20389,18 @@
           <w:szCs w:val="26"/>
         </w:rPr>
       </w:pPr>
-      <w:bookmarkStart w:id="149" w:name="_Toc236750831"/>
-      <w:bookmarkStart w:id="150" w:name="_Toc236782986"/>
-      <w:bookmarkStart w:id="151" w:name="_Toc236794588"/>
-      <w:bookmarkStart w:id="152" w:name="_Toc236797285"/>
-      <w:bookmarkStart w:id="153" w:name="_Toc236797428"/>
-      <w:bookmarkStart w:id="154" w:name="_Toc236801101"/>
+      <w:bookmarkStart w:id="147" w:name="_Toc236750831"/>
+      <w:bookmarkStart w:id="148" w:name="_Toc236782986"/>
+      <w:bookmarkStart w:id="149" w:name="_Toc236794588"/>
+      <w:bookmarkStart w:id="150" w:name="_Toc236797285"/>
+      <w:bookmarkStart w:id="151" w:name="_Toc236797428"/>
+      <w:bookmarkStart w:id="152" w:name="_Toc236801101"/>
+      <w:bookmarkEnd w:id="147"/>
+      <w:bookmarkEnd w:id="148"/>
       <w:bookmarkEnd w:id="149"/>
       <w:bookmarkEnd w:id="150"/>
       <w:bookmarkEnd w:id="151"/>
       <w:bookmarkEnd w:id="152"/>
-      <w:bookmarkEnd w:id="153"/>
-      <w:bookmarkEnd w:id="154"/>
     </w:p>
     <w:p>
       <w:pPr>
@@ -20860,18 +20421,18 @@
           <w:szCs w:val="26"/>
         </w:rPr>
       </w:pPr>
-      <w:bookmarkStart w:id="155" w:name="_Toc236750832"/>
-      <w:bookmarkStart w:id="156" w:name="_Toc236782987"/>
-      <w:bookmarkStart w:id="157" w:name="_Toc236794589"/>
-      <w:bookmarkStart w:id="158" w:name="_Toc236797286"/>
-      <w:bookmarkStart w:id="159" w:name="_Toc236797429"/>
-      <w:bookmarkStart w:id="160" w:name="_Toc236801102"/>
+      <w:bookmarkStart w:id="153" w:name="_Toc236750832"/>
+      <w:bookmarkStart w:id="154" w:name="_Toc236782987"/>
+      <w:bookmarkStart w:id="155" w:name="_Toc236794589"/>
+      <w:bookmarkStart w:id="156" w:name="_Toc236797286"/>
+      <w:bookmarkStart w:id="157" w:name="_Toc236797429"/>
+      <w:bookmarkStart w:id="158" w:name="_Toc236801102"/>
+      <w:bookmarkEnd w:id="153"/>
+      <w:bookmarkEnd w:id="154"/>
       <w:bookmarkEnd w:id="155"/>
       <w:bookmarkEnd w:id="156"/>
       <w:bookmarkEnd w:id="157"/>
       <w:bookmarkEnd w:id="158"/>
-      <w:bookmarkEnd w:id="159"/>
-      <w:bookmarkEnd w:id="160"/>
     </w:p>
     <w:p>
       <w:pPr>
@@ -20892,18 +20453,18 @@
           <w:szCs w:val="26"/>
         </w:rPr>
       </w:pPr>
-      <w:bookmarkStart w:id="161" w:name="_Toc236750833"/>
-      <w:bookmarkStart w:id="162" w:name="_Toc236782988"/>
-      <w:bookmarkStart w:id="163" w:name="_Toc236794590"/>
-      <w:bookmarkStart w:id="164" w:name="_Toc236797287"/>
-      <w:bookmarkStart w:id="165" w:name="_Toc236797430"/>
-      <w:bookmarkStart w:id="166" w:name="_Toc236801103"/>
+      <w:bookmarkStart w:id="159" w:name="_Toc236750833"/>
+      <w:bookmarkStart w:id="160" w:name="_Toc236782988"/>
+      <w:bookmarkStart w:id="161" w:name="_Toc236794590"/>
+      <w:bookmarkStart w:id="162" w:name="_Toc236797287"/>
+      <w:bookmarkStart w:id="163" w:name="_Toc236797430"/>
+      <w:bookmarkStart w:id="164" w:name="_Toc236801103"/>
+      <w:bookmarkEnd w:id="159"/>
+      <w:bookmarkEnd w:id="160"/>
       <w:bookmarkEnd w:id="161"/>
       <w:bookmarkEnd w:id="162"/>
       <w:bookmarkEnd w:id="163"/>
       <w:bookmarkEnd w:id="164"/>
-      <w:bookmarkEnd w:id="165"/>
-      <w:bookmarkEnd w:id="166"/>
     </w:p>
     <w:p>
       <w:pPr>
@@ -20924,18 +20485,18 @@
           <w:szCs w:val="26"/>
         </w:rPr>
       </w:pPr>
-      <w:bookmarkStart w:id="167" w:name="_Toc236750834"/>
-      <w:bookmarkStart w:id="168" w:name="_Toc236782989"/>
-      <w:bookmarkStart w:id="169" w:name="_Toc236794591"/>
-      <w:bookmarkStart w:id="170" w:name="_Toc236797288"/>
-      <w:bookmarkStart w:id="171" w:name="_Toc236797431"/>
-      <w:bookmarkStart w:id="172" w:name="_Toc236801104"/>
+      <w:bookmarkStart w:id="165" w:name="_Toc236750834"/>
+      <w:bookmarkStart w:id="166" w:name="_Toc236782989"/>
+      <w:bookmarkStart w:id="167" w:name="_Toc236794591"/>
+      <w:bookmarkStart w:id="168" w:name="_Toc236797288"/>
+      <w:bookmarkStart w:id="169" w:name="_Toc236797431"/>
+      <w:bookmarkStart w:id="170" w:name="_Toc236801104"/>
+      <w:bookmarkEnd w:id="165"/>
+      <w:bookmarkEnd w:id="166"/>
       <w:bookmarkEnd w:id="167"/>
       <w:bookmarkEnd w:id="168"/>
       <w:bookmarkEnd w:id="169"/>
       <w:bookmarkEnd w:id="170"/>
-      <w:bookmarkEnd w:id="171"/>
-      <w:bookmarkEnd w:id="172"/>
     </w:p>
     <w:p>
       <w:pPr>
@@ -20956,18 +20517,18 @@
           <w:szCs w:val="26"/>
         </w:rPr>
       </w:pPr>
-      <w:bookmarkStart w:id="173" w:name="_Toc236750835"/>
-      <w:bookmarkStart w:id="174" w:name="_Toc236782990"/>
-      <w:bookmarkStart w:id="175" w:name="_Toc236794592"/>
-      <w:bookmarkStart w:id="176" w:name="_Toc236797289"/>
-      <w:bookmarkStart w:id="177" w:name="_Toc236797432"/>
-      <w:bookmarkStart w:id="178" w:name="_Toc236801105"/>
+      <w:bookmarkStart w:id="171" w:name="_Toc236750835"/>
+      <w:bookmarkStart w:id="172" w:name="_Toc236782990"/>
+      <w:bookmarkStart w:id="173" w:name="_Toc236794592"/>
+      <w:bookmarkStart w:id="174" w:name="_Toc236797289"/>
+      <w:bookmarkStart w:id="175" w:name="_Toc236797432"/>
+      <w:bookmarkStart w:id="176" w:name="_Toc236801105"/>
+      <w:bookmarkEnd w:id="171"/>
+      <w:bookmarkEnd w:id="172"/>
       <w:bookmarkEnd w:id="173"/>
       <w:bookmarkEnd w:id="174"/>
       <w:bookmarkEnd w:id="175"/>
       <w:bookmarkEnd w:id="176"/>
-      <w:bookmarkEnd w:id="177"/>
-      <w:bookmarkEnd w:id="178"/>
     </w:p>
     <w:p>
       <w:pPr>
@@ -20988,18 +20549,18 @@
           <w:szCs w:val="26"/>
         </w:rPr>
       </w:pPr>
-      <w:bookmarkStart w:id="179" w:name="_Toc236750836"/>
-      <w:bookmarkStart w:id="180" w:name="_Toc236782991"/>
-      <w:bookmarkStart w:id="181" w:name="_Toc236794593"/>
-      <w:bookmarkStart w:id="182" w:name="_Toc236797290"/>
-      <w:bookmarkStart w:id="183" w:name="_Toc236797433"/>
-      <w:bookmarkStart w:id="184" w:name="_Toc236801106"/>
+      <w:bookmarkStart w:id="177" w:name="_Toc236750836"/>
+      <w:bookmarkStart w:id="178" w:name="_Toc236782991"/>
+      <w:bookmarkStart w:id="179" w:name="_Toc236794593"/>
+      <w:bookmarkStart w:id="180" w:name="_Toc236797290"/>
+      <w:bookmarkStart w:id="181" w:name="_Toc236797433"/>
+      <w:bookmarkStart w:id="182" w:name="_Toc236801106"/>
+      <w:bookmarkEnd w:id="177"/>
+      <w:bookmarkEnd w:id="178"/>
       <w:bookmarkEnd w:id="179"/>
       <w:bookmarkEnd w:id="180"/>
       <w:bookmarkEnd w:id="181"/>
       <w:bookmarkEnd w:id="182"/>
-      <w:bookmarkEnd w:id="183"/>
-      <w:bookmarkEnd w:id="184"/>
     </w:p>
     <w:p>
       <w:pPr>
@@ -21020,31 +20581,31 @@
           <w:szCs w:val="26"/>
         </w:rPr>
       </w:pPr>
-      <w:bookmarkStart w:id="185" w:name="_Toc236750837"/>
-      <w:bookmarkStart w:id="186" w:name="_Toc236782992"/>
-      <w:bookmarkStart w:id="187" w:name="_Toc236794594"/>
-      <w:bookmarkStart w:id="188" w:name="_Toc236797291"/>
-      <w:bookmarkStart w:id="189" w:name="_Toc236797434"/>
-      <w:bookmarkStart w:id="190" w:name="_Toc236801107"/>
+      <w:bookmarkStart w:id="183" w:name="_Toc236750837"/>
+      <w:bookmarkStart w:id="184" w:name="_Toc236782992"/>
+      <w:bookmarkStart w:id="185" w:name="_Toc236794594"/>
+      <w:bookmarkStart w:id="186" w:name="_Toc236797291"/>
+      <w:bookmarkStart w:id="187" w:name="_Toc236797434"/>
+      <w:bookmarkStart w:id="188" w:name="_Toc236801107"/>
+      <w:bookmarkEnd w:id="183"/>
+      <w:bookmarkEnd w:id="184"/>
       <w:bookmarkEnd w:id="185"/>
       <w:bookmarkEnd w:id="186"/>
       <w:bookmarkEnd w:id="187"/>
       <w:bookmarkEnd w:id="188"/>
+    </w:p>
+    <w:p>
+      <w:pPr>
+        <w:pStyle w:val="Heading2"/>
+      </w:pPr>
+      <w:r>
+        <w:t xml:space="preserve"> </w:t>
+      </w:r>
+      <w:bookmarkStart w:id="189" w:name="_Toc236801108"/>
+      <w:r>
+        <w:t>Data Cleaning and Preprocessing</w:t>
+      </w:r>
       <w:bookmarkEnd w:id="189"/>
-      <w:bookmarkEnd w:id="190"/>
-    </w:p>
-    <w:p>
-      <w:pPr>
-        <w:pStyle w:val="Heading2"/>
-      </w:pPr>
-      <w:r>
-        <w:t xml:space="preserve"> </w:t>
-      </w:r>
-      <w:bookmarkStart w:id="191" w:name="_Toc236801108"/>
-      <w:r>
-        <w:t>Data Cleaning and Preprocessing</w:t>
-      </w:r>
-      <w:bookmarkEnd w:id="191"/>
     </w:p>
     <w:p>
       <w:pPr>
@@ -21057,15 +20618,7 @@
         <w:t>5</w:t>
       </w:r>
       <w:r>
-        <w:t xml:space="preserve">.3 identified several known risk points for this type of dataset. Each was checked explicitly and, where necessary, corrected. The steps below are listed in the order they were applied, and each </w:t>
-      </w:r>
-      <w:proofErr w:type="gramStart"/>
-      <w:r>
-        <w:t>reports</w:t>
-      </w:r>
-      <w:proofErr w:type="gramEnd"/>
-      <w:r>
-        <w:t xml:space="preserve"> what it changed.</w:t>
+        <w:t>.3 identified several known risk points for this type of dataset. Each was checked explicitly and, where necessary, corrected. The steps below are listed in the order they were applied, and each reports what it changed.</w:t>
       </w:r>
     </w:p>
     <w:tbl>
@@ -21091,12 +20644,6 @@
         <w:gridCol w:w="2700"/>
       </w:tblGrid>
       <w:tr>
-        <w:tblPrEx>
-          <w:tblCellMar>
-            <w:top w:w="0" w:type="dxa"/>
-            <w:bottom w:w="0" w:type="dxa"/>
-          </w:tblCellMar>
-        </w:tblPrEx>
         <w:trPr>
           <w:tblHeader/>
         </w:trPr>
@@ -21171,12 +20718,6 @@
         </w:tc>
       </w:tr>
       <w:tr>
-        <w:tblPrEx>
-          <w:tblCellMar>
-            <w:top w:w="0" w:type="dxa"/>
-            <w:bottom w:w="0" w:type="dxa"/>
-          </w:tblCellMar>
-        </w:tblPrEx>
         <w:tc>
           <w:tcPr>
             <w:tcW w:w="2400" w:type="dxa"/>
@@ -21256,12 +20797,6 @@
         </w:tc>
       </w:tr>
       <w:tr>
-        <w:tblPrEx>
-          <w:tblCellMar>
-            <w:top w:w="0" w:type="dxa"/>
-            <w:bottom w:w="0" w:type="dxa"/>
-          </w:tblCellMar>
-        </w:tblPrEx>
         <w:tc>
           <w:tcPr>
             <w:tcW w:w="2400" w:type="dxa"/>
@@ -21341,12 +20876,6 @@
         </w:tc>
       </w:tr>
       <w:tr>
-        <w:tblPrEx>
-          <w:tblCellMar>
-            <w:top w:w="0" w:type="dxa"/>
-            <w:bottom w:w="0" w:type="dxa"/>
-          </w:tblCellMar>
-        </w:tblPrEx>
         <w:tc>
           <w:tcPr>
             <w:tcW w:w="2400" w:type="dxa"/>
@@ -21408,12 +20937,6 @@
         </w:tc>
       </w:tr>
       <w:tr>
-        <w:tblPrEx>
-          <w:tblCellMar>
-            <w:top w:w="0" w:type="dxa"/>
-            <w:bottom w:w="0" w:type="dxa"/>
-          </w:tblCellMar>
-        </w:tblPrEx>
         <w:tc>
           <w:tcPr>
             <w:tcW w:w="2400" w:type="dxa"/>
@@ -21493,12 +21016,6 @@
         </w:tc>
       </w:tr>
       <w:tr>
-        <w:tblPrEx>
-          <w:tblCellMar>
-            <w:top w:w="0" w:type="dxa"/>
-            <w:bottom w:w="0" w:type="dxa"/>
-          </w:tblCellMar>
-        </w:tblPrEx>
         <w:tc>
           <w:tcPr>
             <w:tcW w:w="2400" w:type="dxa"/>
@@ -21565,50 +21082,32 @@
         <w:pStyle w:val="Caption"/>
         <w:spacing w:line="360" w:lineRule="auto"/>
       </w:pPr>
-      <w:bookmarkStart w:id="192" w:name="_Toc236797379"/>
+      <w:bookmarkStart w:id="190" w:name="_Toc236797379"/>
       <w:r>
         <w:t xml:space="preserve">Table </w:t>
       </w:r>
-      <w:r>
-        <w:fldChar w:fldCharType="begin"/>
-      </w:r>
-      <w:r>
-        <w:instrText xml:space="preserve"> SEQ Table \* ARABIC </w:instrText>
-      </w:r>
-      <w:r>
-        <w:fldChar w:fldCharType="separate"/>
-      </w:r>
-      <w:r>
-        <w:rPr>
-          <w:noProof/>
-        </w:rPr>
-        <w:t>6</w:t>
-      </w:r>
-      <w:r>
-        <w:fldChar w:fldCharType="end"/>
-      </w:r>
+      <w:fldSimple w:instr=" SEQ Table \* ARABIC ">
+        <w:r>
+          <w:rPr>
+            <w:noProof/>
+          </w:rPr>
+          <w:t>6</w:t>
+        </w:r>
+      </w:fldSimple>
       <w:r>
         <w:t xml:space="preserve"> </w:t>
       </w:r>
       <w:r>
         <w:t xml:space="preserve"> Data Cleaning and Preprocessing</w:t>
       </w:r>
-      <w:bookmarkEnd w:id="192"/>
+      <w:bookmarkEnd w:id="190"/>
     </w:p>
     <w:p>
       <w:pPr>
         <w:spacing w:after="180" w:line="360" w:lineRule="auto"/>
       </w:pPr>
       <w:r>
-        <w:t xml:space="preserve">Although most checks found zero issues in this </w:t>
-      </w:r>
-      <w:proofErr w:type="gramStart"/>
-      <w:r>
-        <w:t>particular Kaggle</w:t>
-      </w:r>
-      <w:proofErr w:type="gramEnd"/>
-      <w:r>
-        <w:t xml:space="preserve"> release, the checks were kept in </w:t>
+        <w:t xml:space="preserve">Although most checks found zero issues in this particular Kaggle release, the checks were kept in </w:t>
       </w:r>
       <w:r>
         <w:lastRenderedPageBreak/>
@@ -21620,15 +21119,7 @@
         <w:spacing w:after="180" w:line="360" w:lineRule="auto"/>
       </w:pPr>
       <w:r>
-        <w:t xml:space="preserve">After cleaning, the target was separated from the </w:t>
-      </w:r>
-      <w:proofErr w:type="gramStart"/>
-      <w:r>
-        <w:t>predictors</w:t>
-      </w:r>
-      <w:proofErr w:type="gramEnd"/>
-      <w:r>
-        <w:t xml:space="preserve"> and the data was split into training and validation sets:</w:t>
+        <w:t>After cleaning, the target was separated from the predictors and the data was split into training and validation sets:</w:t>
       </w:r>
     </w:p>
     <w:p>
@@ -21777,15 +21268,7 @@
         <w:jc w:val="left"/>
       </w:pPr>
       <w:r>
-        <w:t xml:space="preserve">Categorical columns (15 </w:t>
-      </w:r>
-      <w:proofErr w:type="gramStart"/>
-      <w:r>
-        <w:t>features) —</w:t>
-      </w:r>
-      <w:proofErr w:type="gramEnd"/>
-      <w:r>
-        <w:t xml:space="preserve"> encoded with </w:t>
+        <w:t xml:space="preserve">Categorical columns (15 features) — encoded with </w:t>
       </w:r>
       <w:proofErr w:type="spellStart"/>
       <w:r>
@@ -21808,11 +21291,11 @@
       <w:pPr>
         <w:pStyle w:val="Heading2"/>
       </w:pPr>
-      <w:bookmarkStart w:id="193" w:name="_Toc236801109"/>
+      <w:bookmarkStart w:id="191" w:name="_Toc236801109"/>
       <w:r>
         <w:t>Key Insights from EDA</w:t>
       </w:r>
-      <w:bookmarkEnd w:id="193"/>
+      <w:bookmarkEnd w:id="191"/>
     </w:p>
     <w:p>
       <w:pPr>
@@ -21828,15 +21311,7 @@
         <w:jc w:val="left"/>
       </w:pPr>
       <w:r>
-        <w:t xml:space="preserve">The target is moderately imbalanced (22.5% churn / 77.5% no-churn, ≈3.44:1), so accuracy alone is a misleading evaluation </w:t>
-      </w:r>
-      <w:proofErr w:type="gramStart"/>
-      <w:r>
-        <w:t>metric</w:t>
-      </w:r>
-      <w:proofErr w:type="gramEnd"/>
-      <w:r>
-        <w:t xml:space="preserve"> and class imbalance must be actively addressed.</w:t>
+        <w:t>The target is moderately imbalanced (22.5% churn / 77.5% no-churn, ≈3.44:1), so accuracy alone is a misleading evaluation metric and class imbalance must be actively addressed.</w:t>
       </w:r>
     </w:p>
     <w:p>
@@ -22006,39 +21481,25 @@
         <w:jc w:val="left"/>
       </w:pPr>
       <w:r>
-        <w:t xml:space="preserve">Train and test distributions are consistent for all numerical features, supporting confidence that validation performance should </w:t>
-      </w:r>
-      <w:proofErr w:type="gramStart"/>
-      <w:r>
-        <w:t>transfer</w:t>
-      </w:r>
-      <w:proofErr w:type="gramEnd"/>
-      <w:r>
-        <w:t xml:space="preserve"> to the held-out test set</w:t>
+        <w:t>Train and test distributions are consistent for all numerical features, supporting confidence that validation performance should transfer to the held-out test set</w:t>
       </w:r>
     </w:p>
     <w:p>
       <w:pPr>
         <w:pStyle w:val="Heading2"/>
       </w:pPr>
-      <w:bookmarkStart w:id="194" w:name="_Toc236801110"/>
+      <w:bookmarkStart w:id="192" w:name="_Toc236801110"/>
       <w:r>
         <w:t>How EDA Influenced Model Design</w:t>
       </w:r>
-      <w:bookmarkEnd w:id="194"/>
+      <w:bookmarkEnd w:id="192"/>
     </w:p>
     <w:p>
       <w:pPr>
         <w:spacing w:after="180" w:line="360" w:lineRule="auto"/>
       </w:pPr>
       <w:r>
-        <w:t xml:space="preserve">Each insight from the EDA translated into a specific, traceable decision in the preprocessing pipeline or model selection strategy used in Chapter </w:t>
-      </w:r>
-      <w:r>
-        <w:t>7</w:t>
-      </w:r>
-      <w:r>
-        <w:t>:</w:t>
+        <w:t>Each insight from the EDA translated into a specific, traceable decision in the preprocessing pipeline or model selection strategy used in Chapter 7:</w:t>
       </w:r>
     </w:p>
     <w:p>
@@ -22294,15 +21755,7 @@
         <w:spacing w:after="180" w:line="360" w:lineRule="auto"/>
       </w:pPr>
       <w:r>
-        <w:t>The resulting validation performance of the five candidate models reflects these EDA-driven choices — in particular, the Precision/</w:t>
-      </w:r>
-      <w:proofErr w:type="gramStart"/>
-      <w:r>
-        <w:t>Recall trade</w:t>
-      </w:r>
-      <w:proofErr w:type="gramEnd"/>
-      <w:r>
-        <w:t>-off across models mirrors the class-imbalance handling strategy applied to each:</w:t>
+        <w:t>The resulting validation performance of the five candidate models reflects these EDA-driven choices — in particular, the Precision/Recall trade-off across models mirrors the class-imbalance handling strategy applied to each:</w:t>
       </w:r>
     </w:p>
     <w:tbl>
@@ -22847,97 +22300,87 @@
         <w:pStyle w:val="Caption"/>
         <w:spacing w:line="360" w:lineRule="auto"/>
       </w:pPr>
-      <w:bookmarkStart w:id="195" w:name="_Toc236797380"/>
+      <w:bookmarkStart w:id="193" w:name="_Toc236797380"/>
       <w:r>
         <w:t xml:space="preserve">Table </w:t>
       </w:r>
-      <w:r>
-        <w:fldChar w:fldCharType="begin"/>
-      </w:r>
-      <w:r>
-        <w:instrText xml:space="preserve"> SEQ Table \* ARABIC </w:instrText>
-      </w:r>
-      <w:r>
-        <w:fldChar w:fldCharType="separate"/>
-      </w:r>
-      <w:r>
-        <w:rPr>
-          <w:noProof/>
-        </w:rPr>
-        <w:t>7</w:t>
-      </w:r>
-      <w:r>
-        <w:fldChar w:fldCharType="end"/>
-      </w:r>
+      <w:fldSimple w:instr=" SEQ Table \* ARABIC ">
+        <w:r>
+          <w:rPr>
+            <w:noProof/>
+          </w:rPr>
+          <w:t>7</w:t>
+        </w:r>
+      </w:fldSimple>
       <w:r>
         <w:t xml:space="preserve"> result of elation</w:t>
       </w:r>
+      <w:bookmarkEnd w:id="193"/>
+    </w:p>
+    <w:p>
+      <w:pPr>
+        <w:spacing w:line="360" w:lineRule="auto"/>
+      </w:pPr>
+    </w:p>
+    <w:p>
+      <w:pPr>
+        <w:spacing w:line="360" w:lineRule="auto"/>
+      </w:pPr>
+    </w:p>
+    <w:p>
+      <w:pPr>
+        <w:spacing w:line="360" w:lineRule="auto"/>
+      </w:pPr>
+    </w:p>
+    <w:p>
+      <w:pPr>
+        <w:spacing w:line="360" w:lineRule="auto"/>
+      </w:pPr>
+    </w:p>
+    <w:p>
+      <w:pPr>
+        <w:spacing w:line="360" w:lineRule="auto"/>
+      </w:pPr>
+    </w:p>
+    <w:p>
+      <w:pPr>
+        <w:pStyle w:val="Heading2"/>
+      </w:pPr>
+      <w:bookmarkStart w:id="194" w:name="_Toc236801111"/>
+      <w:r>
+        <w:t>Conclusion</w:t>
+      </w:r>
+      <w:bookmarkEnd w:id="194"/>
+      <w:r>
+        <w:t xml:space="preserve"> </w:t>
+      </w:r>
+    </w:p>
+    <w:p>
+      <w:pPr>
+        <w:spacing w:after="180" w:line="360" w:lineRule="auto"/>
+      </w:pPr>
+      <w:r>
+        <w:t xml:space="preserve">This chapter examined the Customer Churn dataset in detail before any modelling took place. The data was found to be large (594,194 training records, 19 predictor features), clean (no missing values or duplicates), and moderately imbalanced (22.5% churn rate). Univariate and bivariate analysis showed that tenure, contract type, payment method and the presence of add-on services are the strongest drivers of churn, while statistical testing confirmed these associations while also cautioning against over-interpreting p-values at this sample size. These findings directly shaped the data cleaning steps, the choice of scaling and encoding strategies, the handling of class imbalance, and the decision to compare a linear baseline against several tree-based ensembles rather than committing to a single algorithm in advance. </w:t>
+      </w:r>
+      <w:r>
+        <w:t>Task D</w:t>
+      </w:r>
+      <w:r>
+        <w:t xml:space="preserve"> builds on this foundation to describe the model development, tuning and evaluation process in full.</w:t>
+      </w:r>
+    </w:p>
+    <w:p>
+      <w:pPr>
+        <w:pStyle w:val="Heading1"/>
+      </w:pPr>
+      <w:bookmarkStart w:id="195" w:name="_Toc236801112"/>
+      <w:r>
+        <w:t xml:space="preserve">Task D </w:t>
+      </w:r>
+      <w:r>
+        <w:t>System Architecture and Machine Learning Methodology</w:t>
+      </w:r>
       <w:bookmarkEnd w:id="195"/>
-    </w:p>
-    <w:p>
-      <w:pPr>
-        <w:spacing w:line="360" w:lineRule="auto"/>
-      </w:pPr>
-    </w:p>
-    <w:p>
-      <w:pPr>
-        <w:spacing w:line="360" w:lineRule="auto"/>
-      </w:pPr>
-    </w:p>
-    <w:p>
-      <w:pPr>
-        <w:spacing w:line="360" w:lineRule="auto"/>
-      </w:pPr>
-    </w:p>
-    <w:p>
-      <w:pPr>
-        <w:spacing w:line="360" w:lineRule="auto"/>
-      </w:pPr>
-    </w:p>
-    <w:p>
-      <w:pPr>
-        <w:spacing w:line="360" w:lineRule="auto"/>
-      </w:pPr>
-    </w:p>
-    <w:p>
-      <w:pPr>
-        <w:pStyle w:val="Heading2"/>
-      </w:pPr>
-      <w:bookmarkStart w:id="196" w:name="_Toc236801111"/>
-      <w:r>
-        <w:t>Conclusion</w:t>
-      </w:r>
-      <w:bookmarkEnd w:id="196"/>
-      <w:r>
-        <w:t xml:space="preserve"> </w:t>
-      </w:r>
-    </w:p>
-    <w:p>
-      <w:pPr>
-        <w:spacing w:after="180" w:line="360" w:lineRule="auto"/>
-      </w:pPr>
-      <w:r>
-        <w:t xml:space="preserve">This chapter examined the Customer Churn dataset in detail before any modelling took place. The data was found to be large (594,194 training records, 19 predictor features), clean (no missing values or duplicates), and moderately imbalanced (22.5% churn rate). Univariate and bivariate analysis showed that tenure, contract type, payment method and the presence of add-on services are the strongest drivers of churn, while statistical testing confirmed these associations while also cautioning against over-interpreting p-values at this sample size. These findings directly shaped the data cleaning steps, the choice of scaling and encoding strategies, the handling of class imbalance, and the decision to compare a linear baseline against several tree-based ensembles rather than committing to a single algorithm in advance. </w:t>
-      </w:r>
-      <w:r>
-        <w:t>Task D</w:t>
-      </w:r>
-      <w:r>
-        <w:t xml:space="preserve"> builds on this foundation to describe the model development, tuning and evaluation process in full.</w:t>
-      </w:r>
-    </w:p>
-    <w:p>
-      <w:pPr>
-        <w:pStyle w:val="Heading1"/>
-      </w:pPr>
-      <w:bookmarkStart w:id="197" w:name="_Toc236801112"/>
-      <w:r>
-        <w:t xml:space="preserve">Task D </w:t>
-      </w:r>
-      <w:r>
-        <w:t>System Architecture and Machine Learning Methodology</w:t>
-      </w:r>
-      <w:bookmarkEnd w:id="197"/>
     </w:p>
     <w:p>
       <w:pPr>
@@ -22958,26 +22401,26 @@
           <w:szCs w:val="26"/>
         </w:rPr>
       </w:pPr>
-      <w:bookmarkStart w:id="198" w:name="_Toc236782998"/>
-      <w:bookmarkStart w:id="199" w:name="_Toc236794600"/>
-      <w:bookmarkStart w:id="200" w:name="_Toc236797297"/>
-      <w:bookmarkStart w:id="201" w:name="_Toc236797440"/>
-      <w:bookmarkStart w:id="202" w:name="_Toc236801113"/>
+      <w:bookmarkStart w:id="196" w:name="_Toc236782998"/>
+      <w:bookmarkStart w:id="197" w:name="_Toc236794600"/>
+      <w:bookmarkStart w:id="198" w:name="_Toc236797297"/>
+      <w:bookmarkStart w:id="199" w:name="_Toc236797440"/>
+      <w:bookmarkStart w:id="200" w:name="_Toc236801113"/>
+      <w:bookmarkEnd w:id="196"/>
+      <w:bookmarkEnd w:id="197"/>
       <w:bookmarkEnd w:id="198"/>
       <w:bookmarkEnd w:id="199"/>
       <w:bookmarkEnd w:id="200"/>
+    </w:p>
+    <w:p>
+      <w:pPr>
+        <w:pStyle w:val="Heading2"/>
+      </w:pPr>
+      <w:bookmarkStart w:id="201" w:name="_Toc236801114"/>
+      <w:r>
+        <w:t>Proposed System Overview</w:t>
+      </w:r>
       <w:bookmarkEnd w:id="201"/>
-      <w:bookmarkEnd w:id="202"/>
-    </w:p>
-    <w:p>
-      <w:pPr>
-        <w:pStyle w:val="Heading2"/>
-      </w:pPr>
-      <w:bookmarkStart w:id="203" w:name="_Toc236801114"/>
-      <w:r>
-        <w:t>Proposed System Overview</w:t>
-      </w:r>
-      <w:bookmarkEnd w:id="203"/>
     </w:p>
     <w:p>
       <w:pPr>
@@ -23118,11 +22561,11 @@
       <w:pPr>
         <w:pStyle w:val="Heading2"/>
       </w:pPr>
-      <w:bookmarkStart w:id="204" w:name="_Toc236801115"/>
+      <w:bookmarkStart w:id="202" w:name="_Toc236801115"/>
       <w:r>
         <w:t>Overall System Architecture</w:t>
       </w:r>
-      <w:bookmarkEnd w:id="204"/>
+      <w:bookmarkEnd w:id="202"/>
     </w:p>
     <w:p>
       <w:pPr>
@@ -23419,11 +22862,11 @@
       <w:pPr>
         <w:pStyle w:val="Heading2"/>
       </w:pPr>
-      <w:bookmarkStart w:id="205" w:name="_Toc236801116"/>
+      <w:bookmarkStart w:id="203" w:name="_Toc236801116"/>
       <w:r>
         <w:t>Workflow of the Proposed System</w:t>
       </w:r>
-      <w:bookmarkEnd w:id="205"/>
+      <w:bookmarkEnd w:id="203"/>
     </w:p>
     <w:p>
       <w:pPr>
@@ -23527,11 +22970,11 @@
       <w:pPr>
         <w:pStyle w:val="Heading2"/>
       </w:pPr>
-      <w:bookmarkStart w:id="206" w:name="_Toc236801117"/>
+      <w:bookmarkStart w:id="204" w:name="_Toc236801117"/>
       <w:r>
         <w:t>Machine Learning Models Used</w:t>
       </w:r>
-      <w:bookmarkEnd w:id="206"/>
+      <w:bookmarkEnd w:id="204"/>
     </w:p>
     <w:p>
       <w:pPr>
@@ -23541,13 +22984,7 @@
         <w:t xml:space="preserve">To find out most suitable predate model I used five </w:t>
       </w:r>
       <w:r>
-        <w:t xml:space="preserve">supervised machine learning </w:t>
-      </w:r>
-      <w:r>
-        <w:t>algorithms that</w:t>
-      </w:r>
-      <w:r>
-        <w:t xml:space="preserve"> were implemented and evaluated.</w:t>
+        <w:t>supervised machine learning algorithms that were implemented and evaluated.</w:t>
       </w:r>
     </w:p>
     <w:p>
@@ -23655,11 +23092,11 @@
         <w:pStyle w:val="Heading3"/>
         <w:spacing w:line="360" w:lineRule="auto"/>
       </w:pPr>
-      <w:bookmarkStart w:id="207" w:name="_Toc236801118"/>
+      <w:bookmarkStart w:id="205" w:name="_Toc236801118"/>
       <w:r>
         <w:t>Logistic Regression</w:t>
       </w:r>
-      <w:bookmarkEnd w:id="207"/>
+      <w:bookmarkEnd w:id="205"/>
     </w:p>
     <w:p>
       <w:pPr>
@@ -23697,16 +23134,16 @@
           <w:szCs w:val="24"/>
         </w:rPr>
       </w:pPr>
-      <w:bookmarkStart w:id="208" w:name="_Toc236783004"/>
-      <w:bookmarkStart w:id="209" w:name="_Toc236794606"/>
-      <w:bookmarkStart w:id="210" w:name="_Toc236797303"/>
-      <w:bookmarkStart w:id="211" w:name="_Toc236797446"/>
-      <w:bookmarkStart w:id="212" w:name="_Toc236801119"/>
+      <w:bookmarkStart w:id="206" w:name="_Toc236783004"/>
+      <w:bookmarkStart w:id="207" w:name="_Toc236794606"/>
+      <w:bookmarkStart w:id="208" w:name="_Toc236797303"/>
+      <w:bookmarkStart w:id="209" w:name="_Toc236797446"/>
+      <w:bookmarkStart w:id="210" w:name="_Toc236801119"/>
+      <w:bookmarkEnd w:id="206"/>
+      <w:bookmarkEnd w:id="207"/>
       <w:bookmarkEnd w:id="208"/>
       <w:bookmarkEnd w:id="209"/>
       <w:bookmarkEnd w:id="210"/>
-      <w:bookmarkEnd w:id="211"/>
-      <w:bookmarkEnd w:id="212"/>
     </w:p>
     <w:p>
       <w:pPr>
@@ -23726,14 +23163,14 @@
           <w:szCs w:val="24"/>
         </w:rPr>
       </w:pPr>
-      <w:bookmarkStart w:id="213" w:name="_Toc236794607"/>
-      <w:bookmarkStart w:id="214" w:name="_Toc236797304"/>
-      <w:bookmarkStart w:id="215" w:name="_Toc236797447"/>
-      <w:bookmarkStart w:id="216" w:name="_Toc236801120"/>
+      <w:bookmarkStart w:id="211" w:name="_Toc236794607"/>
+      <w:bookmarkStart w:id="212" w:name="_Toc236797304"/>
+      <w:bookmarkStart w:id="213" w:name="_Toc236797447"/>
+      <w:bookmarkStart w:id="214" w:name="_Toc236801120"/>
+      <w:bookmarkEnd w:id="211"/>
+      <w:bookmarkEnd w:id="212"/>
       <w:bookmarkEnd w:id="213"/>
       <w:bookmarkEnd w:id="214"/>
-      <w:bookmarkEnd w:id="215"/>
-      <w:bookmarkEnd w:id="216"/>
     </w:p>
     <w:p>
       <w:pPr>
@@ -23744,12 +23181,12 @@
         </w:numPr>
         <w:spacing w:line="360" w:lineRule="auto"/>
       </w:pPr>
-      <w:bookmarkStart w:id="217" w:name="_Toc236801121"/>
+      <w:bookmarkStart w:id="215" w:name="_Toc236801121"/>
       <w:proofErr w:type="spellStart"/>
       <w:r>
         <w:t>HistGradientBoosting</w:t>
       </w:r>
-      <w:bookmarkEnd w:id="217"/>
+      <w:bookmarkEnd w:id="215"/>
       <w:proofErr w:type="spellEnd"/>
     </w:p>
     <w:p>
@@ -23772,15 +23209,7 @@
         <w:t>ensemble method</w:t>
       </w:r>
       <w:r>
-        <w:t xml:space="preserve"> that combines hundreds of sequential decision trees using gradient boosting, optimized by binning continuous features into discrete integer histograms (</w:t>
-      </w:r>
-      <w:proofErr w:type="gramStart"/>
-      <w:r>
-        <w:t>similar to</w:t>
-      </w:r>
-      <w:proofErr w:type="gramEnd"/>
-      <w:r>
-        <w:t xml:space="preserve"> </w:t>
+        <w:t xml:space="preserve"> that combines hundreds of sequential decision trees using gradient boosting, optimized by binning continuous features into discrete integer histograms (similar to </w:t>
       </w:r>
       <w:proofErr w:type="spellStart"/>
       <w:r>
@@ -23805,11 +23234,11 @@
         </w:numPr>
         <w:spacing w:line="360" w:lineRule="auto"/>
       </w:pPr>
-      <w:bookmarkStart w:id="218" w:name="_Toc236801122"/>
+      <w:bookmarkStart w:id="216" w:name="_Toc236801122"/>
       <w:r>
         <w:t>Random Forest</w:t>
       </w:r>
-      <w:bookmarkEnd w:id="218"/>
+      <w:bookmarkEnd w:id="216"/>
     </w:p>
     <w:p>
       <w:pPr>
@@ -23838,7 +23267,7 @@
         <w:pStyle w:val="Heading3"/>
         <w:spacing w:line="360" w:lineRule="auto"/>
       </w:pPr>
-      <w:bookmarkStart w:id="219" w:name="_Toc236801123"/>
+      <w:bookmarkStart w:id="217" w:name="_Toc236801123"/>
       <w:r>
         <w:t>Extreme Gradient Boosting (</w:t>
       </w:r>
@@ -23850,59 +23279,111 @@
       <w:r>
         <w:t>)</w:t>
       </w:r>
+      <w:bookmarkEnd w:id="217"/>
+    </w:p>
+    <w:p>
+      <w:pPr>
+        <w:spacing w:line="360" w:lineRule="auto"/>
+      </w:pPr>
+    </w:p>
+    <w:p>
+      <w:pPr>
+        <w:spacing w:line="360" w:lineRule="auto"/>
+      </w:pPr>
+      <w:proofErr w:type="spellStart"/>
+      <w:r>
+        <w:t>XGBoost</w:t>
+      </w:r>
+      <w:proofErr w:type="spellEnd"/>
+      <w:r>
+        <w:t xml:space="preserve"> is a sophisticated gradient boosting method that builds decision trees one after the other while fixing mistakes from earlier trees. It achieves outstanding prediction performance while preserving computational economy by combining parallel processing, effective optimization, and regularization approaches.</w:t>
+      </w:r>
+    </w:p>
+    <w:p>
+      <w:pPr>
+        <w:spacing w:line="360" w:lineRule="auto"/>
+      </w:pPr>
+    </w:p>
+    <w:p>
+      <w:pPr>
+        <w:pStyle w:val="Heading3"/>
+        <w:spacing w:line="360" w:lineRule="auto"/>
+      </w:pPr>
+      <w:bookmarkStart w:id="218" w:name="_Toc236801124"/>
+      <w:r>
+        <w:t>Stacking Classifier</w:t>
+      </w:r>
+      <w:bookmarkEnd w:id="218"/>
+    </w:p>
+    <w:p>
+      <w:pPr>
+        <w:spacing w:line="360" w:lineRule="auto"/>
+      </w:pPr>
+    </w:p>
+    <w:p>
+      <w:pPr>
+        <w:spacing w:line="360" w:lineRule="auto"/>
+      </w:pPr>
+      <w:r>
+        <w:t>Using a meta-learning technique, the Stacking Classifier aggregates predictions from many base learners. When compared to individual models, stacking frequently enhances generalization performance and lowers prediction errors by utilizing the capabilities of several classifiers at once.</w:t>
+      </w:r>
+    </w:p>
+    <w:p>
+      <w:pPr>
+        <w:spacing w:line="360" w:lineRule="auto"/>
+      </w:pPr>
+    </w:p>
+    <w:p>
+      <w:pPr>
+        <w:spacing w:line="360" w:lineRule="auto"/>
+      </w:pPr>
+    </w:p>
+    <w:p>
+      <w:pPr>
+        <w:pStyle w:val="Heading2"/>
+      </w:pPr>
+      <w:bookmarkStart w:id="219" w:name="_Toc236801125"/>
+      <w:r>
+        <w:t>Selection of the Final Model</w:t>
+      </w:r>
       <w:bookmarkEnd w:id="219"/>
     </w:p>
     <w:p>
       <w:pPr>
         <w:spacing w:line="360" w:lineRule="auto"/>
       </w:pPr>
-    </w:p>
-    <w:p>
-      <w:pPr>
-        <w:spacing w:line="360" w:lineRule="auto"/>
-      </w:pPr>
+      <w:r>
+        <w:t xml:space="preserve">Accuracy, Precision, Recall, F1-score, and ROC-AUC were used to assess each of the five machine learning models. </w:t>
+      </w:r>
       <w:proofErr w:type="spellStart"/>
       <w:r>
         <w:t>XGBoost</w:t>
       </w:r>
       <w:proofErr w:type="spellEnd"/>
       <w:r>
-        <w:t xml:space="preserve"> is a sophisticated gradient boosting method that builds decision trees one after the other while fixing mistakes from earlier trees. It achieves outstanding prediction performance while preserving computational economy by combining parallel processing, effective optimization, and regularization approaches.</w:t>
-      </w:r>
-    </w:p>
-    <w:p>
-      <w:pPr>
-        <w:spacing w:line="360" w:lineRule="auto"/>
-      </w:pPr>
-    </w:p>
-    <w:p>
-      <w:pPr>
-        <w:pStyle w:val="Heading3"/>
-        <w:spacing w:line="360" w:lineRule="auto"/>
-      </w:pPr>
-      <w:bookmarkStart w:id="220" w:name="_Toc236801124"/>
-      <w:r>
-        <w:t>Stacking Classifier</w:t>
-      </w:r>
-      <w:bookmarkEnd w:id="220"/>
-    </w:p>
-    <w:p>
-      <w:pPr>
-        <w:spacing w:line="360" w:lineRule="auto"/>
-      </w:pPr>
-    </w:p>
-    <w:p>
-      <w:pPr>
-        <w:spacing w:line="360" w:lineRule="auto"/>
-      </w:pPr>
-      <w:r>
-        <w:t>Using a meta-learning technique, the Stacking Classifier aggregates predictions from many base learners. When compared to individual models, stacking frequently enhances generalization performance and lowers prediction errors by utilizing the capabilities of several classifiers at once.</w:t>
-      </w:r>
-    </w:p>
-    <w:p>
-      <w:pPr>
-        <w:spacing w:line="360" w:lineRule="auto"/>
-      </w:pPr>
+        <w:t xml:space="preserve"> consistently produced the best overall balance between prediction accuracy, discriminating capacity, and generalization, even though other algorithms showed respectable predictive performance.</w:t>
+      </w:r>
+    </w:p>
+    <w:p>
+      <w:pPr>
+        <w:spacing w:line="360" w:lineRule="auto"/>
+      </w:pPr>
+    </w:p>
+    <w:p>
+      <w:pPr>
+        <w:spacing w:line="360" w:lineRule="auto"/>
+      </w:pPr>
+      <w:r>
+        <w:t xml:space="preserve">Additionally, </w:t>
+      </w:r>
+      <w:proofErr w:type="spellStart"/>
+      <w:r>
+        <w:t>XGBoost</w:t>
+      </w:r>
+      <w:proofErr w:type="spellEnd"/>
+      <w:r>
+        <w:t xml:space="preserve"> successfully modeled intricate nonlinear connections within the dataset while handling the combination of numerical and categorical consumer information. Because of these features, it was the best algorithm to use in the created customer churn prediction system.</w:t>
+      </w:r>
     </w:p>
     <w:p>
       <w:pPr>
@@ -23913,64 +23394,12 @@
       <w:pPr>
         <w:pStyle w:val="Heading2"/>
       </w:pPr>
-      <w:bookmarkStart w:id="221" w:name="_Toc236801125"/>
-      <w:r>
-        <w:t>Selection of the Final Model</w:t>
-      </w:r>
-      <w:bookmarkEnd w:id="221"/>
-    </w:p>
-    <w:p>
-      <w:pPr>
-        <w:spacing w:line="360" w:lineRule="auto"/>
-      </w:pPr>
-      <w:r>
-        <w:t xml:space="preserve">Accuracy, Precision, Recall, F1-score, and ROC-AUC were used to assess each of the five machine learning models. </w:t>
-      </w:r>
-      <w:proofErr w:type="spellStart"/>
-      <w:r>
-        <w:t>XGBoost</w:t>
-      </w:r>
-      <w:proofErr w:type="spellEnd"/>
-      <w:r>
-        <w:t xml:space="preserve"> consistently produced the best overall balance between prediction accuracy, discriminating capacity, and generalization, even though other algorithms showed respectable predictive performance.</w:t>
-      </w:r>
-    </w:p>
-    <w:p>
-      <w:pPr>
-        <w:spacing w:line="360" w:lineRule="auto"/>
-      </w:pPr>
-    </w:p>
-    <w:p>
-      <w:pPr>
-        <w:spacing w:line="360" w:lineRule="auto"/>
-      </w:pPr>
-      <w:r>
-        <w:t xml:space="preserve">Additionally, </w:t>
-      </w:r>
-      <w:proofErr w:type="spellStart"/>
-      <w:r>
-        <w:t>XGBoost</w:t>
-      </w:r>
-      <w:proofErr w:type="spellEnd"/>
-      <w:r>
-        <w:t xml:space="preserve"> successfully modeled intricate nonlinear connections within the dataset while handling the combination of numerical and categorical consumer information. Because of these features, it was the best algorithm to use in the created customer churn prediction system.</w:t>
-      </w:r>
-    </w:p>
-    <w:p>
-      <w:pPr>
-        <w:spacing w:line="360" w:lineRule="auto"/>
-      </w:pPr>
-    </w:p>
-    <w:p>
-      <w:pPr>
-        <w:pStyle w:val="Heading2"/>
-      </w:pPr>
-      <w:bookmarkStart w:id="222" w:name="_Toc236801126"/>
+      <w:bookmarkStart w:id="220" w:name="_Toc236801126"/>
       <w:r>
         <w:lastRenderedPageBreak/>
         <w:t>Application Architecture</w:t>
       </w:r>
-      <w:bookmarkEnd w:id="222"/>
+      <w:bookmarkEnd w:id="220"/>
     </w:p>
     <w:p>
       <w:pPr>
@@ -23987,21 +23416,7 @@
         <w:rPr>
           <w:szCs w:val="24"/>
         </w:rPr>
-        <w:t xml:space="preserve">The developed application follows </w:t>
-      </w:r>
-      <w:proofErr w:type="gramStart"/>
-      <w:r>
-        <w:rPr>
-          <w:szCs w:val="24"/>
-        </w:rPr>
-        <w:t>a modular</w:t>
-      </w:r>
-      <w:proofErr w:type="gramEnd"/>
-      <w:r>
-        <w:rPr>
-          <w:szCs w:val="24"/>
-        </w:rPr>
-        <w:t xml:space="preserve"> architecture consisting of three major software components.</w:t>
+        <w:t>The developed application follows a modular architecture consisting of three major software components.</w:t>
       </w:r>
     </w:p>
     <w:p>
@@ -24198,24 +23613,14 @@
       <w:r>
         <w:t xml:space="preserve">Figure </w:t>
       </w:r>
-      <w:r>
-        <w:fldChar w:fldCharType="begin"/>
-      </w:r>
-      <w:r>
-        <w:instrText xml:space="preserve"> SEQ Figure \* ARABIC </w:instrText>
-      </w:r>
-      <w:r>
-        <w:fldChar w:fldCharType="separate"/>
-      </w:r>
-      <w:r>
-        <w:rPr>
-          <w:noProof/>
-        </w:rPr>
-        <w:t>12</w:t>
-      </w:r>
-      <w:r>
-        <w:fldChar w:fldCharType="end"/>
-      </w:r>
+      <w:fldSimple w:instr=" SEQ Figure \* ARABIC ">
+        <w:r>
+          <w:rPr>
+            <w:noProof/>
+          </w:rPr>
+          <w:t>12</w:t>
+        </w:r>
+      </w:fldSimple>
       <w:r>
         <w:t xml:space="preserve"> </w:t>
       </w:r>
@@ -24266,11 +23671,11 @@
       <w:pPr>
         <w:pStyle w:val="Heading2"/>
       </w:pPr>
-      <w:bookmarkStart w:id="223" w:name="_Toc236801127"/>
+      <w:bookmarkStart w:id="221" w:name="_Toc236801127"/>
       <w:r>
         <w:t>Comparison with Existing Applications</w:t>
       </w:r>
-      <w:bookmarkEnd w:id="223"/>
+      <w:bookmarkEnd w:id="221"/>
     </w:p>
     <w:p>
       <w:pPr>
@@ -24344,11 +23749,11 @@
       <w:pPr>
         <w:pStyle w:val="Heading2"/>
       </w:pPr>
-      <w:bookmarkStart w:id="224" w:name="_Toc236801128"/>
+      <w:bookmarkStart w:id="222" w:name="_Toc236801128"/>
       <w:r>
         <w:t>Summary</w:t>
       </w:r>
-      <w:bookmarkEnd w:id="224"/>
+      <w:bookmarkEnd w:id="222"/>
     </w:p>
     <w:p>
       <w:pPr>
@@ -24369,13 +23774,7 @@
       </w:r>
       <w:proofErr w:type="spellEnd"/>
       <w:r>
-        <w:t xml:space="preserve"> selected as the final deployment model due to its strong predictive performance and suitability for real-world business applications. The next chapter will present </w:t>
-      </w:r>
-      <w:r>
-        <w:t>experimental</w:t>
-      </w:r>
-      <w:r>
-        <w:t xml:space="preserve"> results, model evaluation, implementation details, and practical demonstration of the developed system.</w:t>
+        <w:t xml:space="preserve"> selected as the final deployment model due to its strong predictive performance and suitability for real-world business applications. The next chapter will present experimental results, model evaluation, implementation details, and practical demonstration of the developed system.</w:t>
       </w:r>
     </w:p>
     <w:p>
@@ -24463,14 +23862,14 @@
         <w:pStyle w:val="Heading1"/>
         <w:spacing w:line="360" w:lineRule="auto"/>
       </w:pPr>
-      <w:bookmarkStart w:id="225" w:name="_Toc236801129"/>
+      <w:bookmarkStart w:id="223" w:name="_Toc236801129"/>
       <w:r>
         <w:t xml:space="preserve">Task E </w:t>
       </w:r>
       <w:r>
         <w:t>Model Evaluation, Implementation and Practical Demonstration</w:t>
       </w:r>
-      <w:bookmarkEnd w:id="225"/>
+      <w:bookmarkEnd w:id="223"/>
     </w:p>
     <w:p>
       <w:pPr>
@@ -24487,11 +23886,11 @@
       <w:pPr>
         <w:pStyle w:val="Heading2"/>
       </w:pPr>
-      <w:bookmarkStart w:id="226" w:name="_Toc236801130"/>
+      <w:bookmarkStart w:id="224" w:name="_Toc236801130"/>
       <w:r>
         <w:t>Introduction</w:t>
       </w:r>
-      <w:bookmarkEnd w:id="226"/>
+      <w:bookmarkEnd w:id="224"/>
     </w:p>
     <w:p>
       <w:pPr>
@@ -24611,11 +24010,11 @@
       <w:r>
         <w:t xml:space="preserve"> </w:t>
       </w:r>
-      <w:bookmarkStart w:id="227" w:name="_Toc236801131"/>
+      <w:bookmarkStart w:id="225" w:name="_Toc236801131"/>
       <w:r>
         <w:t>Experimental Setup</w:t>
       </w:r>
-      <w:bookmarkEnd w:id="227"/>
+      <w:bookmarkEnd w:id="225"/>
     </w:p>
     <w:p>
       <w:pPr>
@@ -24954,35 +24353,25 @@
         <w:pStyle w:val="Caption"/>
         <w:spacing w:line="360" w:lineRule="auto"/>
       </w:pPr>
-      <w:bookmarkStart w:id="228" w:name="_Toc236797381"/>
+      <w:bookmarkStart w:id="226" w:name="_Toc236797381"/>
       <w:r>
         <w:t xml:space="preserve">Table </w:t>
       </w:r>
-      <w:r>
-        <w:fldChar w:fldCharType="begin"/>
-      </w:r>
-      <w:r>
-        <w:instrText xml:space="preserve"> SEQ Table \* ARABIC </w:instrText>
-      </w:r>
-      <w:r>
-        <w:fldChar w:fldCharType="separate"/>
-      </w:r>
-      <w:r>
-        <w:rPr>
-          <w:noProof/>
-        </w:rPr>
-        <w:t>8</w:t>
-      </w:r>
-      <w:r>
-        <w:fldChar w:fldCharType="end"/>
-      </w:r>
+      <w:fldSimple w:instr=" SEQ Table \* ARABIC ">
+        <w:r>
+          <w:rPr>
+            <w:noProof/>
+          </w:rPr>
+          <w:t>8</w:t>
+        </w:r>
+      </w:fldSimple>
       <w:r>
         <w:t xml:space="preserve"> </w:t>
       </w:r>
       <w:r>
         <w:t>Software Environment</w:t>
       </w:r>
-      <w:bookmarkEnd w:id="228"/>
+      <w:bookmarkEnd w:id="226"/>
     </w:p>
     <w:tbl>
       <w:tblPr>
@@ -25165,36 +24554,26 @@
         <w:pStyle w:val="Caption"/>
         <w:spacing w:line="360" w:lineRule="auto"/>
       </w:pPr>
-      <w:bookmarkStart w:id="229" w:name="_Toc236797382"/>
+      <w:bookmarkStart w:id="227" w:name="_Toc236797382"/>
       <w:r>
         <w:lastRenderedPageBreak/>
         <w:t xml:space="preserve">Table </w:t>
       </w:r>
-      <w:r>
-        <w:fldChar w:fldCharType="begin"/>
-      </w:r>
-      <w:r>
-        <w:instrText xml:space="preserve"> SEQ Table \* ARABIC </w:instrText>
-      </w:r>
-      <w:r>
-        <w:fldChar w:fldCharType="separate"/>
-      </w:r>
-      <w:r>
-        <w:rPr>
-          <w:noProof/>
-        </w:rPr>
-        <w:t>9</w:t>
-      </w:r>
-      <w:r>
-        <w:fldChar w:fldCharType="end"/>
-      </w:r>
+      <w:fldSimple w:instr=" SEQ Table \* ARABIC ">
+        <w:r>
+          <w:rPr>
+            <w:noProof/>
+          </w:rPr>
+          <w:t>9</w:t>
+        </w:r>
+      </w:fldSimple>
       <w:r>
         <w:t xml:space="preserve"> </w:t>
       </w:r>
       <w:r>
         <w:t>Hardware Environment</w:t>
       </w:r>
-      <w:bookmarkEnd w:id="229"/>
+      <w:bookmarkEnd w:id="227"/>
     </w:p>
     <w:p/>
     <w:p/>
@@ -25206,11 +24585,11 @@
       <w:pPr>
         <w:pStyle w:val="Heading2"/>
       </w:pPr>
-      <w:bookmarkStart w:id="230" w:name="_Toc236801132"/>
+      <w:bookmarkStart w:id="228" w:name="_Toc236801132"/>
       <w:r>
         <w:t>Project Structure</w:t>
       </w:r>
-      <w:bookmarkEnd w:id="230"/>
+      <w:bookmarkEnd w:id="228"/>
     </w:p>
     <w:p>
       <w:pPr>
@@ -25218,15 +24597,7 @@
         <w:jc w:val="left"/>
       </w:pPr>
       <w:r>
-        <w:t xml:space="preserve">The program was created utilizing a modular project structure to increase code readability, scalability, and maintainability. Within the customer churn prediction pipeline, each component </w:t>
-      </w:r>
-      <w:proofErr w:type="gramStart"/>
-      <w:r>
-        <w:t>is in charge of</w:t>
-      </w:r>
-      <w:proofErr w:type="gramEnd"/>
-      <w:r>
-        <w:t xml:space="preserve"> a certain function.</w:t>
+        <w:t>The program was created utilizing a modular project structure to increase code readability, scalability, and maintainability. Within the customer churn prediction pipeline, each component is in charge of a certain function.</w:t>
       </w:r>
     </w:p>
     <w:p>
@@ -25292,35 +24663,25 @@
         <w:pStyle w:val="Caption"/>
         <w:spacing w:line="360" w:lineRule="auto"/>
       </w:pPr>
-      <w:bookmarkStart w:id="231" w:name="_Toc236797364"/>
+      <w:bookmarkStart w:id="229" w:name="_Toc236797364"/>
       <w:r>
         <w:t xml:space="preserve">Figure </w:t>
       </w:r>
-      <w:r>
-        <w:fldChar w:fldCharType="begin"/>
-      </w:r>
-      <w:r>
-        <w:instrText xml:space="preserve"> SEQ Figure \* ARABIC </w:instrText>
-      </w:r>
-      <w:r>
-        <w:fldChar w:fldCharType="separate"/>
-      </w:r>
-      <w:r>
-        <w:rPr>
-          <w:noProof/>
-        </w:rPr>
-        <w:t>13</w:t>
-      </w:r>
-      <w:r>
-        <w:fldChar w:fldCharType="end"/>
-      </w:r>
+      <w:fldSimple w:instr=" SEQ Figure \* ARABIC ">
+        <w:r>
+          <w:rPr>
+            <w:noProof/>
+          </w:rPr>
+          <w:t>13</w:t>
+        </w:r>
+      </w:fldSimple>
       <w:r>
         <w:t xml:space="preserve"> </w:t>
       </w:r>
       <w:r>
         <w:t>Project Structure</w:t>
       </w:r>
-      <w:bookmarkEnd w:id="231"/>
+      <w:bookmarkEnd w:id="229"/>
     </w:p>
     <w:p>
       <w:pPr>
@@ -25399,15 +24760,7 @@
             </w:r>
             <w:proofErr w:type="spellEnd"/>
             <w:r>
-              <w:t xml:space="preserve"> web application </w:t>
-            </w:r>
-            <w:proofErr w:type="gramStart"/>
-            <w:r>
-              <w:t>responsible</w:t>
-            </w:r>
-            <w:proofErr w:type="gramEnd"/>
-            <w:r>
-              <w:t xml:space="preserve"> for the graphical user interface and user interaction.</w:t>
+              <w:t xml:space="preserve"> web application responsible for the graphical user interface and user interaction.</w:t>
             </w:r>
           </w:p>
         </w:tc>
@@ -25642,35 +24995,25 @@
         <w:pStyle w:val="Caption"/>
         <w:spacing w:line="360" w:lineRule="auto"/>
       </w:pPr>
-      <w:bookmarkStart w:id="232" w:name="_Toc236797383"/>
+      <w:bookmarkStart w:id="230" w:name="_Toc236797383"/>
       <w:r>
         <w:t xml:space="preserve">Table </w:t>
       </w:r>
-      <w:r>
-        <w:fldChar w:fldCharType="begin"/>
-      </w:r>
-      <w:r>
-        <w:instrText xml:space="preserve"> SEQ Table \* ARABIC </w:instrText>
-      </w:r>
-      <w:r>
-        <w:fldChar w:fldCharType="separate"/>
-      </w:r>
-      <w:r>
-        <w:rPr>
-          <w:noProof/>
-        </w:rPr>
-        <w:t>10</w:t>
-      </w:r>
-      <w:r>
-        <w:fldChar w:fldCharType="end"/>
-      </w:r>
+      <w:fldSimple w:instr=" SEQ Table \* ARABIC ">
+        <w:r>
+          <w:rPr>
+            <w:noProof/>
+          </w:rPr>
+          <w:t>10</w:t>
+        </w:r>
+      </w:fldSimple>
       <w:r>
         <w:t xml:space="preserve"> </w:t>
       </w:r>
       <w:r>
         <w:t>Project Structure</w:t>
       </w:r>
-      <w:bookmarkEnd w:id="232"/>
+      <w:bookmarkEnd w:id="230"/>
     </w:p>
     <w:p>
       <w:pPr>
@@ -25680,15 +25023,7 @@
         <w:br w:type="textWrapping" w:clear="all"/>
       </w:r>
       <w:r>
-        <w:t xml:space="preserve">The program is simpler to expand and maintain because </w:t>
-      </w:r>
-      <w:proofErr w:type="gramStart"/>
-      <w:r>
-        <w:t>to</w:t>
-      </w:r>
-      <w:proofErr w:type="gramEnd"/>
-      <w:r>
-        <w:t xml:space="preserve"> the modular architecture, which divides the data processing, machine learning, business logic, and display components.</w:t>
+        <w:t>The program is simpler to expand and maintain because to the modular architecture, which divides the data processing, machine learning, business logic, and display components.</w:t>
       </w:r>
     </w:p>
     <w:p>
@@ -25700,11 +25035,11 @@
       <w:pPr>
         <w:pStyle w:val="Heading2"/>
       </w:pPr>
-      <w:bookmarkStart w:id="233" w:name="_Toc236801133"/>
+      <w:bookmarkStart w:id="231" w:name="_Toc236801133"/>
       <w:r>
         <w:t>Model Training Process</w:t>
       </w:r>
-      <w:bookmarkEnd w:id="233"/>
+      <w:bookmarkEnd w:id="231"/>
     </w:p>
     <w:p>
       <w:pPr>
@@ -25910,11 +25245,11 @@
       <w:pPr>
         <w:pStyle w:val="Heading2"/>
       </w:pPr>
-      <w:bookmarkStart w:id="234" w:name="_Toc236801134"/>
+      <w:bookmarkStart w:id="232" w:name="_Toc236801134"/>
       <w:r>
         <w:t>Performance Evaluation Metrics</w:t>
       </w:r>
-      <w:bookmarkEnd w:id="234"/>
+      <w:bookmarkEnd w:id="232"/>
     </w:p>
     <w:p>
       <w:pPr>
@@ -25931,85 +25266,73 @@
         <w:rPr>
           <w:szCs w:val="24"/>
         </w:rPr>
-        <w:t xml:space="preserve">To comprehensively evaluate classification performance, five widely accepted evaluation metrics were </w:t>
+        <w:t>To comprehensively evaluate classification performance, five widely accepted evaluation metrics were used. Such as</w:t>
       </w:r>
       <w:r>
         <w:rPr>
           <w:szCs w:val="24"/>
         </w:rPr>
-        <w:t>used. Such</w:t>
+        <w:t xml:space="preserve"> </w:t>
       </w:r>
       <w:r>
         <w:rPr>
           <w:szCs w:val="24"/>
         </w:rPr>
-        <w:t xml:space="preserve"> as</w:t>
+        <w:t>Accuracy</w:t>
       </w:r>
       <w:r>
         <w:rPr>
           <w:szCs w:val="24"/>
         </w:rPr>
+        <w:t>,</w:t>
+      </w:r>
+      <w:r>
         <w:t xml:space="preserve"> </w:t>
       </w:r>
       <w:r>
         <w:rPr>
           <w:szCs w:val="24"/>
         </w:rPr>
+        <w:t>Precision</w:t>
+      </w:r>
+      <w:r>
+        <w:rPr>
+          <w:szCs w:val="24"/>
+        </w:rPr>
+        <w:t xml:space="preserve">, </w:t>
+      </w:r>
+      <w:r>
+        <w:rPr>
+          <w:szCs w:val="24"/>
+        </w:rPr>
+        <w:t>Recall</w:t>
+      </w:r>
+      <w:r>
+        <w:rPr>
+          <w:szCs w:val="24"/>
+        </w:rPr>
+        <w:t xml:space="preserve">, F1-Score and </w:t>
+      </w:r>
+      <w:r>
+        <w:rPr>
+          <w:szCs w:val="24"/>
+        </w:rPr>
+        <w:t>ROC-AUC</w:t>
+      </w:r>
+    </w:p>
+    <w:p>
+      <w:pPr>
+        <w:pStyle w:val="Heading3"/>
+        <w:spacing w:line="360" w:lineRule="auto"/>
+      </w:pPr>
+      <w:r>
+        <w:t xml:space="preserve"> </w:t>
+      </w:r>
+      <w:bookmarkStart w:id="233" w:name="_Toc236801135"/>
+      <w:r>
         <w:t>Accuracy</w:t>
       </w:r>
-      <w:r>
-        <w:rPr>
-          <w:szCs w:val="24"/>
-        </w:rPr>
-        <w:t>,</w:t>
-      </w:r>
-      <w:r>
-        <w:t xml:space="preserve"> </w:t>
-      </w:r>
-      <w:r>
-        <w:rPr>
-          <w:szCs w:val="24"/>
-        </w:rPr>
-        <w:t>Precision</w:t>
-      </w:r>
-      <w:r>
-        <w:rPr>
-          <w:szCs w:val="24"/>
-        </w:rPr>
-        <w:t xml:space="preserve">, </w:t>
-      </w:r>
-      <w:r>
-        <w:rPr>
-          <w:szCs w:val="24"/>
-        </w:rPr>
-        <w:t>Recall</w:t>
-      </w:r>
-      <w:r>
-        <w:rPr>
-          <w:szCs w:val="24"/>
-        </w:rPr>
-        <w:t xml:space="preserve">, F1-Score and </w:t>
-      </w:r>
-      <w:r>
-        <w:rPr>
-          <w:szCs w:val="24"/>
-        </w:rPr>
-        <w:t>ROC-AUC</w:t>
-      </w:r>
-    </w:p>
-    <w:p>
-      <w:pPr>
-        <w:pStyle w:val="Heading3"/>
-        <w:spacing w:line="360" w:lineRule="auto"/>
-      </w:pPr>
-      <w:r>
-        <w:t xml:space="preserve"> </w:t>
-      </w:r>
-      <w:bookmarkStart w:id="235" w:name="_Toc236801135"/>
-      <w:r>
-        <w:t>Accuracy</w:t>
-      </w:r>
-      <w:bookmarkEnd w:id="235"/>
+      <w:bookmarkEnd w:id="233"/>
       <w:r>
         <w:t xml:space="preserve"> </w:t>
       </w:r>
@@ -26040,10 +25363,7 @@
         <w:ind w:left="1710"/>
       </w:pPr>
       <w:r>
-        <w:t>Accuracy</w:t>
-      </w:r>
-      <w:r>
-        <w:t xml:space="preserve"> =(TP+TN) / (TP+TN+FP+FN)</w:t>
+        <w:t>Accuracy =(TP+TN) / (TP+TN+FP+FN)</w:t>
       </w:r>
     </w:p>
     <w:p>
@@ -26075,11 +25395,11 @@
         <w:pStyle w:val="Heading3"/>
         <w:spacing w:line="360" w:lineRule="auto"/>
       </w:pPr>
-      <w:bookmarkStart w:id="236" w:name="_Toc236801136"/>
+      <w:bookmarkStart w:id="234" w:name="_Toc236801136"/>
       <w:r>
         <w:t>Precision</w:t>
       </w:r>
-      <w:bookmarkEnd w:id="236"/>
+      <w:bookmarkEnd w:id="234"/>
     </w:p>
     <w:p>
       <w:pPr>
@@ -26091,13 +25411,7 @@
         <w:spacing w:line="360" w:lineRule="auto"/>
       </w:pPr>
       <w:r>
-        <w:t xml:space="preserve">It calculates the percentage of the model's positive predictions that come true. It is helpful in situations </w:t>
-      </w:r>
-      <w:r>
-        <w:t>where</w:t>
-      </w:r>
-      <w:r>
-        <w:t xml:space="preserve"> the cost of false positives is large, such as in medical diagnostics, where it might have detrimental effects to anticipate an illness when it is not existent.</w:t>
+        <w:t>It calculates the percentage of the model's positive predictions that come true. It is helpful in situations where the cost of false positives is large, such as in medical diagnostics, where it might have detrimental effects to anticipate an illness when it is not existent.</w:t>
       </w:r>
     </w:p>
     <w:p>
@@ -26141,12 +25455,12 @@
         <w:pStyle w:val="Heading3"/>
         <w:spacing w:line="360" w:lineRule="auto"/>
       </w:pPr>
-      <w:bookmarkStart w:id="237" w:name="_Toc236801137"/>
+      <w:bookmarkStart w:id="235" w:name="_Toc236801137"/>
       <w:r>
         <w:lastRenderedPageBreak/>
         <w:t>Recall</w:t>
       </w:r>
-      <w:bookmarkEnd w:id="237"/>
+      <w:bookmarkEnd w:id="235"/>
     </w:p>
     <w:p>
       <w:pPr>
@@ -26158,13 +25472,7 @@
         <w:spacing w:line="360" w:lineRule="auto"/>
       </w:pPr>
       <w:r>
-        <w:t xml:space="preserve">recall </w:t>
-      </w:r>
-      <w:r>
-        <w:t>measures</w:t>
-      </w:r>
-      <w:r>
-        <w:t xml:space="preserve"> how many of the real positive situations the model properly detected. When missing a positive instance (false negative) is more expensive than false positives, it is crucial.</w:t>
+        <w:t>recall measures how many of the real positive situations the model properly detected. When missing a positive instance (false negative) is more expensive than false positives, it is crucial.</w:t>
       </w:r>
     </w:p>
     <w:p>
@@ -26196,11 +25504,11 @@
         <w:pStyle w:val="Heading3"/>
         <w:spacing w:line="360" w:lineRule="auto"/>
       </w:pPr>
-      <w:bookmarkStart w:id="238" w:name="_Toc236801138"/>
+      <w:bookmarkStart w:id="236" w:name="_Toc236801138"/>
       <w:r>
         <w:t>F1-Score</w:t>
       </w:r>
-      <w:bookmarkEnd w:id="238"/>
+      <w:bookmarkEnd w:id="236"/>
     </w:p>
     <w:p>
       <w:pPr>
@@ -26250,11 +25558,11 @@
         <w:pStyle w:val="Heading3"/>
         <w:spacing w:line="360" w:lineRule="auto"/>
       </w:pPr>
-      <w:bookmarkStart w:id="239" w:name="_Toc236801139"/>
+      <w:bookmarkStart w:id="237" w:name="_Toc236801139"/>
       <w:r>
         <w:t>ROC-AUC</w:t>
       </w:r>
-      <w:bookmarkEnd w:id="239"/>
+      <w:bookmarkEnd w:id="237"/>
     </w:p>
     <w:p>
       <w:pPr>
@@ -26289,26 +25597,18 @@
       <w:pPr>
         <w:pStyle w:val="Heading2"/>
       </w:pPr>
-      <w:bookmarkStart w:id="240" w:name="_Toc236801140"/>
+      <w:bookmarkStart w:id="238" w:name="_Toc236801140"/>
       <w:r>
         <w:t>Performance Comparison of Machine Learning Models</w:t>
       </w:r>
-      <w:bookmarkEnd w:id="240"/>
-    </w:p>
-    <w:p>
-      <w:pPr>
-        <w:spacing w:line="360" w:lineRule="auto"/>
-      </w:pPr>
-      <w:r>
-        <w:t xml:space="preserve">Five supervised machine learning models were trained and assessed using the same preprocessed dataset </w:t>
-      </w:r>
-      <w:proofErr w:type="gramStart"/>
-      <w:r>
-        <w:t>in order to</w:t>
-      </w:r>
-      <w:proofErr w:type="gramEnd"/>
-      <w:r>
-        <w:t xml:space="preserve"> determine the best method for customer churn prediction. To guarantee a thorough comparison of predictive performance, the models were evaluated using Accuracy, Precision, Recall, F1-score, and ROC-AUC.</w:t>
+      <w:bookmarkEnd w:id="238"/>
+    </w:p>
+    <w:p>
+      <w:pPr>
+        <w:spacing w:line="360" w:lineRule="auto"/>
+      </w:pPr>
+      <w:r>
+        <w:t>Five supervised machine learning models were trained and assessed using the same preprocessed dataset in order to determine the best method for customer churn prediction. To guarantee a thorough comparison of predictive performance, the models were evaluated using Accuracy, Precision, Recall, F1-score, and ROC-AUC.</w:t>
       </w:r>
     </w:p>
     <w:p>
@@ -26858,35 +26158,25 @@
         <w:pStyle w:val="Caption"/>
         <w:spacing w:line="360" w:lineRule="auto"/>
       </w:pPr>
-      <w:bookmarkStart w:id="241" w:name="_Toc236797384"/>
+      <w:bookmarkStart w:id="239" w:name="_Toc236797384"/>
       <w:r>
         <w:t xml:space="preserve">Table </w:t>
       </w:r>
-      <w:r>
-        <w:fldChar w:fldCharType="begin"/>
-      </w:r>
-      <w:r>
-        <w:instrText xml:space="preserve"> SEQ Table \* ARABIC </w:instrText>
-      </w:r>
-      <w:r>
-        <w:fldChar w:fldCharType="separate"/>
-      </w:r>
-      <w:r>
-        <w:rPr>
-          <w:noProof/>
-        </w:rPr>
-        <w:t>11</w:t>
-      </w:r>
-      <w:r>
-        <w:fldChar w:fldCharType="end"/>
-      </w:r>
+      <w:fldSimple w:instr=" SEQ Table \* ARABIC ">
+        <w:r>
+          <w:rPr>
+            <w:noProof/>
+          </w:rPr>
+          <w:t>11</w:t>
+        </w:r>
+      </w:fldSimple>
       <w:r>
         <w:t xml:space="preserve"> </w:t>
       </w:r>
       <w:r>
         <w:t>Performance Comparison of Machine Learning Models</w:t>
       </w:r>
-      <w:bookmarkEnd w:id="241"/>
+      <w:bookmarkEnd w:id="239"/>
     </w:p>
     <w:p>
       <w:pPr>
@@ -26906,21 +26196,7 @@
         <w:spacing w:line="360" w:lineRule="auto"/>
       </w:pPr>
       <w:r>
-        <w:t xml:space="preserve">The maximum recall (0.8783) was obtained using logistic regression, suggesting that it was successful in identifying </w:t>
-      </w:r>
-      <w:proofErr w:type="gramStart"/>
-      <w:r>
-        <w:t>the majority of</w:t>
-      </w:r>
-      <w:proofErr w:type="gramEnd"/>
-      <w:r>
-        <w:t xml:space="preserve"> clients who ultimately left.</w:t>
-      </w:r>
-      <w:r>
-        <w:t xml:space="preserve"> </w:t>
-      </w:r>
-      <w:r>
-        <w:t xml:space="preserve">However, </w:t>
+        <w:t xml:space="preserve">The maximum recall (0.8783) was obtained using logistic regression, suggesting that it was successful in identifying the majority of clients who ultimately left. However, </w:t>
       </w:r>
       <w:proofErr w:type="spellStart"/>
       <w:r>
@@ -26994,15 +26270,7 @@
       </w:pPr>
       <w:r>
         <w:lastRenderedPageBreak/>
-        <w:t xml:space="preserve">By mixing predictions from many base learners, the Stacking Classifier also showed competitive performance. While its overall metrics were </w:t>
-      </w:r>
-      <w:proofErr w:type="gramStart"/>
-      <w:r>
-        <w:t>similar to</w:t>
-      </w:r>
-      <w:proofErr w:type="gramEnd"/>
-      <w:r>
-        <w:t xml:space="preserve"> those of </w:t>
+        <w:t xml:space="preserve">By mixing predictions from many base learners, the Stacking Classifier also showed competitive performance. While its overall metrics were similar to those of </w:t>
       </w:r>
       <w:proofErr w:type="spellStart"/>
       <w:r>
@@ -27038,11 +26306,11 @@
       <w:pPr>
         <w:pStyle w:val="Heading2"/>
       </w:pPr>
-      <w:bookmarkStart w:id="242" w:name="_Toc236801141"/>
+      <w:bookmarkStart w:id="240" w:name="_Toc236801141"/>
       <w:r>
         <w:t>ROC Curve Analysis</w:t>
       </w:r>
-      <w:bookmarkEnd w:id="242"/>
+      <w:bookmarkEnd w:id="240"/>
     </w:p>
     <w:p>
       <w:pPr>
@@ -27101,35 +26369,25 @@
         <w:pStyle w:val="Caption"/>
         <w:spacing w:line="360" w:lineRule="auto"/>
       </w:pPr>
-      <w:bookmarkStart w:id="243" w:name="_Toc236797365"/>
+      <w:bookmarkStart w:id="241" w:name="_Toc236797365"/>
       <w:r>
         <w:t xml:space="preserve">Figure </w:t>
       </w:r>
-      <w:r>
-        <w:fldChar w:fldCharType="begin"/>
-      </w:r>
-      <w:r>
-        <w:instrText xml:space="preserve"> SEQ Figure \* ARABIC </w:instrText>
-      </w:r>
-      <w:r>
-        <w:fldChar w:fldCharType="separate"/>
-      </w:r>
-      <w:r>
-        <w:rPr>
-          <w:noProof/>
-        </w:rPr>
-        <w:t>14</w:t>
-      </w:r>
-      <w:r>
-        <w:fldChar w:fldCharType="end"/>
-      </w:r>
+      <w:fldSimple w:instr=" SEQ Figure \* ARABIC ">
+        <w:r>
+          <w:rPr>
+            <w:noProof/>
+          </w:rPr>
+          <w:t>14</w:t>
+        </w:r>
+      </w:fldSimple>
       <w:r>
         <w:t xml:space="preserve"> </w:t>
       </w:r>
       <w:r>
         <w:t>ROC Curve Analysis</w:t>
       </w:r>
-      <w:bookmarkEnd w:id="243"/>
+      <w:bookmarkEnd w:id="241"/>
     </w:p>
     <w:p>
       <w:pPr>
@@ -27210,22 +26468,22 @@
       <w:pPr>
         <w:pStyle w:val="Heading2"/>
       </w:pPr>
-      <w:bookmarkStart w:id="244" w:name="_Toc236801142"/>
+      <w:bookmarkStart w:id="242" w:name="_Toc236801142"/>
       <w:r>
         <w:t>Confusion Matrix Analysis</w:t>
       </w:r>
-      <w:bookmarkEnd w:id="244"/>
+      <w:bookmarkEnd w:id="242"/>
     </w:p>
     <w:p>
       <w:pPr>
         <w:pStyle w:val="Heading3"/>
         <w:spacing w:line="360" w:lineRule="auto"/>
       </w:pPr>
-      <w:bookmarkStart w:id="245" w:name="_Toc236801143"/>
+      <w:bookmarkStart w:id="243" w:name="_Toc236801143"/>
       <w:r>
         <w:t>Logistic Regression</w:t>
       </w:r>
-      <w:bookmarkEnd w:id="245"/>
+      <w:bookmarkEnd w:id="243"/>
     </w:p>
     <w:p>
       <w:pPr>
@@ -27284,32 +26542,22 @@
         <w:pStyle w:val="Caption"/>
         <w:spacing w:line="360" w:lineRule="auto"/>
       </w:pPr>
-      <w:bookmarkStart w:id="246" w:name="_Toc236797366"/>
+      <w:bookmarkStart w:id="244" w:name="_Toc236797366"/>
       <w:r>
         <w:t xml:space="preserve">Figure </w:t>
       </w:r>
-      <w:r>
-        <w:fldChar w:fldCharType="begin"/>
-      </w:r>
-      <w:r>
-        <w:instrText xml:space="preserve"> SEQ Figure \* ARABIC </w:instrText>
-      </w:r>
-      <w:r>
-        <w:fldChar w:fldCharType="separate"/>
-      </w:r>
-      <w:r>
-        <w:rPr>
-          <w:noProof/>
-        </w:rPr>
-        <w:t>15</w:t>
-      </w:r>
-      <w:r>
-        <w:fldChar w:fldCharType="end"/>
-      </w:r>
+      <w:fldSimple w:instr=" SEQ Figure \* ARABIC ">
+        <w:r>
+          <w:rPr>
+            <w:noProof/>
+          </w:rPr>
+          <w:t>15</w:t>
+        </w:r>
+      </w:fldSimple>
       <w:r>
         <w:t xml:space="preserve"> Logistic regression confusion matrix</w:t>
       </w:r>
-      <w:bookmarkEnd w:id="246"/>
+      <w:bookmarkEnd w:id="244"/>
     </w:p>
     <w:p>
       <w:pPr>
@@ -27324,13 +26572,13 @@
         <w:pStyle w:val="Heading3"/>
         <w:spacing w:line="360" w:lineRule="auto"/>
       </w:pPr>
-      <w:bookmarkStart w:id="247" w:name="_Toc236801144"/>
+      <w:bookmarkStart w:id="245" w:name="_Toc236801144"/>
       <w:proofErr w:type="spellStart"/>
       <w:r>
         <w:lastRenderedPageBreak/>
         <w:t>HistGradientBoosting</w:t>
       </w:r>
-      <w:bookmarkEnd w:id="247"/>
+      <w:bookmarkEnd w:id="245"/>
       <w:proofErr w:type="spellEnd"/>
     </w:p>
     <w:p>
@@ -27390,37 +26638,22 @@
         <w:pStyle w:val="Caption"/>
         <w:spacing w:line="360" w:lineRule="auto"/>
       </w:pPr>
-      <w:bookmarkStart w:id="248" w:name="_Toc236797367"/>
+      <w:bookmarkStart w:id="246" w:name="_Toc236797367"/>
       <w:r>
         <w:t xml:space="preserve">Figure </w:t>
       </w:r>
-      <w:r>
-        <w:fldChar w:fldCharType="begin"/>
-      </w:r>
-      <w:r>
-        <w:instrText xml:space="preserve"> SEQ Figure \* ARABIC </w:instrText>
-      </w:r>
-      <w:r>
-        <w:fldChar w:fldCharType="separate"/>
-      </w:r>
-      <w:r>
-        <w:rPr>
-          <w:noProof/>
-        </w:rPr>
-        <w:t>16</w:t>
-      </w:r>
-      <w:r>
-        <w:fldChar w:fldCharType="end"/>
-      </w:r>
-      <w:proofErr w:type="spellStart"/>
-      <w:r>
-        <w:t>HistGradientBoosting</w:t>
-      </w:r>
-      <w:proofErr w:type="spellEnd"/>
-      <w:r>
-        <w:t xml:space="preserve"> Confusion Matrix</w:t>
-      </w:r>
-      <w:bookmarkEnd w:id="248"/>
+      <w:fldSimple w:instr=" SEQ Figure \* ARABIC ">
+        <w:r>
+          <w:rPr>
+            <w:noProof/>
+          </w:rPr>
+          <w:t>16</w:t>
+        </w:r>
+      </w:fldSimple>
+      <w:r>
+        <w:t>HistGradientBoosting Confusion Matrix</w:t>
+      </w:r>
+      <w:bookmarkEnd w:id="246"/>
     </w:p>
     <w:p>
       <w:pPr>
@@ -27435,11 +26668,11 @@
         <w:pStyle w:val="Heading3"/>
         <w:spacing w:line="360" w:lineRule="auto"/>
       </w:pPr>
-      <w:bookmarkStart w:id="249" w:name="_Toc236801145"/>
+      <w:bookmarkStart w:id="247" w:name="_Toc236801145"/>
       <w:r>
         <w:t>Random Forest</w:t>
       </w:r>
-      <w:bookmarkEnd w:id="249"/>
+      <w:bookmarkEnd w:id="247"/>
     </w:p>
     <w:p>
       <w:pPr>
@@ -27498,28 +26731,18 @@
         <w:pStyle w:val="Caption"/>
         <w:spacing w:line="360" w:lineRule="auto"/>
       </w:pPr>
-      <w:bookmarkStart w:id="250" w:name="_Toc236797368"/>
+      <w:bookmarkStart w:id="248" w:name="_Toc236797368"/>
       <w:r>
         <w:t xml:space="preserve">Figure </w:t>
       </w:r>
-      <w:r>
-        <w:fldChar w:fldCharType="begin"/>
-      </w:r>
-      <w:r>
-        <w:instrText xml:space="preserve"> SEQ Figure \* ARABIC </w:instrText>
-      </w:r>
-      <w:r>
-        <w:fldChar w:fldCharType="separate"/>
-      </w:r>
-      <w:r>
-        <w:rPr>
-          <w:noProof/>
-        </w:rPr>
-        <w:t>17</w:t>
-      </w:r>
-      <w:r>
-        <w:fldChar w:fldCharType="end"/>
-      </w:r>
+      <w:fldSimple w:instr=" SEQ Figure \* ARABIC ">
+        <w:r>
+          <w:rPr>
+            <w:noProof/>
+          </w:rPr>
+          <w:t>17</w:t>
+        </w:r>
+      </w:fldSimple>
       <w:r>
         <w:t xml:space="preserve"> </w:t>
       </w:r>
@@ -27529,7 +26752,7 @@
       <w:r>
         <w:t>confusion matrix</w:t>
       </w:r>
-      <w:bookmarkEnd w:id="250"/>
+      <w:bookmarkEnd w:id="248"/>
     </w:p>
     <w:p>
       <w:pPr>
@@ -27541,13 +26764,13 @@
         <w:pStyle w:val="Heading3"/>
         <w:spacing w:line="360" w:lineRule="auto"/>
       </w:pPr>
-      <w:bookmarkStart w:id="251" w:name="_Toc236801146"/>
+      <w:bookmarkStart w:id="249" w:name="_Toc236801146"/>
       <w:proofErr w:type="spellStart"/>
       <w:r>
         <w:lastRenderedPageBreak/>
         <w:t>XGBoost</w:t>
       </w:r>
-      <w:bookmarkEnd w:id="251"/>
+      <w:bookmarkEnd w:id="249"/>
       <w:proofErr w:type="spellEnd"/>
     </w:p>
     <w:p>
@@ -27617,88 +26840,78 @@
         <w:pStyle w:val="Caption"/>
         <w:spacing w:line="360" w:lineRule="auto"/>
       </w:pPr>
-      <w:bookmarkStart w:id="252" w:name="_Toc236797369"/>
+      <w:bookmarkStart w:id="250" w:name="_Toc236797369"/>
       <w:r>
         <w:t xml:space="preserve">Figure </w:t>
       </w:r>
-      <w:r>
-        <w:fldChar w:fldCharType="begin"/>
-      </w:r>
-      <w:r>
-        <w:instrText xml:space="preserve"> SEQ Figure \* ARABIC </w:instrText>
-      </w:r>
-      <w:r>
-        <w:fldChar w:fldCharType="separate"/>
-      </w:r>
+      <w:fldSimple w:instr=" SEQ Figure \* ARABIC ">
+        <w:r>
+          <w:rPr>
+            <w:noProof/>
+          </w:rPr>
+          <w:t>18</w:t>
+        </w:r>
+      </w:fldSimple>
+      <w:r>
+        <w:t xml:space="preserve"> </w:t>
+      </w:r>
+      <w:proofErr w:type="spellStart"/>
+      <w:r>
+        <w:t>XGBoost</w:t>
+      </w:r>
+      <w:proofErr w:type="spellEnd"/>
+      <w:r>
+        <w:t xml:space="preserve"> </w:t>
+      </w:r>
+      <w:r>
+        <w:t>Confusion Matrix</w:t>
+      </w:r>
+      <w:bookmarkEnd w:id="250"/>
+    </w:p>
+    <w:p>
+      <w:pPr>
+        <w:spacing w:line="360" w:lineRule="auto"/>
+      </w:pPr>
+    </w:p>
+    <w:p>
+      <w:pPr>
+        <w:spacing w:line="360" w:lineRule="auto"/>
+      </w:pPr>
+    </w:p>
+    <w:p>
+      <w:pPr>
+        <w:spacing w:line="360" w:lineRule="auto"/>
+      </w:pPr>
+      <w:r>
+        <w:t>It was chosen as the final deployment model because of its excellent overall performance and best ROC-AUC.</w:t>
+      </w:r>
+    </w:p>
+    <w:p>
+      <w:pPr>
+        <w:spacing w:line="360" w:lineRule="auto"/>
+      </w:pPr>
+    </w:p>
+    <w:p>
+      <w:pPr>
+        <w:pStyle w:val="Heading3"/>
+        <w:spacing w:line="360" w:lineRule="auto"/>
+      </w:pPr>
+      <w:bookmarkStart w:id="251" w:name="_Toc236801147"/>
+      <w:r>
+        <w:t>Stacking Classifier</w:t>
+      </w:r>
+      <w:bookmarkEnd w:id="251"/>
+    </w:p>
+    <w:p>
+      <w:pPr>
+        <w:spacing w:line="360" w:lineRule="auto"/>
+      </w:pPr>
       <w:r>
         <w:rPr>
           <w:noProof/>
         </w:rPr>
-        <w:t>18</w:t>
-      </w:r>
-      <w:r>
-        <w:fldChar w:fldCharType="end"/>
-      </w:r>
-      <w:r>
-        <w:t xml:space="preserve"> </w:t>
-      </w:r>
-      <w:proofErr w:type="spellStart"/>
-      <w:r>
-        <w:t>XGBoost</w:t>
-      </w:r>
-      <w:proofErr w:type="spellEnd"/>
-      <w:r>
-        <w:t xml:space="preserve"> </w:t>
-      </w:r>
-      <w:r>
-        <w:t>Confusion Matrix</w:t>
-      </w:r>
-      <w:bookmarkEnd w:id="252"/>
-    </w:p>
-    <w:p>
-      <w:pPr>
-        <w:spacing w:line="360" w:lineRule="auto"/>
-      </w:pPr>
-    </w:p>
-    <w:p>
-      <w:pPr>
-        <w:spacing w:line="360" w:lineRule="auto"/>
-      </w:pPr>
-    </w:p>
-    <w:p>
-      <w:pPr>
-        <w:spacing w:line="360" w:lineRule="auto"/>
-      </w:pPr>
-      <w:r>
-        <w:t>It was chosen as the final deployment model because of its excellent overall performance and best ROC-AUC.</w:t>
-      </w:r>
-    </w:p>
-    <w:p>
-      <w:pPr>
-        <w:spacing w:line="360" w:lineRule="auto"/>
-      </w:pPr>
-    </w:p>
-    <w:p>
-      <w:pPr>
-        <w:pStyle w:val="Heading3"/>
-        <w:spacing w:line="360" w:lineRule="auto"/>
-      </w:pPr>
-      <w:bookmarkStart w:id="253" w:name="_Toc236801147"/>
-      <w:r>
-        <w:t>Stacking Classifier</w:t>
-      </w:r>
-      <w:bookmarkEnd w:id="253"/>
-    </w:p>
-    <w:p>
-      <w:pPr>
-        <w:spacing w:line="360" w:lineRule="auto"/>
-      </w:pPr>
-      <w:r>
-        <w:rPr>
-          <w:noProof/>
-        </w:rPr>
         <w:drawing>
-          <wp:inline distT="0" distB="0" distL="0" distR="0" wp14:anchorId="0A5B08FF" wp14:editId="33193C98">
+          <wp:inline distT="0" distB="0" distL="0" distR="0" wp14:anchorId="0A5B08FF" wp14:editId="454EAE57">
             <wp:extent cx="2015966" cy="1943100"/>
             <wp:effectExtent l="0" t="0" r="3810" b="0"/>
             <wp:docPr id="669602775" name="Picture 16"/>
@@ -27768,12 +26981,12 @@
           <w:sz w:val="24"/>
         </w:rPr>
       </w:pPr>
-      <w:bookmarkStart w:id="254" w:name="_Toc236801148"/>
+      <w:bookmarkStart w:id="252" w:name="_Toc236801148"/>
       <w:r>
         <w:lastRenderedPageBreak/>
         <w:t>Selection of final model</w:t>
       </w:r>
-      <w:bookmarkEnd w:id="254"/>
+      <w:bookmarkEnd w:id="252"/>
       <w:r>
         <w:t xml:space="preserve"> </w:t>
       </w:r>
@@ -27913,7 +27126,7 @@
       <w:pPr>
         <w:pStyle w:val="Heading2"/>
       </w:pPr>
-      <w:bookmarkStart w:id="255" w:name="_Toc236801149"/>
+      <w:bookmarkStart w:id="253" w:name="_Toc236801149"/>
       <w:r>
         <w:rPr>
           <w:noProof/>
@@ -28038,35 +27251,25 @@
                                 <w:szCs w:val="26"/>
                               </w:rPr>
                             </w:pPr>
-                            <w:bookmarkStart w:id="256" w:name="_Toc236797370"/>
+                            <w:bookmarkStart w:id="254" w:name="_Toc236797370"/>
                             <w:r>
                               <w:t xml:space="preserve">Figure </w:t>
                             </w:r>
-                            <w:r>
-                              <w:fldChar w:fldCharType="begin"/>
-                            </w:r>
-                            <w:r>
-                              <w:instrText xml:space="preserve"> SEQ Figure \* ARABIC </w:instrText>
-                            </w:r>
-                            <w:r>
-                              <w:fldChar w:fldCharType="separate"/>
-                            </w:r>
-                            <w:r>
-                              <w:rPr>
-                                <w:noProof/>
-                              </w:rPr>
-                              <w:t>19</w:t>
-                            </w:r>
-                            <w:r>
-                              <w:fldChar w:fldCharType="end"/>
-                            </w:r>
+                            <w:fldSimple w:instr=" SEQ Figure \* ARABIC ">
+                              <w:r>
+                                <w:rPr>
+                                  <w:noProof/>
+                                </w:rPr>
+                                <w:t>19</w:t>
+                              </w:r>
+                            </w:fldSimple>
                             <w:r>
                               <w:t xml:space="preserve"> </w:t>
                             </w:r>
                             <w:r>
                               <w:t xml:space="preserve"> Kaggle Competition Submission and Leaderboard</w:t>
                             </w:r>
-                            <w:bookmarkEnd w:id="256"/>
+                            <w:bookmarkEnd w:id="254"/>
                           </w:p>
                         </w:txbxContent>
                       </wps:txbx>
@@ -28135,25 +27338,25 @@
           </mc:Fallback>
         </mc:AlternateContent>
       </w:r>
+      <w:bookmarkEnd w:id="253"/>
+    </w:p>
+    <w:p>
+      <w:pPr>
+        <w:pStyle w:val="Heading2"/>
+      </w:pPr>
+      <w:bookmarkStart w:id="255" w:name="_Toc236801150"/>
+      <w:r>
+        <w:t xml:space="preserve">Implementation of the </w:t>
+      </w:r>
+      <w:proofErr w:type="spellStart"/>
+      <w:r>
+        <w:t>Streamlit</w:t>
+      </w:r>
+      <w:proofErr w:type="spellEnd"/>
+      <w:r>
+        <w:t xml:space="preserve"> Web Application</w:t>
+      </w:r>
       <w:bookmarkEnd w:id="255"/>
-    </w:p>
-    <w:p>
-      <w:pPr>
-        <w:pStyle w:val="Heading2"/>
-      </w:pPr>
-      <w:bookmarkStart w:id="258" w:name="_Toc236801150"/>
-      <w:r>
-        <w:t xml:space="preserve">Implementation of the </w:t>
-      </w:r>
-      <w:proofErr w:type="spellStart"/>
-      <w:r>
-        <w:t>Streamlit</w:t>
-      </w:r>
-      <w:proofErr w:type="spellEnd"/>
-      <w:r>
-        <w:t xml:space="preserve"> Web Application</w:t>
-      </w:r>
-      <w:bookmarkEnd w:id="258"/>
     </w:p>
     <w:p>
       <w:pPr>
@@ -28293,11 +27496,11 @@
       <w:pPr>
         <w:pStyle w:val="Heading2"/>
       </w:pPr>
-      <w:bookmarkStart w:id="259" w:name="_Toc236801151"/>
+      <w:bookmarkStart w:id="256" w:name="_Toc236801151"/>
       <w:r>
         <w:t>Practical Demonstration</w:t>
       </w:r>
-      <w:bookmarkEnd w:id="259"/>
+      <w:bookmarkEnd w:id="256"/>
     </w:p>
     <w:p>
       <w:pPr>
@@ -28360,55 +27563,55 @@
         <w:rPr>
           <w:rFonts w:eastAsia="Calibri"/>
         </w:rPr>
-        <w:t xml:space="preserve">The application </w:t>
-      </w:r>
-      <w:proofErr w:type="gramStart"/>
-      <w:r>
+        <w:t xml:space="preserve">The application is started using: </w:t>
+      </w:r>
+    </w:p>
+    <w:p>
+      <w:pPr>
+        <w:spacing w:line="360" w:lineRule="auto"/>
         <w:rPr>
           <w:rFonts w:eastAsia="Calibri"/>
         </w:rPr>
-        <w:t>is</w:t>
-      </w:r>
-      <w:proofErr w:type="gramEnd"/>
+      </w:pPr>
+      <w:proofErr w:type="spellStart"/>
       <w:r>
         <w:rPr>
           <w:rFonts w:eastAsia="Calibri"/>
         </w:rPr>
-        <w:t xml:space="preserve"> started using: </w:t>
-      </w:r>
-    </w:p>
-    <w:p>
-      <w:pPr>
-        <w:spacing w:line="360" w:lineRule="auto"/>
+        <w:t>streamlit</w:t>
+      </w:r>
+      <w:proofErr w:type="spellEnd"/>
+      <w:r>
         <w:rPr>
           <w:rFonts w:eastAsia="Calibri"/>
         </w:rPr>
-      </w:pPr>
-      <w:proofErr w:type="spellStart"/>
+        <w:t xml:space="preserve"> run </w:t>
+      </w:r>
       <w:r>
         <w:rPr>
           <w:rFonts w:eastAsia="Calibri"/>
         </w:rPr>
-        <w:t>streamlit</w:t>
-      </w:r>
-      <w:proofErr w:type="spellEnd"/>
+        <w:t>app/</w:t>
+      </w:r>
       <w:r>
         <w:rPr>
           <w:rFonts w:eastAsia="Calibri"/>
         </w:rPr>
-        <w:t xml:space="preserve"> run </w:t>
-      </w:r>
-      <w:r>
+        <w:t xml:space="preserve">app.py </w:t>
+      </w:r>
+    </w:p>
+    <w:p>
+      <w:pPr>
+        <w:spacing w:line="360" w:lineRule="auto"/>
         <w:rPr>
           <w:rFonts w:eastAsia="Calibri"/>
         </w:rPr>
-        <w:t>app/</w:t>
-      </w:r>
+      </w:pPr>
       <w:r>
         <w:rPr>
           <w:rFonts w:eastAsia="Calibri"/>
         </w:rPr>
-        <w:t xml:space="preserve">app.py </w:t>
+        <w:t xml:space="preserve">The system opens in a web browser and displays the main interface. </w:t>
       </w:r>
     </w:p>
     <w:p>
@@ -28418,29 +27621,16 @@
           <w:rFonts w:eastAsia="Calibri"/>
         </w:rPr>
       </w:pPr>
+    </w:p>
+    <w:p>
+      <w:pPr>
+        <w:keepNext/>
+        <w:spacing w:line="360" w:lineRule="auto"/>
+      </w:pPr>
       <w:r>
         <w:rPr>
           <w:rFonts w:eastAsia="Calibri"/>
-        </w:rPr>
-        <w:t xml:space="preserve">The system opens in a web browser and displays the main interface. </w:t>
-      </w:r>
-    </w:p>
-    <w:p>
-      <w:pPr>
-        <w:spacing w:line="360" w:lineRule="auto"/>
-        <w:rPr>
-          <w:rFonts w:eastAsia="Calibri"/>
-        </w:rPr>
-      </w:pPr>
-    </w:p>
-    <w:p>
-      <w:pPr>
-        <w:keepNext/>
-        <w:spacing w:line="360" w:lineRule="auto"/>
-      </w:pPr>
-      <w:r>
-        <w:rPr>
-          <w:rFonts w:eastAsia="Calibri"/>
+          <w:noProof/>
         </w:rPr>
         <w:drawing>
           <wp:inline distT="0" distB="0" distL="0" distR="0" wp14:anchorId="7422F7FF" wp14:editId="48C91968">
@@ -28484,32 +27674,22 @@
         <w:pStyle w:val="Caption"/>
         <w:spacing w:line="360" w:lineRule="auto"/>
       </w:pPr>
-      <w:bookmarkStart w:id="260" w:name="_Toc236797371"/>
+      <w:bookmarkStart w:id="257" w:name="_Toc236797371"/>
       <w:r>
         <w:t xml:space="preserve">Figure </w:t>
       </w:r>
-      <w:r>
-        <w:fldChar w:fldCharType="begin"/>
-      </w:r>
-      <w:r>
-        <w:instrText xml:space="preserve"> SEQ Figure \* ARABIC </w:instrText>
-      </w:r>
-      <w:r>
-        <w:fldChar w:fldCharType="separate"/>
-      </w:r>
-      <w:r>
-        <w:rPr>
-          <w:noProof/>
-        </w:rPr>
-        <w:t>20</w:t>
-      </w:r>
-      <w:r>
-        <w:fldChar w:fldCharType="end"/>
-      </w:r>
+      <w:fldSimple w:instr=" SEQ Figure \* ARABIC ">
+        <w:r>
+          <w:rPr>
+            <w:noProof/>
+          </w:rPr>
+          <w:t>20</w:t>
+        </w:r>
+      </w:fldSimple>
       <w:r>
         <w:t xml:space="preserve"> Home Page of the Customer Churn Prediction System</w:t>
       </w:r>
-      <w:bookmarkEnd w:id="260"/>
+      <w:bookmarkEnd w:id="257"/>
     </w:p>
     <w:p>
       <w:pPr>
@@ -28606,6 +27786,7 @@
       <w:r>
         <w:rPr>
           <w:rFonts w:eastAsia="Calibri"/>
+          <w:noProof/>
         </w:rPr>
         <w:drawing>
           <wp:inline distT="0" distB="0" distL="0" distR="0" wp14:anchorId="095376EB" wp14:editId="59796189">
@@ -28652,35 +27833,25 @@
           <w:rFonts w:eastAsia="Calibri"/>
         </w:rPr>
       </w:pPr>
-      <w:bookmarkStart w:id="261" w:name="_Toc236797372"/>
+      <w:bookmarkStart w:id="258" w:name="_Toc236797372"/>
       <w:r>
         <w:t xml:space="preserve">Figure </w:t>
       </w:r>
-      <w:r>
-        <w:fldChar w:fldCharType="begin"/>
-      </w:r>
-      <w:r>
-        <w:instrText xml:space="preserve"> SEQ Figure \* ARABIC </w:instrText>
-      </w:r>
-      <w:r>
-        <w:fldChar w:fldCharType="separate"/>
-      </w:r>
-      <w:r>
-        <w:rPr>
-          <w:noProof/>
-        </w:rPr>
-        <w:t>21</w:t>
-      </w:r>
-      <w:r>
-        <w:fldChar w:fldCharType="end"/>
-      </w:r>
+      <w:fldSimple w:instr=" SEQ Figure \* ARABIC ">
+        <w:r>
+          <w:rPr>
+            <w:noProof/>
+          </w:rPr>
+          <w:t>21</w:t>
+        </w:r>
+      </w:fldSimple>
       <w:r>
         <w:t xml:space="preserve"> </w:t>
       </w:r>
       <w:r>
         <w:t>Enter Customer Information</w:t>
       </w:r>
-      <w:bookmarkEnd w:id="261"/>
+      <w:bookmarkEnd w:id="258"/>
     </w:p>
     <w:p>
       <w:pPr>
@@ -28898,6 +28069,7 @@
       <w:r>
         <w:rPr>
           <w:rFonts w:eastAsia="Calibri"/>
+          <w:noProof/>
         </w:rPr>
         <w:drawing>
           <wp:inline distT="0" distB="0" distL="0" distR="0" wp14:anchorId="72428254" wp14:editId="2B1B24C0">
@@ -28944,35 +28116,25 @@
           <w:rFonts w:eastAsia="Calibri"/>
         </w:rPr>
       </w:pPr>
-      <w:bookmarkStart w:id="262" w:name="_Toc236797373"/>
+      <w:bookmarkStart w:id="259" w:name="_Toc236797373"/>
       <w:r>
         <w:t xml:space="preserve">Figure </w:t>
       </w:r>
-      <w:r>
-        <w:fldChar w:fldCharType="begin"/>
-      </w:r>
-      <w:r>
-        <w:instrText xml:space="preserve"> SEQ Figure \* ARABIC </w:instrText>
-      </w:r>
-      <w:r>
-        <w:fldChar w:fldCharType="separate"/>
-      </w:r>
-      <w:r>
-        <w:rPr>
-          <w:noProof/>
-        </w:rPr>
-        <w:t>22</w:t>
-      </w:r>
-      <w:r>
-        <w:fldChar w:fldCharType="end"/>
-      </w:r>
+      <w:fldSimple w:instr=" SEQ Figure \* ARABIC ">
+        <w:r>
+          <w:rPr>
+            <w:noProof/>
+          </w:rPr>
+          <w:t>22</w:t>
+        </w:r>
+      </w:fldSimple>
       <w:r>
         <w:t xml:space="preserve"> </w:t>
       </w:r>
       <w:r>
         <w:t>prediction dashboard displays:</w:t>
       </w:r>
-      <w:bookmarkEnd w:id="262"/>
+      <w:bookmarkEnd w:id="259"/>
     </w:p>
     <w:p>
       <w:pPr>
@@ -29109,7 +28271,7 @@
         <w:pStyle w:val="Heading1"/>
         <w:spacing w:line="360" w:lineRule="auto"/>
       </w:pPr>
-      <w:bookmarkStart w:id="263" w:name="_Toc236801152"/>
+      <w:bookmarkStart w:id="260" w:name="_Toc236801152"/>
       <w:r>
         <w:lastRenderedPageBreak/>
         <w:t xml:space="preserve">Task F </w:t>
@@ -29117,231 +28279,215 @@
       <w:r>
         <w:t>Critical Evaluation, Limitations and Future Work</w:t>
       </w:r>
+      <w:bookmarkEnd w:id="260"/>
+    </w:p>
+    <w:p>
+      <w:pPr>
+        <w:pStyle w:val="Heading2"/>
+      </w:pPr>
+      <w:r>
+        <w:t xml:space="preserve"> </w:t>
+      </w:r>
+      <w:bookmarkStart w:id="261" w:name="_Toc236801153"/>
+      <w:r>
+        <w:t>Critical Evaluation of the Developed Model</w:t>
+      </w:r>
+      <w:bookmarkEnd w:id="261"/>
+    </w:p>
+    <w:p>
+      <w:pPr>
+        <w:spacing w:line="360" w:lineRule="auto"/>
+      </w:pPr>
+      <w:proofErr w:type="spellStart"/>
+      <w:r>
+        <w:t>XGBoost</w:t>
+      </w:r>
+      <w:proofErr w:type="spellEnd"/>
+      <w:r>
+        <w:t xml:space="preserve"> was the best-performing model out of the five models that were assessed, with the greatest ROC-AUC score (0.9153).</w:t>
+      </w:r>
+    </w:p>
+    <w:p>
+      <w:pPr>
+        <w:spacing w:line="360" w:lineRule="auto"/>
+      </w:pPr>
+    </w:p>
+    <w:p>
+      <w:pPr>
+        <w:spacing w:line="360" w:lineRule="auto"/>
+      </w:pPr>
+      <w:r>
+        <w:t xml:space="preserve">Every model has advantages of its own. The highest recall was attained by logistic regression, while the highest F1-score was acquired by random forest. Additionally effective were the Stacking Classifier and </w:t>
+      </w:r>
+      <w:proofErr w:type="spellStart"/>
+      <w:r>
+        <w:t>HistGradientBoosting</w:t>
+      </w:r>
+      <w:proofErr w:type="spellEnd"/>
+      <w:r>
+        <w:t xml:space="preserve">. But when it came to accuracy, precision, recall, and ROC-AUC, </w:t>
+      </w:r>
+      <w:proofErr w:type="spellStart"/>
+      <w:r>
+        <w:t>XGBoost</w:t>
+      </w:r>
+      <w:proofErr w:type="spellEnd"/>
+      <w:r>
+        <w:t xml:space="preserve"> had the finest overall balance.</w:t>
+      </w:r>
+    </w:p>
+    <w:p>
+      <w:pPr>
+        <w:spacing w:line="360" w:lineRule="auto"/>
+      </w:pPr>
+    </w:p>
+    <w:p>
+      <w:pPr>
+        <w:spacing w:line="360" w:lineRule="auto"/>
+      </w:pPr>
+      <w:r>
+        <w:t xml:space="preserve">A </w:t>
+      </w:r>
+      <w:proofErr w:type="spellStart"/>
+      <w:r>
+        <w:t>Streamlit</w:t>
+      </w:r>
+      <w:proofErr w:type="spellEnd"/>
+      <w:r>
+        <w:t xml:space="preserve"> web application successfully implemented the </w:t>
+      </w:r>
+      <w:proofErr w:type="spellStart"/>
+      <w:r>
+        <w:t>XGBoost</w:t>
+      </w:r>
+      <w:proofErr w:type="spellEnd"/>
+      <w:r>
+        <w:t xml:space="preserve"> concept. The tool is helpful for customer retention choices as it not only forecasts client attrition but also offers risk assessments and business suggestions.</w:t>
+      </w:r>
+    </w:p>
+    <w:p>
+      <w:pPr>
+        <w:spacing w:line="360" w:lineRule="auto"/>
+      </w:pPr>
+    </w:p>
+    <w:p>
+      <w:pPr>
+        <w:pStyle w:val="Heading2"/>
+      </w:pPr>
+      <w:bookmarkStart w:id="262" w:name="_Toc236801154"/>
+      <w:r>
+        <w:t>Suitability of Computational Intelligence for Customer Churn Prediction</w:t>
+      </w:r>
+      <w:bookmarkEnd w:id="262"/>
+    </w:p>
+    <w:p>
+      <w:pPr>
+        <w:spacing w:line="360" w:lineRule="auto"/>
+      </w:pPr>
+      <w:r>
+        <w:t xml:space="preserve">Customer churn depends on many factors such as customer details, service usage, contracts, and billing information. These relationships are complex and difficult to identify using traditional rule-based methods. </w:t>
+      </w:r>
+    </w:p>
+    <w:p>
+      <w:pPr>
+        <w:spacing w:line="360" w:lineRule="auto"/>
+      </w:pPr>
+    </w:p>
+    <w:p>
+      <w:pPr>
+        <w:spacing w:line="360" w:lineRule="auto"/>
+      </w:pPr>
+      <w:r>
+        <w:t xml:space="preserve">Computational intelligence techniques can learn patterns from historical data and make accurate predictions without manually creating rules. The results of this project show that ensemble models, especially </w:t>
+      </w:r>
+      <w:proofErr w:type="spellStart"/>
+      <w:r>
+        <w:t>XGBoost</w:t>
+      </w:r>
+      <w:proofErr w:type="spellEnd"/>
+      <w:r>
+        <w:t xml:space="preserve"> and </w:t>
+      </w:r>
+      <w:proofErr w:type="spellStart"/>
+      <w:r>
+        <w:t>HistGradientBoosting</w:t>
+      </w:r>
+      <w:proofErr w:type="spellEnd"/>
+      <w:r>
+        <w:t>, are well suited for customer churn prediction because they achieved high predictive performance.</w:t>
+      </w:r>
+    </w:p>
+    <w:p>
+      <w:pPr>
+        <w:spacing w:line="360" w:lineRule="auto"/>
+      </w:pPr>
+    </w:p>
+    <w:p>
+      <w:pPr>
+        <w:pStyle w:val="Heading2"/>
+      </w:pPr>
+      <w:bookmarkStart w:id="263" w:name="_Toc236801155"/>
+      <w:r>
+        <w:t>Comparison with Previous Research</w:t>
+      </w:r>
       <w:bookmarkEnd w:id="263"/>
     </w:p>
     <w:p>
       <w:pPr>
+        <w:spacing w:line="360" w:lineRule="auto"/>
+      </w:pPr>
+      <w:r>
+        <w:t xml:space="preserve">The results of this project are similar to previous studies reviewed in . Like earlier research, </w:t>
+      </w:r>
+      <w:proofErr w:type="spellStart"/>
+      <w:r>
+        <w:t>XGBoost</w:t>
+      </w:r>
+      <w:proofErr w:type="spellEnd"/>
+      <w:r>
+        <w:t xml:space="preserve"> produced one of the best prediction results among the evaluated models.</w:t>
+      </w:r>
+    </w:p>
+    <w:p>
+      <w:pPr>
+        <w:spacing w:line="360" w:lineRule="auto"/>
+      </w:pPr>
+    </w:p>
+    <w:p>
+      <w:pPr>
+        <w:spacing w:line="360" w:lineRule="auto"/>
+      </w:pPr>
+      <w:r>
+        <w:t xml:space="preserve"> The application makes the solution more useful for real-world usage by enabling users to monitor risk levels, estimate client attrition, and obtain business suggestions.</w:t>
+      </w:r>
+    </w:p>
+    <w:p>
+      <w:pPr>
+        <w:spacing w:line="360" w:lineRule="auto"/>
+      </w:pPr>
+    </w:p>
+    <w:p>
+      <w:pPr>
+        <w:spacing w:line="360" w:lineRule="auto"/>
+      </w:pPr>
+    </w:p>
+    <w:p>
+      <w:pPr>
+        <w:spacing w:line="360" w:lineRule="auto"/>
+      </w:pPr>
+    </w:p>
+    <w:p>
+      <w:pPr>
         <w:pStyle w:val="Heading2"/>
       </w:pPr>
-      <w:r>
-        <w:t xml:space="preserve"> </w:t>
-      </w:r>
-      <w:bookmarkStart w:id="264" w:name="_Toc236801153"/>
-      <w:r>
-        <w:t>Critical Evaluation of the Developed Model</w:t>
+      <w:bookmarkStart w:id="264" w:name="_Toc236801156"/>
+      <w:r>
+        <w:t>L</w:t>
+      </w:r>
+      <w:r>
+        <w:t>imitations of the Developed System</w:t>
       </w:r>
       <w:bookmarkEnd w:id="264"/>
-    </w:p>
-    <w:p>
-      <w:pPr>
-        <w:spacing w:line="360" w:lineRule="auto"/>
-      </w:pPr>
-      <w:proofErr w:type="spellStart"/>
-      <w:r>
-        <w:t>XGBoost</w:t>
-      </w:r>
-      <w:proofErr w:type="spellEnd"/>
-      <w:r>
-        <w:t xml:space="preserve"> was the best-performing model out of the five models that were assessed, with the greatest ROC-AUC score (0.9153).</w:t>
-      </w:r>
-    </w:p>
-    <w:p>
-      <w:pPr>
-        <w:spacing w:line="360" w:lineRule="auto"/>
-      </w:pPr>
-    </w:p>
-    <w:p>
-      <w:pPr>
-        <w:spacing w:line="360" w:lineRule="auto"/>
-      </w:pPr>
-      <w:r>
-        <w:t xml:space="preserve">Every model has advantages of its own. The highest recall was attained by logistic regression, while the highest F1-score was acquired by random forest. Additionally effective were the Stacking Classifier and </w:t>
-      </w:r>
-      <w:proofErr w:type="spellStart"/>
-      <w:r>
-        <w:t>HistGradientBoosting</w:t>
-      </w:r>
-      <w:proofErr w:type="spellEnd"/>
-      <w:r>
-        <w:t xml:space="preserve">. But when it came to accuracy, precision, recall, and ROC-AUC, </w:t>
-      </w:r>
-      <w:proofErr w:type="spellStart"/>
-      <w:r>
-        <w:t>XGBoost</w:t>
-      </w:r>
-      <w:proofErr w:type="spellEnd"/>
-      <w:r>
-        <w:t xml:space="preserve"> had the finest overall balance.</w:t>
-      </w:r>
-    </w:p>
-    <w:p>
-      <w:pPr>
-        <w:spacing w:line="360" w:lineRule="auto"/>
-      </w:pPr>
-    </w:p>
-    <w:p>
-      <w:pPr>
-        <w:spacing w:line="360" w:lineRule="auto"/>
-      </w:pPr>
-      <w:r>
-        <w:t xml:space="preserve">A </w:t>
-      </w:r>
-      <w:proofErr w:type="spellStart"/>
-      <w:r>
-        <w:t>Streamlit</w:t>
-      </w:r>
-      <w:proofErr w:type="spellEnd"/>
-      <w:r>
-        <w:t xml:space="preserve"> web application successfully implemented the </w:t>
-      </w:r>
-      <w:proofErr w:type="spellStart"/>
-      <w:r>
-        <w:t>XGBoost</w:t>
-      </w:r>
-      <w:proofErr w:type="spellEnd"/>
-      <w:r>
-        <w:t xml:space="preserve"> concept. The tool is helpful for customer retention choices as it not only forecasts client attrition but also offers risk assessments and business suggestions.</w:t>
-      </w:r>
-    </w:p>
-    <w:p>
-      <w:pPr>
-        <w:spacing w:line="360" w:lineRule="auto"/>
-      </w:pPr>
-    </w:p>
-    <w:p>
-      <w:pPr>
-        <w:pStyle w:val="Heading2"/>
-      </w:pPr>
-      <w:bookmarkStart w:id="265" w:name="_Toc236801154"/>
-      <w:r>
-        <w:t>Suitability of Computational Intelligence for Customer Churn Prediction</w:t>
-      </w:r>
-      <w:bookmarkEnd w:id="265"/>
-    </w:p>
-    <w:p>
-      <w:pPr>
-        <w:spacing w:line="360" w:lineRule="auto"/>
-      </w:pPr>
-      <w:r>
-        <w:t xml:space="preserve">Customer churn depends on many factors such as customer details, service usage, contracts, and billing information. These relationships are complex and difficult to identify using traditional rule-based methods. </w:t>
-      </w:r>
-    </w:p>
-    <w:p>
-      <w:pPr>
-        <w:spacing w:line="360" w:lineRule="auto"/>
-      </w:pPr>
-    </w:p>
-    <w:p>
-      <w:pPr>
-        <w:spacing w:line="360" w:lineRule="auto"/>
-      </w:pPr>
-      <w:r>
-        <w:t xml:space="preserve">Computational intelligence techniques can learn patterns from historical data and make accurate predictions without manually creating rules. The results of this project show that ensemble models, especially </w:t>
-      </w:r>
-      <w:proofErr w:type="spellStart"/>
-      <w:r>
-        <w:t>XGBoost</w:t>
-      </w:r>
-      <w:proofErr w:type="spellEnd"/>
-      <w:r>
-        <w:t xml:space="preserve"> and </w:t>
-      </w:r>
-      <w:proofErr w:type="spellStart"/>
-      <w:r>
-        <w:t>HistGradientBoosting</w:t>
-      </w:r>
-      <w:proofErr w:type="spellEnd"/>
-      <w:r>
-        <w:t>, are well suited for customer churn prediction because they achieved high predictive performance.</w:t>
-      </w:r>
-    </w:p>
-    <w:p>
-      <w:pPr>
-        <w:spacing w:line="360" w:lineRule="auto"/>
-      </w:pPr>
-    </w:p>
-    <w:p>
-      <w:pPr>
-        <w:pStyle w:val="Heading2"/>
-      </w:pPr>
-      <w:bookmarkStart w:id="266" w:name="_Toc236801155"/>
-      <w:r>
-        <w:t>Comparison with Previous Research</w:t>
-      </w:r>
-      <w:bookmarkEnd w:id="266"/>
-    </w:p>
-    <w:p>
-      <w:pPr>
-        <w:spacing w:line="360" w:lineRule="auto"/>
-      </w:pPr>
-      <w:r>
-        <w:t xml:space="preserve">The results of this project are </w:t>
-      </w:r>
-      <w:proofErr w:type="gramStart"/>
-      <w:r>
-        <w:t>similar to</w:t>
-      </w:r>
-      <w:proofErr w:type="gramEnd"/>
-      <w:r>
-        <w:t xml:space="preserve"> previous studies reviewed </w:t>
-      </w:r>
-      <w:proofErr w:type="gramStart"/>
-      <w:r>
-        <w:t>in .</w:t>
-      </w:r>
-      <w:proofErr w:type="gramEnd"/>
-      <w:r>
-        <w:t xml:space="preserve"> Like earlier research, </w:t>
-      </w:r>
-      <w:proofErr w:type="spellStart"/>
-      <w:r>
-        <w:t>XGBoost</w:t>
-      </w:r>
-      <w:proofErr w:type="spellEnd"/>
-      <w:r>
-        <w:t xml:space="preserve"> produced one of the best prediction results among the evaluated models.</w:t>
-      </w:r>
-    </w:p>
-    <w:p>
-      <w:pPr>
-        <w:spacing w:line="360" w:lineRule="auto"/>
-      </w:pPr>
-    </w:p>
-    <w:p>
-      <w:pPr>
-        <w:spacing w:line="360" w:lineRule="auto"/>
-      </w:pPr>
-      <w:r>
-        <w:t xml:space="preserve"> The application makes the solution more useful for real-world usage by enabling users to monitor risk levels, estimate client attrition, and obtain business suggestions.</w:t>
-      </w:r>
-    </w:p>
-    <w:p>
-      <w:pPr>
-        <w:spacing w:line="360" w:lineRule="auto"/>
-      </w:pPr>
-    </w:p>
-    <w:p>
-      <w:pPr>
-        <w:spacing w:line="360" w:lineRule="auto"/>
-      </w:pPr>
-    </w:p>
-    <w:p>
-      <w:pPr>
-        <w:spacing w:line="360" w:lineRule="auto"/>
-      </w:pPr>
-    </w:p>
-    <w:p>
-      <w:pPr>
-        <w:pStyle w:val="Heading2"/>
-      </w:pPr>
-      <w:bookmarkStart w:id="267" w:name="_Toc236801156"/>
-      <w:r>
-        <w:t>L</w:t>
-      </w:r>
-      <w:r>
-        <w:t>imitations of the Developed System</w:t>
-      </w:r>
-      <w:bookmarkEnd w:id="267"/>
     </w:p>
     <w:p>
       <w:pPr>
@@ -29450,11 +28596,11 @@
       <w:pPr>
         <w:pStyle w:val="Heading2"/>
       </w:pPr>
-      <w:bookmarkStart w:id="268" w:name="_Toc236801157"/>
+      <w:bookmarkStart w:id="265" w:name="_Toc236801157"/>
       <w:r>
         <w:t>Future Improvements</w:t>
       </w:r>
-      <w:bookmarkEnd w:id="268"/>
+      <w:bookmarkEnd w:id="265"/>
     </w:p>
     <w:p>
       <w:pPr>
@@ -29562,11 +28708,11 @@
       <w:pPr>
         <w:pStyle w:val="Heading2"/>
       </w:pPr>
-      <w:bookmarkStart w:id="269" w:name="_Toc236801158"/>
+      <w:bookmarkStart w:id="266" w:name="_Toc236801158"/>
       <w:r>
         <w:t>Summary</w:t>
       </w:r>
-      <w:bookmarkEnd w:id="269"/>
+      <w:bookmarkEnd w:id="266"/>
       <w:r>
         <w:t xml:space="preserve"> </w:t>
       </w:r>
@@ -29579,12 +28725,10 @@
         <w:t xml:space="preserve">This task assessed the created customer churn prediction system and found that computational intelligence is successful at forecasting customer </w:t>
       </w:r>
       <w:proofErr w:type="spellStart"/>
-      <w:proofErr w:type="gramStart"/>
       <w:r>
         <w:t>turnover.XGBoost</w:t>
       </w:r>
       <w:proofErr w:type="spellEnd"/>
-      <w:proofErr w:type="gramEnd"/>
       <w:r>
         <w:t xml:space="preserve"> was selected as the final model since it showed the highest overall performance. </w:t>
       </w:r>
@@ -29680,12 +28824,12 @@
         <w:pStyle w:val="Heading1"/>
         <w:spacing w:line="360" w:lineRule="auto"/>
       </w:pPr>
-      <w:bookmarkStart w:id="270" w:name="_Toc236801159"/>
+      <w:bookmarkStart w:id="267" w:name="_Toc236801159"/>
       <w:r>
         <w:lastRenderedPageBreak/>
         <w:t>Conclusion</w:t>
       </w:r>
-      <w:bookmarkEnd w:id="270"/>
+      <w:bookmarkEnd w:id="267"/>
       <w:r>
         <w:t xml:space="preserve"> </w:t>
       </w:r>
@@ -29753,15 +28897,7 @@
         <w:spacing w:line="360" w:lineRule="auto"/>
       </w:pPr>
       <w:r>
-        <w:t xml:space="preserve"> By evaluating several </w:t>
-      </w:r>
-      <w:proofErr w:type="gramStart"/>
-      <w:r>
-        <w:t>machine</w:t>
-      </w:r>
-      <w:proofErr w:type="gramEnd"/>
-      <w:r>
-        <w:t xml:space="preserve"> learning models, choosing the best algorithm, and implementing it in an intuitive web application, the project successfully met its goals. The results verify that computational intelligence methods are useful for predicting customer attrition and can help businesses make data-driven decisions and increase customer retention. Future improvements like automatic model retraining, explainable AI, and real-time database integration might boost the system's functionality and usefulness.</w:t>
+        <w:t xml:space="preserve"> By evaluating several machine learning models, choosing the best algorithm, and implementing it in an intuitive web application, the project successfully met its goals. The results verify that computational intelligence methods are useful for predicting customer attrition and can help businesses make data-driven decisions and increase customer retention. Future improvements like automatic model retraining, explainable AI, and real-time database integration might boost the system's functionality and usefulness.</w:t>
       </w:r>
     </w:p>
     <w:p>
@@ -29793,11 +28929,11 @@
       <w:pPr>
         <w:pStyle w:val="Heading1"/>
       </w:pPr>
-      <w:bookmarkStart w:id="271" w:name="_Toc236801160"/>
+      <w:bookmarkStart w:id="268" w:name="_Toc236801160"/>
       <w:r>
         <w:t>References</w:t>
       </w:r>
-      <w:bookmarkEnd w:id="271"/>
+      <w:bookmarkEnd w:id="268"/>
     </w:p>
     <w:p>
       <w:pPr>
@@ -29806,11 +28942,11 @@
       <w:r>
         <w:t xml:space="preserve"> </w:t>
       </w:r>
-      <w:bookmarkStart w:id="272" w:name="_Toc236801161"/>
+      <w:bookmarkStart w:id="269" w:name="_Toc236801161"/>
       <w:r>
         <w:t>literature review references</w:t>
       </w:r>
-      <w:bookmarkEnd w:id="272"/>
+      <w:bookmarkEnd w:id="269"/>
       <w:r>
         <w:t xml:space="preserve"> </w:t>
       </w:r>
@@ -29877,15 +29013,7 @@
         <w:t>Churn Prediction in Telecom Industry Using Machine Learning Algorithms with K-Best and Principal Component Analysis</w:t>
       </w:r>
       <w:r>
-        <w:t xml:space="preserve">. In: Applications </w:t>
-      </w:r>
-      <w:proofErr w:type="gramStart"/>
-      <w:r>
-        <w:t>of</w:t>
-      </w:r>
-      <w:proofErr w:type="gramEnd"/>
-      <w:r>
-        <w:t xml:space="preserve"> Artificial Intelligence in Engineering. Singapore: Springer, pp.499–507.</w:t>
+        <w:t>. In: Applications of Artificial Intelligence in Engineering. Singapore: Springer, pp.499–507.</w:t>
       </w:r>
       <w:r>
         <w:t xml:space="preserve"> </w:t>
@@ -30117,14 +29245,14 @@
           <w:rStyle w:val="Heading2Char"/>
         </w:rPr>
       </w:pPr>
-      <w:bookmarkStart w:id="273" w:name="_Toc236801162"/>
+      <w:bookmarkStart w:id="270" w:name="_Toc236801162"/>
       <w:r>
         <w:rPr>
           <w:rStyle w:val="Heading2Char"/>
         </w:rPr>
         <w:t>Data set link</w:t>
       </w:r>
-      <w:bookmarkEnd w:id="273"/>
+      <w:bookmarkEnd w:id="270"/>
     </w:p>
     <w:p>
       <w:pPr>
@@ -30153,6 +29281,47 @@
             <w:rStyle w:val="Hyperlink"/>
           </w:rPr>
           <w:t>https://www.kaggle.com/competitions/playground-series-s6e3</w:t>
+        </w:r>
+      </w:hyperlink>
+    </w:p>
+    <w:p/>
+    <w:p/>
+    <w:p/>
+    <w:p/>
+    <w:p/>
+    <w:p/>
+    <w:p/>
+    <w:p/>
+    <w:p/>
+    <w:p/>
+    <w:p/>
+    <w:p/>
+    <w:p/>
+    <w:p>
+      <w:r>
+        <w:lastRenderedPageBreak/>
+        <w:t>Appendix A – GitHub Repository</w:t>
+      </w:r>
+    </w:p>
+    <w:p/>
+    <w:p>
+      <w:r>
+        <w:t>The complete source code and implementation of the Customer Churn Prediction system are available on GitHub.</w:t>
+      </w:r>
+    </w:p>
+    <w:p/>
+    <w:p>
+      <w:r>
+        <w:t>Repository:</w:t>
+      </w:r>
+    </w:p>
+    <w:p>
+      <w:hyperlink r:id="rId38" w:history="1">
+        <w:r>
+          <w:rPr>
+            <w:rStyle w:val="Hyperlink"/>
+          </w:rPr>
+          <w:t>https://github.com/darkreverse-manipulator/Customer-Churn-Prediction</w:t>
         </w:r>
       </w:hyperlink>
     </w:p>
@@ -33336,6 +32505,7 @@
   <w:style w:type="character" w:default="1" w:styleId="DefaultParagraphFont">
     <w:name w:val="Default Paragraph Font"/>
     <w:uiPriority w:val="1"/>
+    <w:semiHidden/>
     <w:unhideWhenUsed/>
   </w:style>
   <w:style w:type="table" w:default="1" w:styleId="TableNormal">
